--- a/6-过程管理/事件工单/项目业务关闭时，因流程驳回产生的异常“僵尸预占”无法自动释放，导致系统校验失败--问题单.docx
+++ b/6-过程管理/事件工单/项目业务关闭时，因流程驳回产生的异常“僵尸预占”无法自动释放，导致系统校验失败--问题单.docx
@@ -1,21 +1,21 @@
 
 <file path=word/document.xml><?xml version="1.0" encoding="utf-8"?>
-<w:document xmlns:wpc="http://schemas.microsoft.com/office/word/2010/wordprocessingCanvas" xmlns:mc="http://schemas.openxmlformats.org/markup-compatibility/2006" xmlns:o="urn:schemas-microsoft-com:office:office" xmlns:r="http://schemas.openxmlformats.org/officeDocument/2006/relationships" xmlns:m="http://schemas.openxmlformats.org/officeDocument/2006/math" xmlns:v="urn:schemas-microsoft-com:vml" xmlns:wp14="http://schemas.microsoft.com/office/word/2010/wordprocessingDrawing" xmlns:wp="http://schemas.openxmlformats.org/drawingml/2006/wordprocessingDrawing" xmlns:w="http://schemas.openxmlformats.org/wordprocessingml/2006/main" xmlns:w14="http://schemas.microsoft.com/office/word/2010/wordml" xmlns:w10="urn:schemas-microsoft-com:office:word" xmlns:w15="http://schemas.microsoft.com/office/word/2012/wordml" xmlns:wpg="http://schemas.microsoft.com/office/word/2010/wordprocessingGroup" xmlns:wpi="http://schemas.microsoft.com/office/word/2010/wordprocessingInk" xmlns:wne="http://schemas.microsoft.com/office/word/2006/wordml" xmlns:wps="http://schemas.microsoft.com/office/word/2010/wordprocessingShape" xmlns:wpsCustomData="http://www.wps.cn/officeDocument/2013/wpsCustomData" mc:Ignorable="w14 w15 wp14">
+<w:document xmlns:wpc="http://schemas.microsoft.com/office/word/2010/wordprocessingCanvas" xmlns:mc="http://schemas.openxmlformats.org/markup-compatibility/2006" xmlns:o="urn:schemas-microsoft-com:office:office" xmlns:r="http://schemas.openxmlformats.org/officeDocument/2006/relationships" xmlns:m="http://schemas.openxmlformats.org/officeDocument/2006/math" xmlns:v="urn:schemas-microsoft-com:vml" xmlns:wp14="http://schemas.microsoft.com/office/word/2010/wordprocessingDrawing" xmlns:wp="http://schemas.openxmlformats.org/drawingml/2006/wordprocessingDrawing" xmlns:w10="urn:schemas-microsoft-com:office:word" xmlns:w="http://schemas.openxmlformats.org/wordprocessingml/2006/main" xmlns:w14="http://schemas.microsoft.com/office/word/2010/wordml" xmlns:w15="http://schemas.microsoft.com/office/word/2012/wordml" xmlns:wne="http://schemas.microsoft.com/office/word/2006/wordml" xmlns:wpg="http://schemas.microsoft.com/office/word/2010/wordprocessingGroup" xmlns:wpi="http://schemas.microsoft.com/office/word/2010/wordprocessingInk" xmlns:wps="http://schemas.microsoft.com/office/word/2010/wordprocessingShape" mc:Ignorable="w14 w15 wp14">
+  <!-- Generated by Aspose.Words for .NET 13.3.0.1 -->
   <w:body>
     <w:tbl>
       <w:tblPr>
         <w:tblW w:w="8522" w:type="dxa"/>
         <w:jc w:val="center"/>
         <w:tblBorders>
-          <w:top w:val="single" w:color="auto" w:sz="4" w:space="0"/>
-          <w:left w:val="single" w:color="auto" w:sz="4" w:space="0"/>
-          <w:bottom w:val="single" w:color="auto" w:sz="4" w:space="0"/>
-          <w:right w:val="single" w:color="auto" w:sz="4" w:space="0"/>
-          <w:insideH w:val="single" w:color="auto" w:sz="4" w:space="0"/>
-          <w:insideV w:val="single" w:color="auto" w:sz="4" w:space="0"/>
+          <w:top w:val="single" w:sz="4" w:space="0" w:color="auto"/>
+          <w:left w:val="single" w:sz="4" w:space="0" w:color="auto"/>
+          <w:bottom w:val="single" w:sz="4" w:space="0" w:color="auto"/>
+          <w:right w:val="single" w:sz="4" w:space="0" w:color="auto"/>
+          <w:insideH w:val="single" w:sz="4" w:space="0" w:color="auto"/>
+          <w:insideV w:val="single" w:sz="4" w:space="0" w:color="auto"/>
         </w:tblBorders>
         <w:shd w:val="clear" w:color="auto" w:fill="auto"/>
-        <w:tblLayout w:type="autofit"/>
         <w:tblCellMar>
           <w:top w:w="15" w:type="dxa"/>
           <w:left w:w="15" w:type="dxa"/>
@@ -29,14 +29,17 @@
       </w:tblGrid>
       <w:tr>
         <w:tblPrEx>
+          <w:tblW w:w="8522" w:type="dxa"/>
+          <w:jc w:val="center"/>
           <w:tblBorders>
-            <w:top w:val="single" w:color="auto" w:sz="4" w:space="0"/>
-            <w:left w:val="single" w:color="auto" w:sz="4" w:space="0"/>
-            <w:bottom w:val="single" w:color="auto" w:sz="4" w:space="0"/>
-            <w:right w:val="single" w:color="auto" w:sz="4" w:space="0"/>
-            <w:insideH w:val="single" w:color="auto" w:sz="4" w:space="0"/>
-            <w:insideV w:val="single" w:color="auto" w:sz="4" w:space="0"/>
+            <w:top w:val="single" w:sz="4" w:space="0" w:color="auto"/>
+            <w:left w:val="single" w:sz="4" w:space="0" w:color="auto"/>
+            <w:bottom w:val="single" w:sz="4" w:space="0" w:color="auto"/>
+            <w:right w:val="single" w:sz="4" w:space="0" w:color="auto"/>
+            <w:insideH w:val="single" w:sz="4" w:space="0" w:color="auto"/>
+            <w:insideV w:val="single" w:sz="4" w:space="0" w:color="auto"/>
           </w:tblBorders>
+          <w:shd w:val="clear" w:color="auto" w:fill="auto"/>
           <w:tblCellMar>
             <w:top w:w="15" w:type="dxa"/>
             <w:left w:w="15" w:type="dxa"/>
@@ -45,7 +48,7 @@
           </w:tblCellMar>
         </w:tblPrEx>
         <w:trPr>
-          <w:trHeight w:val="0" w:hRule="atLeast"/>
+          <w:trHeight w:val="0"/>
           <w:tblHeader/>
           <w:jc w:val="center"/>
         </w:trPr>
@@ -53,10 +56,10 @@
           <w:tcPr>
             <w:tcW w:w="985" w:type="dxa"/>
             <w:tcBorders>
-              <w:top w:val="single" w:color="auto" w:sz="12" w:space="0"/>
-              <w:left w:val="single" w:color="auto" w:sz="12" w:space="0"/>
-              <w:bottom w:val="single" w:color="auto" w:sz="4" w:space="0"/>
-              <w:right w:val="single" w:color="auto" w:sz="4" w:space="0"/>
+              <w:top w:val="single" w:sz="12" w:space="0" w:color="auto"/>
+              <w:left w:val="single" w:sz="12" w:space="0" w:color="auto"/>
+              <w:bottom w:val="single" w:sz="4" w:space="0" w:color="auto"/>
+              <w:right w:val="single" w:sz="4" w:space="0" w:color="auto"/>
             </w:tcBorders>
             <w:shd w:val="clear" w:color="auto" w:fill="auto"/>
             <w:tcMar>
@@ -75,10 +78,10 @@
               <w:suppressLineNumbers w:val="0"/>
               <w:snapToGrid w:val="0"/>
               <w:spacing w:line="240" w:lineRule="auto"/>
-              <w:ind w:left="0" w:leftChars="0" w:right="0" w:rightChars="0" w:firstLine="0" w:firstLineChars="0"/>
+              <w:ind w:left="0" w:right="0" w:firstLine="0" w:leftChars="0" w:rightChars="0" w:firstLineChars="0"/>
               <w:jc w:val="center"/>
               <w:rPr>
-                <w:rFonts w:ascii="Segoe UI" w:hAnsi="Segoe UI" w:eastAsia="Segoe UI" w:cs="Segoe UI"/>
+                <w:rFonts w:ascii="Segoe UI" w:eastAsia="Segoe UI" w:hAnsi="Segoe UI" w:cs="Segoe UI"/>
                 <w:b/>
                 <w:i w:val="0"/>
                 <w:iCs w:val="0"/>
@@ -91,7 +94,7 @@
             </w:pPr>
             <w:r>
               <w:rPr>
-                <w:rFonts w:hint="default" w:ascii="Segoe UI" w:hAnsi="Segoe UI" w:eastAsia="Segoe UI" w:cs="Segoe UI"/>
+                <w:rFonts w:ascii="Segoe UI" w:eastAsia="Segoe UI" w:hAnsi="Segoe UI" w:cs="Segoe UI" w:hint="default"/>
                 <w:b/>
                 <w:i w:val="0"/>
                 <w:iCs w:val="0"/>
@@ -102,8 +105,8 @@
                 <w:kern w:val="0"/>
                 <w:sz w:val="18"/>
                 <w:szCs w:val="18"/>
-                <w:bdr w:val="none" w:color="auto" w:sz="0" w:space="0"/>
-                <w:lang w:val="en-US" w:eastAsia="zh-CN" w:bidi="ar"/>
+                <w:bdr w:val="nil"/>
+                <w:lang w:val="en-US" w:eastAsia="zh-CN"/>
               </w:rPr>
               <w:t>项目</w:t>
             </w:r>
@@ -113,10 +116,10 @@
           <w:tcPr>
             <w:tcW w:w="7537" w:type="dxa"/>
             <w:tcBorders>
-              <w:top w:val="single" w:color="auto" w:sz="12" w:space="0"/>
-              <w:left w:val="single" w:color="auto" w:sz="4" w:space="0"/>
-              <w:bottom w:val="single" w:color="auto" w:sz="4" w:space="0"/>
-              <w:right w:val="single" w:color="auto" w:sz="12" w:space="0"/>
+              <w:top w:val="single" w:sz="12" w:space="0" w:color="auto"/>
+              <w:left w:val="single" w:sz="4" w:space="0" w:color="auto"/>
+              <w:bottom w:val="single" w:sz="4" w:space="0" w:color="auto"/>
+              <w:right w:val="single" w:sz="12" w:space="0" w:color="auto"/>
             </w:tcBorders>
             <w:shd w:val="clear" w:color="auto" w:fill="auto"/>
             <w:tcMar>
@@ -135,10 +138,10 @@
               <w:suppressLineNumbers w:val="0"/>
               <w:snapToGrid w:val="0"/>
               <w:spacing w:line="240" w:lineRule="auto"/>
-              <w:ind w:left="0" w:leftChars="0" w:right="0" w:rightChars="0" w:firstLine="0" w:firstLineChars="0"/>
+              <w:ind w:left="0" w:right="0" w:firstLine="0" w:leftChars="0" w:rightChars="0" w:firstLineChars="0"/>
               <w:jc w:val="center"/>
               <w:rPr>
-                <w:rFonts w:hint="default" w:ascii="Segoe UI" w:hAnsi="Segoe UI" w:eastAsia="Segoe UI" w:cs="Segoe UI"/>
+                <w:rFonts w:ascii="Segoe UI" w:eastAsia="Segoe UI" w:hAnsi="Segoe UI" w:cs="Segoe UI" w:hint="default"/>
                 <w:b/>
                 <w:i w:val="0"/>
                 <w:iCs w:val="0"/>
@@ -151,7 +154,7 @@
             </w:pPr>
             <w:r>
               <w:rPr>
-                <w:rFonts w:hint="default" w:ascii="Segoe UI" w:hAnsi="Segoe UI" w:eastAsia="Segoe UI" w:cs="Segoe UI"/>
+                <w:rFonts w:ascii="Segoe UI" w:eastAsia="Segoe UI" w:hAnsi="Segoe UI" w:cs="Segoe UI" w:hint="default"/>
                 <w:b/>
                 <w:i w:val="0"/>
                 <w:iCs w:val="0"/>
@@ -162,8 +165,8 @@
                 <w:kern w:val="0"/>
                 <w:sz w:val="18"/>
                 <w:szCs w:val="18"/>
-                <w:bdr w:val="none" w:color="auto" w:sz="0" w:space="0"/>
-                <w:lang w:val="en-US" w:eastAsia="zh-CN" w:bidi="ar"/>
+                <w:bdr w:val="nil"/>
+                <w:lang w:val="en-US" w:eastAsia="zh-CN"/>
               </w:rPr>
               <w:t>内容</w:t>
             </w:r>
@@ -172,14 +175,8 @@
       </w:tr>
       <w:tr>
         <w:tblPrEx>
-          <w:tblBorders>
-            <w:top w:val="single" w:color="auto" w:sz="4" w:space="0"/>
-            <w:left w:val="single" w:color="auto" w:sz="4" w:space="0"/>
-            <w:bottom w:val="single" w:color="auto" w:sz="4" w:space="0"/>
-            <w:right w:val="single" w:color="auto" w:sz="4" w:space="0"/>
-            <w:insideH w:val="single" w:color="auto" w:sz="4" w:space="0"/>
-            <w:insideV w:val="single" w:color="auto" w:sz="4" w:space="0"/>
-          </w:tblBorders>
+          <w:tblW w:w="8522" w:type="dxa"/>
+          <w:jc w:val="center"/>
           <w:shd w:val="clear" w:color="auto" w:fill="auto"/>
           <w:tblCellMar>
             <w:top w:w="15" w:type="dxa"/>
@@ -189,17 +186,17 @@
           </w:tblCellMar>
         </w:tblPrEx>
         <w:trPr>
-          <w:trHeight w:val="0" w:hRule="atLeast"/>
+          <w:trHeight w:val="0"/>
           <w:jc w:val="center"/>
         </w:trPr>
         <w:tc>
           <w:tcPr>
             <w:tcW w:w="985" w:type="dxa"/>
             <w:tcBorders>
-              <w:top w:val="single" w:color="auto" w:sz="4" w:space="0"/>
-              <w:left w:val="single" w:color="auto" w:sz="12" w:space="0"/>
-              <w:bottom w:val="single" w:color="auto" w:sz="4" w:space="0"/>
-              <w:right w:val="single" w:color="auto" w:sz="4" w:space="0"/>
+              <w:top w:val="single" w:sz="4" w:space="0" w:color="auto"/>
+              <w:left w:val="single" w:sz="12" w:space="0" w:color="auto"/>
+              <w:bottom w:val="single" w:sz="4" w:space="0" w:color="auto"/>
+              <w:right w:val="single" w:sz="4" w:space="0" w:color="auto"/>
             </w:tcBorders>
             <w:shd w:val="clear" w:color="auto" w:fill="auto"/>
             <w:tcMar>
@@ -218,10 +215,10 @@
               <w:suppressLineNumbers w:val="0"/>
               <w:snapToGrid w:val="0"/>
               <w:spacing w:line="240" w:lineRule="auto"/>
-              <w:ind w:left="0" w:leftChars="0" w:right="0" w:rightChars="0" w:firstLine="0" w:firstLineChars="0"/>
+              <w:ind w:left="0" w:right="0" w:firstLine="0" w:leftChars="0" w:rightChars="0" w:firstLineChars="0"/>
               <w:jc w:val="left"/>
               <w:rPr>
-                <w:rFonts w:hint="default" w:ascii="Segoe UI" w:hAnsi="Segoe UI" w:eastAsia="Segoe UI" w:cs="Segoe UI"/>
+                <w:rFonts w:ascii="Segoe UI" w:eastAsia="Segoe UI" w:hAnsi="Segoe UI" w:cs="Segoe UI" w:hint="default"/>
                 <w:i w:val="0"/>
                 <w:iCs w:val="0"/>
                 <w:caps w:val="0"/>
@@ -233,8 +230,8 @@
             </w:pPr>
             <w:r>
               <w:rPr>
-                <w:rStyle w:val="4"/>
-                <w:rFonts w:hint="default" w:ascii="Segoe UI" w:hAnsi="Segoe UI" w:eastAsia="Segoe UI" w:cs="Segoe UI"/>
+                <w:rStyle w:val="Strong"/>
+                <w:rFonts w:ascii="Segoe UI" w:eastAsia="Segoe UI" w:hAnsi="Segoe UI" w:cs="Segoe UI" w:hint="default"/>
                 <w:b/>
                 <w:bCs/>
                 <w:i w:val="0"/>
@@ -246,8 +243,8 @@
                 <w:kern w:val="0"/>
                 <w:sz w:val="18"/>
                 <w:szCs w:val="18"/>
-                <w:bdr w:val="none" w:color="auto" w:sz="0" w:space="0"/>
-                <w:lang w:val="en-US" w:eastAsia="zh-CN" w:bidi="ar"/>
+                <w:bdr w:val="nil"/>
+                <w:lang w:val="en-US" w:eastAsia="zh-CN"/>
               </w:rPr>
               <w:t>服务类别</w:t>
             </w:r>
@@ -257,10 +254,10 @@
           <w:tcPr>
             <w:tcW w:w="7537" w:type="dxa"/>
             <w:tcBorders>
-              <w:top w:val="single" w:color="auto" w:sz="4" w:space="0"/>
-              <w:left w:val="single" w:color="auto" w:sz="4" w:space="0"/>
-              <w:bottom w:val="single" w:color="auto" w:sz="4" w:space="0"/>
-              <w:right w:val="single" w:color="auto" w:sz="12" w:space="0"/>
+              <w:top w:val="single" w:sz="4" w:space="0" w:color="auto"/>
+              <w:left w:val="single" w:sz="4" w:space="0" w:color="auto"/>
+              <w:bottom w:val="single" w:sz="4" w:space="0" w:color="auto"/>
+              <w:right w:val="single" w:sz="12" w:space="0" w:color="auto"/>
             </w:tcBorders>
             <w:shd w:val="clear" w:color="auto" w:fill="auto"/>
             <w:tcMar>
@@ -279,10 +276,10 @@
               <w:suppressLineNumbers w:val="0"/>
               <w:snapToGrid w:val="0"/>
               <w:spacing w:line="240" w:lineRule="auto"/>
-              <w:ind w:left="0" w:leftChars="0" w:right="0" w:rightChars="0" w:firstLine="0" w:firstLineChars="0"/>
+              <w:ind w:left="0" w:right="0" w:firstLine="0" w:leftChars="0" w:rightChars="0" w:firstLineChars="0"/>
               <w:jc w:val="left"/>
               <w:rPr>
-                <w:rFonts w:hint="default" w:ascii="Segoe UI" w:hAnsi="Segoe UI" w:eastAsia="Segoe UI" w:cs="Segoe UI"/>
+                <w:rFonts w:ascii="Segoe UI" w:eastAsia="Segoe UI" w:hAnsi="Segoe UI" w:cs="Segoe UI" w:hint="default"/>
                 <w:i w:val="0"/>
                 <w:iCs w:val="0"/>
                 <w:caps w:val="0"/>
@@ -294,25 +291,25 @@
             </w:pPr>
             <w:r>
               <w:rPr>
-                <w:rFonts w:hint="default" w:ascii="Segoe UI" w:hAnsi="Segoe UI" w:eastAsia="Segoe UI" w:cs="Segoe UI"/>
-                <w:i w:val="0"/>
-                <w:iCs w:val="0"/>
-                <w:caps w:val="0"/>
-                <w:snapToGrid w:val="0"/>
-                <w:color w:val="000000"/>
-                <w:spacing w:val="0"/>
-                <w:kern w:val="0"/>
-                <w:sz w:val="18"/>
-                <w:szCs w:val="18"/>
-                <w:bdr w:val="none" w:color="auto" w:sz="0" w:space="0"/>
-                <w:lang w:val="en-US" w:eastAsia="zh-CN" w:bidi="ar"/>
+                <w:rFonts w:ascii="Segoe UI" w:eastAsia="Segoe UI" w:hAnsi="Segoe UI" w:cs="Segoe UI" w:hint="default"/>
+                <w:i w:val="0"/>
+                <w:iCs w:val="0"/>
+                <w:caps w:val="0"/>
+                <w:snapToGrid w:val="0"/>
+                <w:color w:val="000000"/>
+                <w:spacing w:val="0"/>
+                <w:kern w:val="0"/>
+                <w:sz w:val="18"/>
+                <w:szCs w:val="18"/>
+                <w:bdr w:val="nil"/>
+                <w:lang w:val="en-US" w:eastAsia="zh-CN"/>
               </w:rPr>
               <w:t>□ 事件管理 ☑ </w:t>
             </w:r>
             <w:r>
               <w:rPr>
-                <w:rStyle w:val="4"/>
-                <w:rFonts w:hint="default" w:ascii="Segoe UI" w:hAnsi="Segoe UI" w:eastAsia="Segoe UI" w:cs="Segoe UI"/>
+                <w:rStyle w:val="Strong"/>
+                <w:rFonts w:ascii="Segoe UI" w:eastAsia="Segoe UI" w:hAnsi="Segoe UI" w:cs="Segoe UI" w:hint="default"/>
                 <w:b/>
                 <w:bCs/>
                 <w:i w:val="0"/>
@@ -324,25 +321,25 @@
                 <w:kern w:val="0"/>
                 <w:sz w:val="18"/>
                 <w:szCs w:val="18"/>
-                <w:bdr w:val="none" w:color="auto" w:sz="0" w:space="0"/>
-                <w:lang w:val="en-US" w:eastAsia="zh-CN" w:bidi="ar"/>
+                <w:bdr w:val="nil"/>
+                <w:lang w:val="en-US" w:eastAsia="zh-CN"/>
               </w:rPr>
               <w:t>问题管理</w:t>
             </w:r>
             <w:r>
               <w:rPr>
-                <w:rFonts w:hint="default" w:ascii="Segoe UI" w:hAnsi="Segoe UI" w:eastAsia="Segoe UI" w:cs="Segoe UI"/>
-                <w:i w:val="0"/>
-                <w:iCs w:val="0"/>
-                <w:caps w:val="0"/>
-                <w:snapToGrid w:val="0"/>
-                <w:color w:val="000000"/>
-                <w:spacing w:val="0"/>
-                <w:kern w:val="0"/>
-                <w:sz w:val="18"/>
-                <w:szCs w:val="18"/>
-                <w:bdr w:val="none" w:color="auto" w:sz="0" w:space="0"/>
-                <w:lang w:val="en-US" w:eastAsia="zh-CN" w:bidi="ar"/>
+                <w:rFonts w:ascii="Segoe UI" w:eastAsia="Segoe UI" w:hAnsi="Segoe UI" w:cs="Segoe UI" w:hint="default"/>
+                <w:i w:val="0"/>
+                <w:iCs w:val="0"/>
+                <w:caps w:val="0"/>
+                <w:snapToGrid w:val="0"/>
+                <w:color w:val="000000"/>
+                <w:spacing w:val="0"/>
+                <w:kern w:val="0"/>
+                <w:sz w:val="18"/>
+                <w:szCs w:val="18"/>
+                <w:bdr w:val="nil"/>
+                <w:lang w:val="en-US" w:eastAsia="zh-CN"/>
               </w:rPr>
               <w:t> □ 变更管理</w:t>
             </w:r>
@@ -351,14 +348,8 @@
       </w:tr>
       <w:tr>
         <w:tblPrEx>
-          <w:tblBorders>
-            <w:top w:val="single" w:color="auto" w:sz="4" w:space="0"/>
-            <w:left w:val="single" w:color="auto" w:sz="4" w:space="0"/>
-            <w:bottom w:val="single" w:color="auto" w:sz="4" w:space="0"/>
-            <w:right w:val="single" w:color="auto" w:sz="4" w:space="0"/>
-            <w:insideH w:val="single" w:color="auto" w:sz="4" w:space="0"/>
-            <w:insideV w:val="single" w:color="auto" w:sz="4" w:space="0"/>
-          </w:tblBorders>
+          <w:tblW w:w="8522" w:type="dxa"/>
+          <w:jc w:val="center"/>
           <w:shd w:val="clear" w:color="auto" w:fill="auto"/>
           <w:tblCellMar>
             <w:top w:w="15" w:type="dxa"/>
@@ -368,17 +359,17 @@
           </w:tblCellMar>
         </w:tblPrEx>
         <w:trPr>
-          <w:trHeight w:val="0" w:hRule="atLeast"/>
+          <w:trHeight w:val="0"/>
           <w:jc w:val="center"/>
         </w:trPr>
         <w:tc>
           <w:tcPr>
             <w:tcW w:w="985" w:type="dxa"/>
             <w:tcBorders>
-              <w:top w:val="single" w:color="auto" w:sz="4" w:space="0"/>
-              <w:left w:val="single" w:color="auto" w:sz="12" w:space="0"/>
-              <w:bottom w:val="single" w:color="auto" w:sz="4" w:space="0"/>
-              <w:right w:val="single" w:color="auto" w:sz="4" w:space="0"/>
+              <w:top w:val="single" w:sz="4" w:space="0" w:color="auto"/>
+              <w:left w:val="single" w:sz="12" w:space="0" w:color="auto"/>
+              <w:bottom w:val="single" w:sz="4" w:space="0" w:color="auto"/>
+              <w:right w:val="single" w:sz="4" w:space="0" w:color="auto"/>
             </w:tcBorders>
             <w:shd w:val="clear" w:color="auto" w:fill="auto"/>
             <w:tcMar>
@@ -397,10 +388,10 @@
               <w:suppressLineNumbers w:val="0"/>
               <w:snapToGrid w:val="0"/>
               <w:spacing w:line="240" w:lineRule="auto"/>
-              <w:ind w:left="0" w:leftChars="0" w:right="0" w:rightChars="0" w:firstLine="0" w:firstLineChars="0"/>
+              <w:ind w:left="0" w:right="0" w:firstLine="0" w:leftChars="0" w:rightChars="0" w:firstLineChars="0"/>
               <w:jc w:val="left"/>
               <w:rPr>
-                <w:rFonts w:hint="default" w:ascii="Segoe UI" w:hAnsi="Segoe UI" w:eastAsia="Segoe UI" w:cs="Segoe UI"/>
+                <w:rFonts w:ascii="Segoe UI" w:eastAsia="Segoe UI" w:hAnsi="Segoe UI" w:cs="Segoe UI" w:hint="default"/>
                 <w:i w:val="0"/>
                 <w:iCs w:val="0"/>
                 <w:caps w:val="0"/>
@@ -412,8 +403,8 @@
             </w:pPr>
             <w:r>
               <w:rPr>
-                <w:rStyle w:val="4"/>
-                <w:rFonts w:hint="default" w:ascii="Segoe UI" w:hAnsi="Segoe UI" w:eastAsia="Segoe UI" w:cs="Segoe UI"/>
+                <w:rStyle w:val="Strong"/>
+                <w:rFonts w:ascii="Segoe UI" w:eastAsia="Segoe UI" w:hAnsi="Segoe UI" w:cs="Segoe UI" w:hint="default"/>
                 <w:b/>
                 <w:bCs/>
                 <w:i w:val="0"/>
@@ -425,8 +416,8 @@
                 <w:kern w:val="0"/>
                 <w:sz w:val="18"/>
                 <w:szCs w:val="18"/>
-                <w:bdr w:val="none" w:color="auto" w:sz="0" w:space="0"/>
-                <w:lang w:val="en-US" w:eastAsia="zh-CN" w:bidi="ar"/>
+                <w:bdr w:val="nil"/>
+                <w:lang w:val="en-US" w:eastAsia="zh-CN"/>
               </w:rPr>
               <w:t>问题标题</w:t>
             </w:r>
@@ -436,10 +427,10 @@
           <w:tcPr>
             <w:tcW w:w="7537" w:type="dxa"/>
             <w:tcBorders>
-              <w:top w:val="single" w:color="auto" w:sz="4" w:space="0"/>
-              <w:left w:val="single" w:color="auto" w:sz="4" w:space="0"/>
-              <w:bottom w:val="single" w:color="auto" w:sz="4" w:space="0"/>
-              <w:right w:val="single" w:color="auto" w:sz="12" w:space="0"/>
+              <w:top w:val="single" w:sz="4" w:space="0" w:color="auto"/>
+              <w:left w:val="single" w:sz="4" w:space="0" w:color="auto"/>
+              <w:bottom w:val="single" w:sz="4" w:space="0" w:color="auto"/>
+              <w:right w:val="single" w:sz="12" w:space="0" w:color="auto"/>
             </w:tcBorders>
             <w:shd w:val="clear" w:color="auto" w:fill="auto"/>
             <w:tcMar>
@@ -458,10 +449,10 @@
               <w:suppressLineNumbers w:val="0"/>
               <w:snapToGrid w:val="0"/>
               <w:spacing w:line="240" w:lineRule="auto"/>
-              <w:ind w:left="0" w:leftChars="0" w:right="0" w:rightChars="0" w:firstLine="0" w:firstLineChars="0"/>
+              <w:ind w:left="0" w:right="0" w:firstLine="0" w:leftChars="0" w:rightChars="0" w:firstLineChars="0"/>
               <w:jc w:val="left"/>
               <w:rPr>
-                <w:rFonts w:hint="default" w:ascii="Segoe UI" w:hAnsi="Segoe UI" w:eastAsia="Segoe UI" w:cs="Segoe UI"/>
+                <w:rFonts w:ascii="Segoe UI" w:eastAsia="Segoe UI" w:hAnsi="Segoe UI" w:cs="Segoe UI" w:hint="default"/>
                 <w:i w:val="0"/>
                 <w:iCs w:val="0"/>
                 <w:caps w:val="0"/>
@@ -473,18 +464,18 @@
             </w:pPr>
             <w:r>
               <w:rPr>
-                <w:rFonts w:hint="default" w:ascii="Segoe UI" w:hAnsi="Segoe UI" w:eastAsia="Segoe UI" w:cs="Segoe UI"/>
-                <w:i w:val="0"/>
-                <w:iCs w:val="0"/>
-                <w:caps w:val="0"/>
-                <w:snapToGrid w:val="0"/>
-                <w:color w:val="000000"/>
-                <w:spacing w:val="0"/>
-                <w:kern w:val="0"/>
-                <w:sz w:val="18"/>
-                <w:szCs w:val="18"/>
-                <w:bdr w:val="none" w:color="auto" w:sz="0" w:space="0"/>
-                <w:lang w:val="en-US" w:eastAsia="zh-CN" w:bidi="ar"/>
+                <w:rFonts w:ascii="Segoe UI" w:eastAsia="Segoe UI" w:hAnsi="Segoe UI" w:cs="Segoe UI" w:hint="default"/>
+                <w:i w:val="0"/>
+                <w:iCs w:val="0"/>
+                <w:caps w:val="0"/>
+                <w:snapToGrid w:val="0"/>
+                <w:color w:val="000000"/>
+                <w:spacing w:val="0"/>
+                <w:kern w:val="0"/>
+                <w:sz w:val="18"/>
+                <w:szCs w:val="18"/>
+                <w:bdr w:val="nil"/>
+                <w:lang w:val="en-US" w:eastAsia="zh-CN"/>
               </w:rPr>
               <w:t>项目业务关闭时，因流程驳回产生的异常“僵尸预占”无法自动释放，导致系统校验失败</w:t>
             </w:r>
@@ -493,14 +484,8 @@
       </w:tr>
       <w:tr>
         <w:tblPrEx>
-          <w:tblBorders>
-            <w:top w:val="single" w:color="auto" w:sz="4" w:space="0"/>
-            <w:left w:val="single" w:color="auto" w:sz="4" w:space="0"/>
-            <w:bottom w:val="single" w:color="auto" w:sz="4" w:space="0"/>
-            <w:right w:val="single" w:color="auto" w:sz="4" w:space="0"/>
-            <w:insideH w:val="single" w:color="auto" w:sz="4" w:space="0"/>
-            <w:insideV w:val="single" w:color="auto" w:sz="4" w:space="0"/>
-          </w:tblBorders>
+          <w:tblW w:w="8522" w:type="dxa"/>
+          <w:jc w:val="center"/>
           <w:shd w:val="clear" w:color="auto" w:fill="auto"/>
           <w:tblCellMar>
             <w:top w:w="15" w:type="dxa"/>
@@ -510,17 +495,17 @@
           </w:tblCellMar>
         </w:tblPrEx>
         <w:trPr>
-          <w:trHeight w:val="0" w:hRule="atLeast"/>
+          <w:trHeight w:val="0"/>
           <w:jc w:val="center"/>
         </w:trPr>
         <w:tc>
           <w:tcPr>
             <w:tcW w:w="985" w:type="dxa"/>
             <w:tcBorders>
-              <w:top w:val="single" w:color="auto" w:sz="4" w:space="0"/>
-              <w:left w:val="single" w:color="auto" w:sz="12" w:space="0"/>
-              <w:bottom w:val="single" w:color="auto" w:sz="4" w:space="0"/>
-              <w:right w:val="single" w:color="auto" w:sz="4" w:space="0"/>
+              <w:top w:val="single" w:sz="4" w:space="0" w:color="auto"/>
+              <w:left w:val="single" w:sz="12" w:space="0" w:color="auto"/>
+              <w:bottom w:val="single" w:sz="4" w:space="0" w:color="auto"/>
+              <w:right w:val="single" w:sz="4" w:space="0" w:color="auto"/>
             </w:tcBorders>
             <w:shd w:val="clear" w:color="auto" w:fill="auto"/>
             <w:tcMar>
@@ -539,10 +524,10 @@
               <w:suppressLineNumbers w:val="0"/>
               <w:snapToGrid w:val="0"/>
               <w:spacing w:line="240" w:lineRule="auto"/>
-              <w:ind w:left="0" w:leftChars="0" w:right="0" w:rightChars="0" w:firstLine="0" w:firstLineChars="0"/>
+              <w:ind w:left="0" w:right="0" w:firstLine="0" w:leftChars="0" w:rightChars="0" w:firstLineChars="0"/>
               <w:jc w:val="left"/>
               <w:rPr>
-                <w:rFonts w:hint="default" w:ascii="Segoe UI" w:hAnsi="Segoe UI" w:eastAsia="Segoe UI" w:cs="Segoe UI"/>
+                <w:rFonts w:ascii="Segoe UI" w:eastAsia="Segoe UI" w:hAnsi="Segoe UI" w:cs="Segoe UI" w:hint="default"/>
                 <w:i w:val="0"/>
                 <w:iCs w:val="0"/>
                 <w:caps w:val="0"/>
@@ -554,8 +539,8 @@
             </w:pPr>
             <w:r>
               <w:rPr>
-                <w:rStyle w:val="4"/>
-                <w:rFonts w:hint="default" w:ascii="Segoe UI" w:hAnsi="Segoe UI" w:eastAsia="Segoe UI" w:cs="Segoe UI"/>
+                <w:rStyle w:val="Strong"/>
+                <w:rFonts w:ascii="Segoe UI" w:eastAsia="Segoe UI" w:hAnsi="Segoe UI" w:cs="Segoe UI" w:hint="default"/>
                 <w:b/>
                 <w:bCs/>
                 <w:i w:val="0"/>
@@ -567,8 +552,8 @@
                 <w:kern w:val="0"/>
                 <w:sz w:val="18"/>
                 <w:szCs w:val="18"/>
-                <w:bdr w:val="none" w:color="auto" w:sz="0" w:space="0"/>
-                <w:lang w:val="en-US" w:eastAsia="zh-CN" w:bidi="ar"/>
+                <w:bdr w:val="nil"/>
+                <w:lang w:val="en-US" w:eastAsia="zh-CN"/>
               </w:rPr>
               <w:t>关联系统/模块</w:t>
             </w:r>
@@ -578,10 +563,10 @@
           <w:tcPr>
             <w:tcW w:w="7537" w:type="dxa"/>
             <w:tcBorders>
-              <w:top w:val="single" w:color="auto" w:sz="4" w:space="0"/>
-              <w:left w:val="single" w:color="auto" w:sz="4" w:space="0"/>
-              <w:bottom w:val="single" w:color="auto" w:sz="4" w:space="0"/>
-              <w:right w:val="single" w:color="auto" w:sz="12" w:space="0"/>
+              <w:top w:val="single" w:sz="4" w:space="0" w:color="auto"/>
+              <w:left w:val="single" w:sz="4" w:space="0" w:color="auto"/>
+              <w:bottom w:val="single" w:sz="4" w:space="0" w:color="auto"/>
+              <w:right w:val="single" w:sz="12" w:space="0" w:color="auto"/>
             </w:tcBorders>
             <w:shd w:val="clear" w:color="auto" w:fill="auto"/>
             <w:tcMar>
@@ -600,10 +585,10 @@
               <w:suppressLineNumbers w:val="0"/>
               <w:snapToGrid w:val="0"/>
               <w:spacing w:line="240" w:lineRule="auto"/>
-              <w:ind w:left="0" w:leftChars="0" w:right="0" w:rightChars="0" w:firstLine="0" w:firstLineChars="0"/>
+              <w:ind w:left="0" w:right="0" w:firstLine="0" w:leftChars="0" w:rightChars="0" w:firstLineChars="0"/>
               <w:jc w:val="left"/>
               <w:rPr>
-                <w:rFonts w:hint="default" w:ascii="Segoe UI" w:hAnsi="Segoe UI" w:eastAsia="Segoe UI" w:cs="Segoe UI"/>
+                <w:rFonts w:ascii="Segoe UI" w:eastAsia="Segoe UI" w:hAnsi="Segoe UI" w:cs="Segoe UI" w:hint="default"/>
                 <w:i w:val="0"/>
                 <w:iCs w:val="0"/>
                 <w:caps w:val="0"/>
@@ -615,18 +600,18 @@
             </w:pPr>
             <w:r>
               <w:rPr>
-                <w:rFonts w:hint="default" w:ascii="Segoe UI" w:hAnsi="Segoe UI" w:eastAsia="Segoe UI" w:cs="Segoe UI"/>
-                <w:i w:val="0"/>
-                <w:iCs w:val="0"/>
-                <w:caps w:val="0"/>
-                <w:snapToGrid w:val="0"/>
-                <w:color w:val="000000"/>
-                <w:spacing w:val="0"/>
-                <w:kern w:val="0"/>
-                <w:sz w:val="18"/>
-                <w:szCs w:val="18"/>
-                <w:bdr w:val="none" w:color="auto" w:sz="0" w:space="0"/>
-                <w:lang w:val="en-US" w:eastAsia="zh-CN" w:bidi="ar"/>
+                <w:rFonts w:ascii="Segoe UI" w:eastAsia="Segoe UI" w:hAnsi="Segoe UI" w:cs="Segoe UI" w:hint="default"/>
+                <w:i w:val="0"/>
+                <w:iCs w:val="0"/>
+                <w:caps w:val="0"/>
+                <w:snapToGrid w:val="0"/>
+                <w:color w:val="000000"/>
+                <w:spacing w:val="0"/>
+                <w:kern w:val="0"/>
+                <w:sz w:val="18"/>
+                <w:szCs w:val="18"/>
+                <w:bdr w:val="nil"/>
+                <w:lang w:val="en-US" w:eastAsia="zh-CN"/>
               </w:rPr>
               <w:t>翔云系统 - 预算管理模块 / 流程引擎</w:t>
             </w:r>
@@ -635,14 +620,8 @@
       </w:tr>
       <w:tr>
         <w:tblPrEx>
-          <w:tblBorders>
-            <w:top w:val="single" w:color="auto" w:sz="4" w:space="0"/>
-            <w:left w:val="single" w:color="auto" w:sz="4" w:space="0"/>
-            <w:bottom w:val="single" w:color="auto" w:sz="4" w:space="0"/>
-            <w:right w:val="single" w:color="auto" w:sz="4" w:space="0"/>
-            <w:insideH w:val="single" w:color="auto" w:sz="4" w:space="0"/>
-            <w:insideV w:val="single" w:color="auto" w:sz="4" w:space="0"/>
-          </w:tblBorders>
+          <w:tblW w:w="8522" w:type="dxa"/>
+          <w:jc w:val="center"/>
           <w:shd w:val="clear" w:color="auto" w:fill="auto"/>
           <w:tblCellMar>
             <w:top w:w="15" w:type="dxa"/>
@@ -652,17 +631,17 @@
           </w:tblCellMar>
         </w:tblPrEx>
         <w:trPr>
-          <w:trHeight w:val="0" w:hRule="atLeast"/>
+          <w:trHeight w:val="0"/>
           <w:jc w:val="center"/>
         </w:trPr>
         <w:tc>
           <w:tcPr>
             <w:tcW w:w="985" w:type="dxa"/>
             <w:tcBorders>
-              <w:top w:val="single" w:color="auto" w:sz="4" w:space="0"/>
-              <w:left w:val="single" w:color="auto" w:sz="12" w:space="0"/>
-              <w:bottom w:val="single" w:color="auto" w:sz="4" w:space="0"/>
-              <w:right w:val="single" w:color="auto" w:sz="4" w:space="0"/>
+              <w:top w:val="single" w:sz="4" w:space="0" w:color="auto"/>
+              <w:left w:val="single" w:sz="12" w:space="0" w:color="auto"/>
+              <w:bottom w:val="single" w:sz="4" w:space="0" w:color="auto"/>
+              <w:right w:val="single" w:sz="4" w:space="0" w:color="auto"/>
             </w:tcBorders>
             <w:shd w:val="clear" w:color="auto" w:fill="auto"/>
             <w:tcMar>
@@ -681,10 +660,10 @@
               <w:suppressLineNumbers w:val="0"/>
               <w:snapToGrid w:val="0"/>
               <w:spacing w:line="240" w:lineRule="auto"/>
-              <w:ind w:left="0" w:leftChars="0" w:right="0" w:rightChars="0" w:firstLine="0" w:firstLineChars="0"/>
+              <w:ind w:left="0" w:right="0" w:firstLine="0" w:leftChars="0" w:rightChars="0" w:firstLineChars="0"/>
               <w:jc w:val="left"/>
               <w:rPr>
-                <w:rFonts w:hint="default" w:ascii="Segoe UI" w:hAnsi="Segoe UI" w:eastAsia="Segoe UI" w:cs="Segoe UI"/>
+                <w:rFonts w:ascii="Segoe UI" w:eastAsia="Segoe UI" w:hAnsi="Segoe UI" w:cs="Segoe UI" w:hint="default"/>
                 <w:i w:val="0"/>
                 <w:iCs w:val="0"/>
                 <w:caps w:val="0"/>
@@ -696,8 +675,8 @@
             </w:pPr>
             <w:r>
               <w:rPr>
-                <w:rStyle w:val="4"/>
-                <w:rFonts w:hint="default" w:ascii="Segoe UI" w:hAnsi="Segoe UI" w:eastAsia="Segoe UI" w:cs="Segoe UI"/>
+                <w:rStyle w:val="Strong"/>
+                <w:rFonts w:ascii="Segoe UI" w:eastAsia="Segoe UI" w:hAnsi="Segoe UI" w:cs="Segoe UI" w:hint="default"/>
                 <w:b/>
                 <w:bCs/>
                 <w:i w:val="0"/>
@@ -709,8 +688,8 @@
                 <w:kern w:val="0"/>
                 <w:sz w:val="18"/>
                 <w:szCs w:val="18"/>
-                <w:bdr w:val="none" w:color="auto" w:sz="0" w:space="0"/>
-                <w:lang w:val="en-US" w:eastAsia="zh-CN" w:bidi="ar"/>
+                <w:bdr w:val="nil"/>
+                <w:lang w:val="en-US" w:eastAsia="zh-CN"/>
               </w:rPr>
               <w:t>影响评估</w:t>
             </w:r>
@@ -720,10 +699,10 @@
           <w:tcPr>
             <w:tcW w:w="7537" w:type="dxa"/>
             <w:tcBorders>
-              <w:top w:val="single" w:color="auto" w:sz="4" w:space="0"/>
-              <w:left w:val="single" w:color="auto" w:sz="4" w:space="0"/>
-              <w:bottom w:val="single" w:color="auto" w:sz="4" w:space="0"/>
-              <w:right w:val="single" w:color="auto" w:sz="12" w:space="0"/>
+              <w:top w:val="single" w:sz="4" w:space="0" w:color="auto"/>
+              <w:left w:val="single" w:sz="4" w:space="0" w:color="auto"/>
+              <w:bottom w:val="single" w:sz="4" w:space="0" w:color="auto"/>
+              <w:right w:val="single" w:sz="12" w:space="0" w:color="auto"/>
             </w:tcBorders>
             <w:shd w:val="clear" w:color="auto" w:fill="auto"/>
             <w:tcMar>
@@ -742,10 +721,10 @@
               <w:suppressLineNumbers w:val="0"/>
               <w:snapToGrid w:val="0"/>
               <w:spacing w:line="240" w:lineRule="auto"/>
-              <w:ind w:left="0" w:leftChars="0" w:right="0" w:rightChars="0" w:firstLine="0" w:firstLineChars="0"/>
+              <w:ind w:left="0" w:right="0" w:firstLine="0" w:leftChars="0" w:rightChars="0" w:firstLineChars="0"/>
               <w:jc w:val="left"/>
               <w:rPr>
-                <w:rFonts w:hint="default" w:ascii="Segoe UI" w:hAnsi="Segoe UI" w:eastAsia="Segoe UI" w:cs="Segoe UI"/>
+                <w:rFonts w:ascii="Segoe UI" w:eastAsia="Segoe UI" w:hAnsi="Segoe UI" w:cs="Segoe UI" w:hint="default"/>
                 <w:i w:val="0"/>
                 <w:iCs w:val="0"/>
                 <w:caps w:val="0"/>
@@ -757,8 +736,8 @@
             </w:pPr>
             <w:r>
               <w:rPr>
-                <w:rStyle w:val="4"/>
-                <w:rFonts w:hint="default" w:ascii="Segoe UI" w:hAnsi="Segoe UI" w:eastAsia="Segoe UI" w:cs="Segoe UI"/>
+                <w:rStyle w:val="Strong"/>
+                <w:rFonts w:ascii="Segoe UI" w:eastAsia="Segoe UI" w:hAnsi="Segoe UI" w:cs="Segoe UI" w:hint="default"/>
                 <w:b/>
                 <w:bCs/>
                 <w:i w:val="0"/>
@@ -770,49 +749,49 @@
                 <w:kern w:val="0"/>
                 <w:sz w:val="18"/>
                 <w:szCs w:val="18"/>
-                <w:bdr w:val="none" w:color="auto" w:sz="0" w:space="0"/>
-                <w:lang w:val="en-US" w:eastAsia="zh-CN" w:bidi="ar"/>
+                <w:bdr w:val="nil"/>
+                <w:lang w:val="en-US" w:eastAsia="zh-CN"/>
               </w:rPr>
               <w:t>业务影响：</w:t>
             </w:r>
             <w:r>
               <w:rPr>
-                <w:rFonts w:hint="default" w:ascii="Segoe UI" w:hAnsi="Segoe UI" w:eastAsia="Segoe UI" w:cs="Segoe UI"/>
-                <w:i w:val="0"/>
-                <w:iCs w:val="0"/>
-                <w:caps w:val="0"/>
-                <w:snapToGrid w:val="0"/>
-                <w:color w:val="000000"/>
-                <w:spacing w:val="0"/>
-                <w:kern w:val="0"/>
-                <w:sz w:val="18"/>
-                <w:szCs w:val="18"/>
-                <w:bdr w:val="none" w:color="auto" w:sz="0" w:space="0"/>
-                <w:lang w:val="en-US" w:eastAsia="zh-CN" w:bidi="ar"/>
+                <w:rFonts w:ascii="Segoe UI" w:eastAsia="Segoe UI" w:hAnsi="Segoe UI" w:cs="Segoe UI" w:hint="default"/>
+                <w:i w:val="0"/>
+                <w:iCs w:val="0"/>
+                <w:caps w:val="0"/>
+                <w:snapToGrid w:val="0"/>
+                <w:color w:val="000000"/>
+                <w:spacing w:val="0"/>
+                <w:kern w:val="0"/>
+                <w:sz w:val="18"/>
+                <w:szCs w:val="18"/>
+                <w:bdr w:val="nil"/>
+                <w:lang w:val="en-US" w:eastAsia="zh-CN"/>
               </w:rPr>
               <w:t> 项目结项流程被阻塞，影响财务关账与审计。</w:t>
             </w:r>
             <w:r>
               <w:rPr>
-                <w:rFonts w:hint="default" w:ascii="Segoe UI" w:hAnsi="Segoe UI" w:eastAsia="Segoe UI" w:cs="Segoe UI"/>
-                <w:i w:val="0"/>
-                <w:iCs w:val="0"/>
-                <w:caps w:val="0"/>
-                <w:snapToGrid w:val="0"/>
-                <w:color w:val="000000"/>
-                <w:spacing w:val="0"/>
-                <w:kern w:val="0"/>
-                <w:sz w:val="18"/>
-                <w:szCs w:val="18"/>
-                <w:bdr w:val="none" w:color="auto" w:sz="0" w:space="0"/>
-                <w:lang w:val="en-US" w:eastAsia="zh-CN" w:bidi="ar"/>
-              </w:rPr>
-              <w:br w:type="textWrapping"/>
-            </w:r>
-            <w:r>
-              <w:rPr>
-                <w:rStyle w:val="4"/>
-                <w:rFonts w:hint="default" w:ascii="Segoe UI" w:hAnsi="Segoe UI" w:eastAsia="Segoe UI" w:cs="Segoe UI"/>
+                <w:rFonts w:ascii="Segoe UI" w:eastAsia="Segoe UI" w:hAnsi="Segoe UI" w:cs="Segoe UI" w:hint="default"/>
+                <w:i w:val="0"/>
+                <w:iCs w:val="0"/>
+                <w:caps w:val="0"/>
+                <w:snapToGrid w:val="0"/>
+                <w:color w:val="000000"/>
+                <w:spacing w:val="0"/>
+                <w:kern w:val="0"/>
+                <w:sz w:val="18"/>
+                <w:szCs w:val="18"/>
+                <w:bdr w:val="nil"/>
+                <w:lang w:val="en-US" w:eastAsia="zh-CN"/>
+              </w:rPr>
+              <w:br/>
+            </w:r>
+            <w:r>
+              <w:rPr>
+                <w:rStyle w:val="Strong"/>
+                <w:rFonts w:ascii="Segoe UI" w:eastAsia="Segoe UI" w:hAnsi="Segoe UI" w:cs="Segoe UI" w:hint="default"/>
                 <w:b/>
                 <w:bCs/>
                 <w:i w:val="0"/>
@@ -824,49 +803,49 @@
                 <w:kern w:val="0"/>
                 <w:sz w:val="18"/>
                 <w:szCs w:val="18"/>
-                <w:bdr w:val="none" w:color="auto" w:sz="0" w:space="0"/>
-                <w:lang w:val="en-US" w:eastAsia="zh-CN" w:bidi="ar"/>
+                <w:bdr w:val="nil"/>
+                <w:lang w:val="en-US" w:eastAsia="zh-CN"/>
               </w:rPr>
               <w:t>影响范围：</w:t>
             </w:r>
             <w:r>
               <w:rPr>
-                <w:rFonts w:hint="default" w:ascii="Segoe UI" w:hAnsi="Segoe UI" w:eastAsia="Segoe UI" w:cs="Segoe UI"/>
-                <w:i w:val="0"/>
-                <w:iCs w:val="0"/>
-                <w:caps w:val="0"/>
-                <w:snapToGrid w:val="0"/>
-                <w:color w:val="000000"/>
-                <w:spacing w:val="0"/>
-                <w:kern w:val="0"/>
-                <w:sz w:val="18"/>
-                <w:szCs w:val="18"/>
-                <w:bdr w:val="none" w:color="auto" w:sz="0" w:space="0"/>
-                <w:lang w:val="en-US" w:eastAsia="zh-CN" w:bidi="ar"/>
+                <w:rFonts w:ascii="Segoe UI" w:eastAsia="Segoe UI" w:hAnsi="Segoe UI" w:cs="Segoe UI" w:hint="default"/>
+                <w:i w:val="0"/>
+                <w:iCs w:val="0"/>
+                <w:caps w:val="0"/>
+                <w:snapToGrid w:val="0"/>
+                <w:color w:val="000000"/>
+                <w:spacing w:val="0"/>
+                <w:kern w:val="0"/>
+                <w:sz w:val="18"/>
+                <w:szCs w:val="18"/>
+                <w:bdr w:val="nil"/>
+                <w:lang w:val="en-US" w:eastAsia="zh-CN"/>
               </w:rPr>
               <w:t> 所有使用项目预算管控且发生过流程驳回的场景。</w:t>
             </w:r>
             <w:r>
               <w:rPr>
-                <w:rFonts w:hint="default" w:ascii="Segoe UI" w:hAnsi="Segoe UI" w:eastAsia="Segoe UI" w:cs="Segoe UI"/>
-                <w:i w:val="0"/>
-                <w:iCs w:val="0"/>
-                <w:caps w:val="0"/>
-                <w:snapToGrid w:val="0"/>
-                <w:color w:val="000000"/>
-                <w:spacing w:val="0"/>
-                <w:kern w:val="0"/>
-                <w:sz w:val="18"/>
-                <w:szCs w:val="18"/>
-                <w:bdr w:val="none" w:color="auto" w:sz="0" w:space="0"/>
-                <w:lang w:val="en-US" w:eastAsia="zh-CN" w:bidi="ar"/>
-              </w:rPr>
-              <w:br w:type="textWrapping"/>
-            </w:r>
-            <w:r>
-              <w:rPr>
-                <w:rStyle w:val="4"/>
-                <w:rFonts w:hint="default" w:ascii="Segoe UI" w:hAnsi="Segoe UI" w:eastAsia="Segoe UI" w:cs="Segoe UI"/>
+                <w:rFonts w:ascii="Segoe UI" w:eastAsia="Segoe UI" w:hAnsi="Segoe UI" w:cs="Segoe UI" w:hint="default"/>
+                <w:i w:val="0"/>
+                <w:iCs w:val="0"/>
+                <w:caps w:val="0"/>
+                <w:snapToGrid w:val="0"/>
+                <w:color w:val="000000"/>
+                <w:spacing w:val="0"/>
+                <w:kern w:val="0"/>
+                <w:sz w:val="18"/>
+                <w:szCs w:val="18"/>
+                <w:bdr w:val="nil"/>
+                <w:lang w:val="en-US" w:eastAsia="zh-CN"/>
+              </w:rPr>
+              <w:br/>
+            </w:r>
+            <w:r>
+              <w:rPr>
+                <w:rStyle w:val="Strong"/>
+                <w:rFonts w:ascii="Segoe UI" w:eastAsia="Segoe UI" w:hAnsi="Segoe UI" w:cs="Segoe UI" w:hint="default"/>
                 <w:b/>
                 <w:bCs/>
                 <w:i w:val="0"/>
@@ -878,25 +857,25 @@
                 <w:kern w:val="0"/>
                 <w:sz w:val="18"/>
                 <w:szCs w:val="18"/>
-                <w:bdr w:val="none" w:color="auto" w:sz="0" w:space="0"/>
-                <w:lang w:val="en-US" w:eastAsia="zh-CN" w:bidi="ar"/>
+                <w:bdr w:val="nil"/>
+                <w:lang w:val="en-US" w:eastAsia="zh-CN"/>
               </w:rPr>
               <w:t>发生频率：</w:t>
             </w:r>
             <w:r>
               <w:rPr>
-                <w:rFonts w:hint="default" w:ascii="Segoe UI" w:hAnsi="Segoe UI" w:eastAsia="Segoe UI" w:cs="Segoe UI"/>
-                <w:i w:val="0"/>
-                <w:iCs w:val="0"/>
-                <w:caps w:val="0"/>
-                <w:snapToGrid w:val="0"/>
-                <w:color w:val="000000"/>
-                <w:spacing w:val="0"/>
-                <w:kern w:val="0"/>
-                <w:sz w:val="18"/>
-                <w:szCs w:val="18"/>
-                <w:bdr w:val="none" w:color="auto" w:sz="0" w:space="0"/>
-                <w:lang w:val="en-US" w:eastAsia="zh-CN" w:bidi="ar"/>
+                <w:rFonts w:ascii="Segoe UI" w:eastAsia="Segoe UI" w:hAnsi="Segoe UI" w:cs="Segoe UI" w:hint="default"/>
+                <w:i w:val="0"/>
+                <w:iCs w:val="0"/>
+                <w:caps w:val="0"/>
+                <w:snapToGrid w:val="0"/>
+                <w:color w:val="000000"/>
+                <w:spacing w:val="0"/>
+                <w:kern w:val="0"/>
+                <w:sz w:val="18"/>
+                <w:szCs w:val="18"/>
+                <w:bdr w:val="nil"/>
+                <w:lang w:val="en-US" w:eastAsia="zh-CN"/>
               </w:rPr>
               <w:t> 近期累计发生3起类似事件，呈现偶发但重复性特征。</w:t>
             </w:r>
@@ -905,14 +884,8 @@
       </w:tr>
       <w:tr>
         <w:tblPrEx>
-          <w:tblBorders>
-            <w:top w:val="single" w:color="auto" w:sz="4" w:space="0"/>
-            <w:left w:val="single" w:color="auto" w:sz="4" w:space="0"/>
-            <w:bottom w:val="single" w:color="auto" w:sz="4" w:space="0"/>
-            <w:right w:val="single" w:color="auto" w:sz="4" w:space="0"/>
-            <w:insideH w:val="single" w:color="auto" w:sz="4" w:space="0"/>
-            <w:insideV w:val="single" w:color="auto" w:sz="4" w:space="0"/>
-          </w:tblBorders>
+          <w:tblW w:w="8522" w:type="dxa"/>
+          <w:jc w:val="center"/>
           <w:shd w:val="clear" w:color="auto" w:fill="auto"/>
           <w:tblCellMar>
             <w:top w:w="15" w:type="dxa"/>
@@ -922,17 +895,17 @@
           </w:tblCellMar>
         </w:tblPrEx>
         <w:trPr>
-          <w:trHeight w:val="0" w:hRule="atLeast"/>
+          <w:trHeight w:val="0"/>
           <w:jc w:val="center"/>
         </w:trPr>
         <w:tc>
           <w:tcPr>
             <w:tcW w:w="985" w:type="dxa"/>
             <w:tcBorders>
-              <w:top w:val="single" w:color="auto" w:sz="4" w:space="0"/>
-              <w:left w:val="single" w:color="auto" w:sz="12" w:space="0"/>
-              <w:bottom w:val="single" w:color="auto" w:sz="4" w:space="0"/>
-              <w:right w:val="single" w:color="auto" w:sz="4" w:space="0"/>
+              <w:top w:val="single" w:sz="4" w:space="0" w:color="auto"/>
+              <w:left w:val="single" w:sz="12" w:space="0" w:color="auto"/>
+              <w:bottom w:val="single" w:sz="4" w:space="0" w:color="auto"/>
+              <w:right w:val="single" w:sz="4" w:space="0" w:color="auto"/>
             </w:tcBorders>
             <w:shd w:val="clear" w:color="auto" w:fill="auto"/>
             <w:tcMar>
@@ -951,10 +924,10 @@
               <w:suppressLineNumbers w:val="0"/>
               <w:snapToGrid w:val="0"/>
               <w:spacing w:line="240" w:lineRule="auto"/>
-              <w:ind w:left="0" w:leftChars="0" w:right="0" w:rightChars="0" w:firstLine="0" w:firstLineChars="0"/>
+              <w:ind w:left="0" w:right="0" w:firstLine="0" w:leftChars="0" w:rightChars="0" w:firstLineChars="0"/>
               <w:jc w:val="center"/>
               <w:rPr>
-                <w:rFonts w:hint="default" w:ascii="Segoe UI" w:hAnsi="Segoe UI" w:eastAsia="Segoe UI" w:cs="Segoe UI"/>
+                <w:rFonts w:ascii="Segoe UI" w:eastAsia="Segoe UI" w:hAnsi="Segoe UI" w:cs="Segoe UI" w:hint="default"/>
                 <w:i w:val="0"/>
                 <w:iCs w:val="0"/>
                 <w:caps w:val="0"/>
@@ -966,8 +939,8 @@
             </w:pPr>
             <w:r>
               <w:rPr>
-                <w:rStyle w:val="4"/>
-                <w:rFonts w:hint="default" w:ascii="Segoe UI" w:hAnsi="Segoe UI" w:eastAsia="Segoe UI" w:cs="Segoe UI"/>
+                <w:rStyle w:val="Strong"/>
+                <w:rFonts w:ascii="Segoe UI" w:eastAsia="Segoe UI" w:hAnsi="Segoe UI" w:cs="Segoe UI" w:hint="default"/>
                 <w:b/>
                 <w:bCs/>
                 <w:i w:val="0"/>
@@ -979,8 +952,8 @@
                 <w:kern w:val="0"/>
                 <w:sz w:val="18"/>
                 <w:szCs w:val="18"/>
-                <w:bdr w:val="none" w:color="auto" w:sz="0" w:space="0"/>
-                <w:lang w:val="en-US" w:eastAsia="zh-CN" w:bidi="ar"/>
+                <w:bdr w:val="nil"/>
+                <w:lang w:val="en-US" w:eastAsia="zh-CN"/>
               </w:rPr>
               <w:t>问题描述</w:t>
             </w:r>
@@ -990,10 +963,10 @@
           <w:tcPr>
             <w:tcW w:w="7537" w:type="dxa"/>
             <w:tcBorders>
-              <w:top w:val="single" w:color="auto" w:sz="4" w:space="0"/>
-              <w:left w:val="single" w:color="auto" w:sz="4" w:space="0"/>
-              <w:bottom w:val="single" w:color="auto" w:sz="4" w:space="0"/>
-              <w:right w:val="single" w:color="auto" w:sz="12" w:space="0"/>
+              <w:top w:val="single" w:sz="4" w:space="0" w:color="auto"/>
+              <w:left w:val="single" w:sz="4" w:space="0" w:color="auto"/>
+              <w:bottom w:val="single" w:sz="4" w:space="0" w:color="auto"/>
+              <w:right w:val="single" w:sz="12" w:space="0" w:color="auto"/>
             </w:tcBorders>
             <w:shd w:val="clear" w:color="auto" w:fill="auto"/>
             <w:tcMar>
@@ -1012,10 +985,10 @@
               <w:suppressLineNumbers w:val="0"/>
               <w:snapToGrid w:val="0"/>
               <w:spacing w:line="240" w:lineRule="auto"/>
-              <w:ind w:left="0" w:leftChars="0" w:right="0" w:rightChars="0" w:firstLine="0" w:firstLineChars="0"/>
+              <w:ind w:left="0" w:right="0" w:firstLine="0" w:leftChars="0" w:rightChars="0" w:firstLineChars="0"/>
               <w:jc w:val="left"/>
               <w:rPr>
-                <w:rFonts w:hint="default" w:ascii="Segoe UI" w:hAnsi="Segoe UI" w:eastAsia="Segoe UI" w:cs="Segoe UI"/>
+                <w:rFonts w:ascii="Segoe UI" w:eastAsia="Segoe UI" w:hAnsi="Segoe UI" w:cs="Segoe UI" w:hint="default"/>
                 <w:i w:val="0"/>
                 <w:iCs w:val="0"/>
                 <w:caps w:val="0"/>
@@ -1027,18 +1000,18 @@
             </w:pPr>
             <w:r>
               <w:rPr>
-                <w:rFonts w:hint="default" w:ascii="Segoe UI" w:hAnsi="Segoe UI" w:eastAsia="Segoe UI" w:cs="Segoe UI"/>
-                <w:i w:val="0"/>
-                <w:iCs w:val="0"/>
-                <w:caps w:val="0"/>
-                <w:snapToGrid w:val="0"/>
-                <w:color w:val="000000"/>
-                <w:spacing w:val="0"/>
-                <w:kern w:val="0"/>
-                <w:sz w:val="18"/>
-                <w:szCs w:val="18"/>
-                <w:bdr w:val="none" w:color="auto" w:sz="0" w:space="0"/>
-                <w:lang w:val="en-US" w:eastAsia="zh-CN" w:bidi="ar"/>
+                <w:rFonts w:ascii="Segoe UI" w:eastAsia="Segoe UI" w:hAnsi="Segoe UI" w:cs="Segoe UI" w:hint="default"/>
+                <w:i w:val="0"/>
+                <w:iCs w:val="0"/>
+                <w:caps w:val="0"/>
+                <w:snapToGrid w:val="0"/>
+                <w:color w:val="000000"/>
+                <w:spacing w:val="0"/>
+                <w:kern w:val="0"/>
+                <w:sz w:val="18"/>
+                <w:szCs w:val="18"/>
+                <w:bdr w:val="nil"/>
+                <w:lang w:val="en-US" w:eastAsia="zh-CN"/>
               </w:rPr>
               <w:t>当与项目关联的采购订单或支出合同流程被“驳回”时，其申请时占用的项目预算（预占）应被自动释放。但现有逻辑存在缺陷，导致在特定情况下预占记录未被清除，形成“僵尸预占”。用户在后续进行“业务关闭”时，系统校验到此无效预占，即报错“存在项目预算预占，不能进行项目业务关闭”，需人工介入处理。</w:t>
             </w:r>
@@ -1047,14 +1020,8 @@
       </w:tr>
       <w:tr>
         <w:tblPrEx>
-          <w:tblBorders>
-            <w:top w:val="single" w:color="auto" w:sz="4" w:space="0"/>
-            <w:left w:val="single" w:color="auto" w:sz="4" w:space="0"/>
-            <w:bottom w:val="single" w:color="auto" w:sz="4" w:space="0"/>
-            <w:right w:val="single" w:color="auto" w:sz="4" w:space="0"/>
-            <w:insideH w:val="single" w:color="auto" w:sz="4" w:space="0"/>
-            <w:insideV w:val="single" w:color="auto" w:sz="4" w:space="0"/>
-          </w:tblBorders>
+          <w:tblW w:w="8522" w:type="dxa"/>
+          <w:jc w:val="center"/>
           <w:shd w:val="clear" w:color="auto" w:fill="auto"/>
           <w:tblCellMar>
             <w:top w:w="15" w:type="dxa"/>
@@ -1064,17 +1031,17 @@
           </w:tblCellMar>
         </w:tblPrEx>
         <w:trPr>
-          <w:trHeight w:val="0" w:hRule="atLeast"/>
+          <w:trHeight w:val="0"/>
           <w:jc w:val="center"/>
         </w:trPr>
         <w:tc>
           <w:tcPr>
             <w:tcW w:w="985" w:type="dxa"/>
             <w:tcBorders>
-              <w:top w:val="single" w:color="auto" w:sz="4" w:space="0"/>
-              <w:left w:val="single" w:color="auto" w:sz="12" w:space="0"/>
-              <w:bottom w:val="single" w:color="auto" w:sz="4" w:space="0"/>
-              <w:right w:val="single" w:color="auto" w:sz="4" w:space="0"/>
+              <w:top w:val="single" w:sz="4" w:space="0" w:color="auto"/>
+              <w:left w:val="single" w:sz="12" w:space="0" w:color="auto"/>
+              <w:bottom w:val="single" w:sz="4" w:space="0" w:color="auto"/>
+              <w:right w:val="single" w:sz="4" w:space="0" w:color="auto"/>
             </w:tcBorders>
             <w:shd w:val="clear" w:color="auto" w:fill="auto"/>
             <w:tcMar>
@@ -1093,10 +1060,10 @@
               <w:suppressLineNumbers w:val="0"/>
               <w:snapToGrid w:val="0"/>
               <w:spacing w:line="240" w:lineRule="auto"/>
-              <w:ind w:left="0" w:leftChars="0" w:right="0" w:rightChars="0" w:firstLine="0" w:firstLineChars="0"/>
+              <w:ind w:left="0" w:right="0" w:firstLine="0" w:leftChars="0" w:rightChars="0" w:firstLineChars="0"/>
               <w:jc w:val="left"/>
               <w:rPr>
-                <w:rFonts w:hint="default" w:ascii="Segoe UI" w:hAnsi="Segoe UI" w:eastAsia="Segoe UI" w:cs="Segoe UI"/>
+                <w:rFonts w:ascii="Segoe UI" w:eastAsia="Segoe UI" w:hAnsi="Segoe UI" w:cs="Segoe UI" w:hint="default"/>
                 <w:i w:val="0"/>
                 <w:iCs w:val="0"/>
                 <w:caps w:val="0"/>
@@ -1108,8 +1075,8 @@
             </w:pPr>
             <w:r>
               <w:rPr>
-                <w:rStyle w:val="4"/>
-                <w:rFonts w:hint="default" w:ascii="Segoe UI" w:hAnsi="Segoe UI" w:eastAsia="Segoe UI" w:cs="Segoe UI"/>
+                <w:rStyle w:val="Strong"/>
+                <w:rFonts w:ascii="Segoe UI" w:eastAsia="Segoe UI" w:hAnsi="Segoe UI" w:cs="Segoe UI" w:hint="default"/>
                 <w:b/>
                 <w:bCs/>
                 <w:i w:val="0"/>
@@ -1121,8 +1088,8 @@
                 <w:kern w:val="0"/>
                 <w:sz w:val="18"/>
                 <w:szCs w:val="18"/>
-                <w:bdr w:val="none" w:color="auto" w:sz="0" w:space="0"/>
-                <w:lang w:val="en-US" w:eastAsia="zh-CN" w:bidi="ar"/>
+                <w:bdr w:val="nil"/>
+                <w:lang w:val="en-US" w:eastAsia="zh-CN"/>
               </w:rPr>
               <w:t>根本原因分析</w:t>
             </w:r>
@@ -1132,10 +1099,10 @@
           <w:tcPr>
             <w:tcW w:w="7537" w:type="dxa"/>
             <w:tcBorders>
-              <w:top w:val="single" w:color="auto" w:sz="4" w:space="0"/>
-              <w:left w:val="single" w:color="auto" w:sz="4" w:space="0"/>
-              <w:bottom w:val="single" w:color="auto" w:sz="4" w:space="0"/>
-              <w:right w:val="single" w:color="auto" w:sz="12" w:space="0"/>
+              <w:top w:val="single" w:sz="4" w:space="0" w:color="auto"/>
+              <w:left w:val="single" w:sz="4" w:space="0" w:color="auto"/>
+              <w:bottom w:val="single" w:sz="4" w:space="0" w:color="auto"/>
+              <w:right w:val="single" w:sz="12" w:space="0" w:color="auto"/>
             </w:tcBorders>
             <w:shd w:val="clear" w:color="auto" w:fill="auto"/>
             <w:tcMar>
@@ -1154,10 +1121,10 @@
               <w:suppressLineNumbers w:val="0"/>
               <w:snapToGrid w:val="0"/>
               <w:spacing w:line="240" w:lineRule="auto"/>
-              <w:ind w:left="0" w:leftChars="0" w:right="0" w:rightChars="0" w:firstLine="0" w:firstLineChars="0"/>
+              <w:ind w:left="0" w:right="0" w:firstLine="0" w:leftChars="0" w:rightChars="0" w:firstLineChars="0"/>
               <w:jc w:val="left"/>
               <w:rPr>
-                <w:rFonts w:hint="default" w:ascii="Segoe UI" w:hAnsi="Segoe UI" w:eastAsia="Segoe UI" w:cs="Segoe UI"/>
+                <w:rFonts w:ascii="Segoe UI" w:eastAsia="Segoe UI" w:hAnsi="Segoe UI" w:cs="Segoe UI" w:hint="default"/>
                 <w:i w:val="0"/>
                 <w:iCs w:val="0"/>
                 <w:caps w:val="0"/>
@@ -1169,25 +1136,25 @@
             </w:pPr>
             <w:r>
               <w:rPr>
-                <w:rFonts w:hint="default" w:ascii="Segoe UI" w:hAnsi="Segoe UI" w:eastAsia="Segoe UI" w:cs="Segoe UI"/>
-                <w:i w:val="0"/>
-                <w:iCs w:val="0"/>
-                <w:caps w:val="0"/>
-                <w:snapToGrid w:val="0"/>
-                <w:color w:val="000000"/>
-                <w:spacing w:val="0"/>
-                <w:kern w:val="0"/>
-                <w:sz w:val="18"/>
-                <w:szCs w:val="18"/>
-                <w:bdr w:val="none" w:color="auto" w:sz="0" w:space="0"/>
-                <w:lang w:val="en-US" w:eastAsia="zh-CN" w:bidi="ar"/>
+                <w:rFonts w:ascii="Segoe UI" w:eastAsia="Segoe UI" w:hAnsi="Segoe UI" w:cs="Segoe UI" w:hint="default"/>
+                <w:i w:val="0"/>
+                <w:iCs w:val="0"/>
+                <w:caps w:val="0"/>
+                <w:snapToGrid w:val="0"/>
+                <w:color w:val="000000"/>
+                <w:spacing w:val="0"/>
+                <w:kern w:val="0"/>
+                <w:sz w:val="18"/>
+                <w:szCs w:val="18"/>
+                <w:bdr w:val="nil"/>
+                <w:lang w:val="en-US" w:eastAsia="zh-CN"/>
               </w:rPr>
               <w:t>1. </w:t>
             </w:r>
             <w:r>
               <w:rPr>
-                <w:rStyle w:val="4"/>
-                <w:rFonts w:hint="default" w:ascii="Segoe UI" w:hAnsi="Segoe UI" w:eastAsia="Segoe UI" w:cs="Segoe UI"/>
+                <w:rStyle w:val="Strong"/>
+                <w:rFonts w:ascii="Segoe UI" w:eastAsia="Segoe UI" w:hAnsi="Segoe UI" w:cs="Segoe UI" w:hint="default"/>
                 <w:b/>
                 <w:bCs/>
                 <w:i w:val="0"/>
@@ -1199,99 +1166,99 @@
                 <w:kern w:val="0"/>
                 <w:sz w:val="18"/>
                 <w:szCs w:val="18"/>
-                <w:bdr w:val="none" w:color="auto" w:sz="0" w:space="0"/>
-                <w:lang w:val="en-US" w:eastAsia="zh-CN" w:bidi="ar"/>
+                <w:bdr w:val="nil"/>
+                <w:lang w:val="en-US" w:eastAsia="zh-CN"/>
               </w:rPr>
               <w:t>直接原因：</w:t>
             </w:r>
             <w:r>
               <w:rPr>
-                <w:rFonts w:hint="default" w:ascii="Segoe UI" w:hAnsi="Segoe UI" w:eastAsia="Segoe UI" w:cs="Segoe UI"/>
-                <w:i w:val="0"/>
-                <w:iCs w:val="0"/>
-                <w:caps w:val="0"/>
-                <w:snapToGrid w:val="0"/>
-                <w:color w:val="000000"/>
-                <w:spacing w:val="0"/>
-                <w:kern w:val="0"/>
-                <w:sz w:val="18"/>
-                <w:szCs w:val="18"/>
-                <w:bdr w:val="none" w:color="auto" w:sz="0" w:space="0"/>
-                <w:lang w:val="en-US" w:eastAsia="zh-CN" w:bidi="ar"/>
+                <w:rFonts w:ascii="Segoe UI" w:eastAsia="Segoe UI" w:hAnsi="Segoe UI" w:cs="Segoe UI" w:hint="default"/>
+                <w:i w:val="0"/>
+                <w:iCs w:val="0"/>
+                <w:caps w:val="0"/>
+                <w:snapToGrid w:val="0"/>
+                <w:color w:val="000000"/>
+                <w:spacing w:val="0"/>
+                <w:kern w:val="0"/>
+                <w:sz w:val="18"/>
+                <w:szCs w:val="18"/>
+                <w:bdr w:val="nil"/>
+                <w:lang w:val="en-US" w:eastAsia="zh-CN"/>
               </w:rPr>
               <w:t> 经代码审查，发现预算预占释放服</w:t>
             </w:r>
             <w:r>
               <w:rPr>
-                <w:rFonts w:hint="default" w:ascii="Segoe UI" w:hAnsi="Segoe UI" w:eastAsia="Segoe UI" w:cs="Segoe UI"/>
-                <w:i w:val="0"/>
-                <w:iCs w:val="0"/>
-                <w:caps w:val="0"/>
-                <w:snapToGrid w:val="0"/>
-                <w:color w:val="000000"/>
-                <w:spacing w:val="0"/>
-                <w:kern w:val="0"/>
-                <w:sz w:val="18"/>
-                <w:szCs w:val="18"/>
-                <w:lang w:val="en-US" w:eastAsia="zh-CN" w:bidi="ar"/>
+                <w:rFonts w:ascii="Segoe UI" w:eastAsia="Segoe UI" w:hAnsi="Segoe UI" w:cs="Segoe UI" w:hint="default"/>
+                <w:i w:val="0"/>
+                <w:iCs w:val="0"/>
+                <w:caps w:val="0"/>
+                <w:snapToGrid w:val="0"/>
+                <w:color w:val="000000"/>
+                <w:spacing w:val="0"/>
+                <w:kern w:val="0"/>
+                <w:sz w:val="18"/>
+                <w:szCs w:val="18"/>
+                <w:lang w:val="en-US" w:eastAsia="zh-CN"/>
               </w:rPr>
               <w:t>务（BudgetReleaseService）中，</w:t>
             </w:r>
             <w:r>
               <w:rPr>
-                <w:rFonts w:hint="default" w:ascii="Segoe UI" w:hAnsi="Segoe UI" w:eastAsia="Segoe UI" w:cs="Segoe UI"/>
-                <w:i w:val="0"/>
-                <w:iCs w:val="0"/>
-                <w:caps w:val="0"/>
-                <w:snapToGrid w:val="0"/>
-                <w:color w:val="000000"/>
-                <w:spacing w:val="0"/>
-                <w:kern w:val="0"/>
-                <w:sz w:val="18"/>
-                <w:szCs w:val="18"/>
-                <w:bdr w:val="none" w:color="auto" w:sz="0" w:space="0"/>
-                <w:lang w:val="en-US" w:eastAsia="zh-CN" w:bidi="ar"/>
+                <w:rFonts w:ascii="Segoe UI" w:eastAsia="Segoe UI" w:hAnsi="Segoe UI" w:cs="Segoe UI" w:hint="default"/>
+                <w:i w:val="0"/>
+                <w:iCs w:val="0"/>
+                <w:caps w:val="0"/>
+                <w:snapToGrid w:val="0"/>
+                <w:color w:val="000000"/>
+                <w:spacing w:val="0"/>
+                <w:kern w:val="0"/>
+                <w:sz w:val="18"/>
+                <w:szCs w:val="18"/>
+                <w:bdr w:val="nil"/>
+                <w:lang w:val="en-US" w:eastAsia="zh-CN"/>
               </w:rPr>
               <w:t>对流程状态回调的处理逻辑不完整。当接收到“驳回”状态时，未正确调用预占释放接口。</w:t>
             </w:r>
             <w:r>
               <w:rPr>
-                <w:rFonts w:hint="default" w:ascii="Segoe UI" w:hAnsi="Segoe UI" w:eastAsia="Segoe UI" w:cs="Segoe UI"/>
-                <w:i w:val="0"/>
-                <w:iCs w:val="0"/>
-                <w:caps w:val="0"/>
-                <w:snapToGrid w:val="0"/>
-                <w:color w:val="000000"/>
-                <w:spacing w:val="0"/>
-                <w:kern w:val="0"/>
-                <w:sz w:val="18"/>
-                <w:szCs w:val="18"/>
-                <w:bdr w:val="none" w:color="auto" w:sz="0" w:space="0"/>
-                <w:lang w:val="en-US" w:eastAsia="zh-CN" w:bidi="ar"/>
-              </w:rPr>
-              <w:br w:type="textWrapping"/>
-            </w:r>
-            <w:r>
-              <w:rPr>
-                <w:rFonts w:hint="default" w:ascii="Segoe UI" w:hAnsi="Segoe UI" w:eastAsia="Segoe UI" w:cs="Segoe UI"/>
-                <w:i w:val="0"/>
-                <w:iCs w:val="0"/>
-                <w:caps w:val="0"/>
-                <w:snapToGrid w:val="0"/>
-                <w:color w:val="000000"/>
-                <w:spacing w:val="0"/>
-                <w:kern w:val="0"/>
-                <w:sz w:val="18"/>
-                <w:szCs w:val="18"/>
-                <w:bdr w:val="none" w:color="auto" w:sz="0" w:space="0"/>
-                <w:lang w:val="en-US" w:eastAsia="zh-CN" w:bidi="ar"/>
+                <w:rFonts w:ascii="Segoe UI" w:eastAsia="Segoe UI" w:hAnsi="Segoe UI" w:cs="Segoe UI" w:hint="default"/>
+                <w:i w:val="0"/>
+                <w:iCs w:val="0"/>
+                <w:caps w:val="0"/>
+                <w:snapToGrid w:val="0"/>
+                <w:color w:val="000000"/>
+                <w:spacing w:val="0"/>
+                <w:kern w:val="0"/>
+                <w:sz w:val="18"/>
+                <w:szCs w:val="18"/>
+                <w:bdr w:val="nil"/>
+                <w:lang w:val="en-US" w:eastAsia="zh-CN"/>
+              </w:rPr>
+              <w:br/>
+            </w:r>
+            <w:r>
+              <w:rPr>
+                <w:rFonts w:ascii="Segoe UI" w:eastAsia="Segoe UI" w:hAnsi="Segoe UI" w:cs="Segoe UI" w:hint="default"/>
+                <w:i w:val="0"/>
+                <w:iCs w:val="0"/>
+                <w:caps w:val="0"/>
+                <w:snapToGrid w:val="0"/>
+                <w:color w:val="000000"/>
+                <w:spacing w:val="0"/>
+                <w:kern w:val="0"/>
+                <w:sz w:val="18"/>
+                <w:szCs w:val="18"/>
+                <w:bdr w:val="nil"/>
+                <w:lang w:val="en-US" w:eastAsia="zh-CN"/>
               </w:rPr>
               <w:t>2. </w:t>
             </w:r>
             <w:r>
               <w:rPr>
-                <w:rStyle w:val="4"/>
-                <w:rFonts w:hint="default" w:ascii="Segoe UI" w:hAnsi="Segoe UI" w:eastAsia="Segoe UI" w:cs="Segoe UI"/>
+                <w:rStyle w:val="Strong"/>
+                <w:rFonts w:ascii="Segoe UI" w:eastAsia="Segoe UI" w:hAnsi="Segoe UI" w:cs="Segoe UI" w:hint="default"/>
                 <w:b/>
                 <w:bCs/>
                 <w:i w:val="0"/>
@@ -1303,25 +1270,25 @@
                 <w:kern w:val="0"/>
                 <w:sz w:val="18"/>
                 <w:szCs w:val="18"/>
-                <w:bdr w:val="none" w:color="auto" w:sz="0" w:space="0"/>
-                <w:lang w:val="en-US" w:eastAsia="zh-CN" w:bidi="ar"/>
+                <w:bdr w:val="nil"/>
+                <w:lang w:val="en-US" w:eastAsia="zh-CN"/>
               </w:rPr>
               <w:t>根本原因：</w:t>
             </w:r>
             <w:r>
               <w:rPr>
-                <w:rFonts w:hint="default" w:ascii="Segoe UI" w:hAnsi="Segoe UI" w:eastAsia="Segoe UI" w:cs="Segoe UI"/>
-                <w:i w:val="0"/>
-                <w:iCs w:val="0"/>
-                <w:caps w:val="0"/>
-                <w:snapToGrid w:val="0"/>
-                <w:color w:val="000000"/>
-                <w:spacing w:val="0"/>
-                <w:kern w:val="0"/>
-                <w:sz w:val="18"/>
-                <w:szCs w:val="18"/>
-                <w:bdr w:val="none" w:color="auto" w:sz="0" w:space="0"/>
-                <w:lang w:val="en-US" w:eastAsia="zh-CN" w:bidi="ar"/>
+                <w:rFonts w:ascii="Segoe UI" w:eastAsia="Segoe UI" w:hAnsi="Segoe UI" w:cs="Segoe UI" w:hint="default"/>
+                <w:i w:val="0"/>
+                <w:iCs w:val="0"/>
+                <w:caps w:val="0"/>
+                <w:snapToGrid w:val="0"/>
+                <w:color w:val="000000"/>
+                <w:spacing w:val="0"/>
+                <w:kern w:val="0"/>
+                <w:sz w:val="18"/>
+                <w:szCs w:val="18"/>
+                <w:bdr w:val="nil"/>
+                <w:lang w:val="en-US" w:eastAsia="zh-CN"/>
               </w:rPr>
               <w:t> 该服务的异常处理机制存在漏洞，当释放操作因关联数据锁定等原因失败时，仅记录日志而未进行重试或状态回滚，导致预占状态与实际业务状态不一致。</w:t>
             </w:r>
@@ -1330,14 +1297,8 @@
       </w:tr>
       <w:tr>
         <w:tblPrEx>
-          <w:tblBorders>
-            <w:top w:val="single" w:color="auto" w:sz="4" w:space="0"/>
-            <w:left w:val="single" w:color="auto" w:sz="4" w:space="0"/>
-            <w:bottom w:val="single" w:color="auto" w:sz="4" w:space="0"/>
-            <w:right w:val="single" w:color="auto" w:sz="4" w:space="0"/>
-            <w:insideH w:val="single" w:color="auto" w:sz="4" w:space="0"/>
-            <w:insideV w:val="single" w:color="auto" w:sz="4" w:space="0"/>
-          </w:tblBorders>
+          <w:tblW w:w="8522" w:type="dxa"/>
+          <w:jc w:val="center"/>
           <w:shd w:val="clear" w:color="auto" w:fill="auto"/>
           <w:tblCellMar>
             <w:top w:w="15" w:type="dxa"/>
@@ -1347,17 +1308,17 @@
           </w:tblCellMar>
         </w:tblPrEx>
         <w:trPr>
-          <w:trHeight w:val="0" w:hRule="atLeast"/>
+          <w:trHeight w:val="0"/>
           <w:jc w:val="center"/>
         </w:trPr>
         <w:tc>
           <w:tcPr>
             <w:tcW w:w="985" w:type="dxa"/>
             <w:tcBorders>
-              <w:top w:val="single" w:color="auto" w:sz="4" w:space="0"/>
-              <w:left w:val="single" w:color="auto" w:sz="12" w:space="0"/>
-              <w:bottom w:val="single" w:color="auto" w:sz="4" w:space="0"/>
-              <w:right w:val="single" w:color="auto" w:sz="4" w:space="0"/>
+              <w:top w:val="single" w:sz="4" w:space="0" w:color="auto"/>
+              <w:left w:val="single" w:sz="12" w:space="0" w:color="auto"/>
+              <w:bottom w:val="single" w:sz="4" w:space="0" w:color="auto"/>
+              <w:right w:val="single" w:sz="4" w:space="0" w:color="auto"/>
             </w:tcBorders>
             <w:shd w:val="clear" w:color="auto" w:fill="auto"/>
             <w:tcMar>
@@ -1376,10 +1337,10 @@
               <w:suppressLineNumbers w:val="0"/>
               <w:snapToGrid w:val="0"/>
               <w:spacing w:line="240" w:lineRule="auto"/>
-              <w:ind w:left="0" w:leftChars="0" w:right="0" w:rightChars="0" w:firstLine="0" w:firstLineChars="0"/>
+              <w:ind w:left="0" w:right="0" w:firstLine="0" w:leftChars="0" w:rightChars="0" w:firstLineChars="0"/>
               <w:jc w:val="left"/>
               <w:rPr>
-                <w:rFonts w:hint="default" w:ascii="Segoe UI" w:hAnsi="Segoe UI" w:eastAsia="Segoe UI" w:cs="Segoe UI"/>
+                <w:rFonts w:ascii="Segoe UI" w:eastAsia="Segoe UI" w:hAnsi="Segoe UI" w:cs="Segoe UI" w:hint="default"/>
                 <w:i w:val="0"/>
                 <w:iCs w:val="0"/>
                 <w:caps w:val="0"/>
@@ -1391,8 +1352,8 @@
             </w:pPr>
             <w:r>
               <w:rPr>
-                <w:rStyle w:val="4"/>
-                <w:rFonts w:hint="default" w:ascii="Segoe UI" w:hAnsi="Segoe UI" w:eastAsia="Segoe UI" w:cs="Segoe UI"/>
+                <w:rStyle w:val="Strong"/>
+                <w:rFonts w:ascii="Segoe UI" w:eastAsia="Segoe UI" w:hAnsi="Segoe UI" w:cs="Segoe UI" w:hint="default"/>
                 <w:b/>
                 <w:bCs/>
                 <w:i w:val="0"/>
@@ -1404,8 +1365,8 @@
                 <w:kern w:val="0"/>
                 <w:sz w:val="18"/>
                 <w:szCs w:val="18"/>
-                <w:bdr w:val="none" w:color="auto" w:sz="0" w:space="0"/>
-                <w:lang w:val="en-US" w:eastAsia="zh-CN" w:bidi="ar"/>
+                <w:bdr w:val="nil"/>
+                <w:lang w:val="en-US" w:eastAsia="zh-CN"/>
               </w:rPr>
               <w:t>临时解决方案</w:t>
             </w:r>
@@ -1415,10 +1376,10 @@
           <w:tcPr>
             <w:tcW w:w="7537" w:type="dxa"/>
             <w:tcBorders>
-              <w:top w:val="single" w:color="auto" w:sz="4" w:space="0"/>
-              <w:left w:val="single" w:color="auto" w:sz="4" w:space="0"/>
-              <w:bottom w:val="single" w:color="auto" w:sz="4" w:space="0"/>
-              <w:right w:val="single" w:color="auto" w:sz="12" w:space="0"/>
+              <w:top w:val="single" w:sz="4" w:space="0" w:color="auto"/>
+              <w:left w:val="single" w:sz="4" w:space="0" w:color="auto"/>
+              <w:bottom w:val="single" w:sz="4" w:space="0" w:color="auto"/>
+              <w:right w:val="single" w:sz="12" w:space="0" w:color="auto"/>
             </w:tcBorders>
             <w:shd w:val="clear" w:color="auto" w:fill="auto"/>
             <w:tcMar>
@@ -1437,10 +1398,10 @@
               <w:suppressLineNumbers w:val="0"/>
               <w:snapToGrid w:val="0"/>
               <w:spacing w:line="240" w:lineRule="auto"/>
-              <w:ind w:left="0" w:leftChars="0" w:right="0" w:rightChars="0" w:firstLine="0" w:firstLineChars="0"/>
+              <w:ind w:left="0" w:right="0" w:firstLine="0" w:leftChars="0" w:rightChars="0" w:firstLineChars="0"/>
               <w:jc w:val="left"/>
               <w:rPr>
-                <w:rFonts w:hint="default" w:ascii="Segoe UI" w:hAnsi="Segoe UI" w:eastAsia="Segoe UI" w:cs="Segoe UI"/>
+                <w:rFonts w:ascii="Segoe UI" w:eastAsia="Segoe UI" w:hAnsi="Segoe UI" w:cs="Segoe UI" w:hint="default"/>
                 <w:i w:val="0"/>
                 <w:iCs w:val="0"/>
                 <w:caps w:val="0"/>
@@ -1452,34 +1413,34 @@
             </w:pPr>
             <w:r>
               <w:rPr>
-                <w:rFonts w:hint="default" w:ascii="Segoe UI" w:hAnsi="Segoe UI" w:eastAsia="Segoe UI" w:cs="Segoe UI"/>
-                <w:i w:val="0"/>
-                <w:iCs w:val="0"/>
-                <w:caps w:val="0"/>
-                <w:snapToGrid w:val="0"/>
-                <w:color w:val="000000"/>
-                <w:spacing w:val="0"/>
-                <w:kern w:val="0"/>
-                <w:sz w:val="18"/>
-                <w:szCs w:val="18"/>
-                <w:bdr w:val="none" w:color="auto" w:sz="0" w:space="0"/>
-                <w:lang w:val="en-US" w:eastAsia="zh-CN" w:bidi="ar"/>
+                <w:rFonts w:ascii="Segoe UI" w:eastAsia="Segoe UI" w:hAnsi="Segoe UI" w:cs="Segoe UI" w:hint="default"/>
+                <w:i w:val="0"/>
+                <w:iCs w:val="0"/>
+                <w:caps w:val="0"/>
+                <w:snapToGrid w:val="0"/>
+                <w:color w:val="000000"/>
+                <w:spacing w:val="0"/>
+                <w:kern w:val="0"/>
+                <w:sz w:val="18"/>
+                <w:szCs w:val="18"/>
+                <w:bdr w:val="nil"/>
+                <w:lang w:val="en-US" w:eastAsia="zh-CN"/>
               </w:rPr>
               <w:t>人工干预：运维人员定位到异常预占记录后，协调财务人员在SAP后端使用事</w:t>
             </w:r>
             <w:r>
               <w:rPr>
-                <w:rFonts w:hint="default" w:ascii="Segoe UI" w:hAnsi="Segoe UI" w:eastAsia="Segoe UI" w:cs="Segoe UI"/>
-                <w:i w:val="0"/>
-                <w:iCs w:val="0"/>
-                <w:caps w:val="0"/>
-                <w:snapToGrid w:val="0"/>
-                <w:color w:val="000000"/>
-                <w:spacing w:val="0"/>
-                <w:kern w:val="0"/>
-                <w:sz w:val="18"/>
-                <w:szCs w:val="18"/>
-                <w:lang w:val="en-US" w:eastAsia="zh-CN" w:bidi="ar"/>
+                <w:rFonts w:ascii="Segoe UI" w:eastAsia="Segoe UI" w:hAnsi="Segoe UI" w:cs="Segoe UI" w:hint="default"/>
+                <w:i w:val="0"/>
+                <w:iCs w:val="0"/>
+                <w:caps w:val="0"/>
+                <w:snapToGrid w:val="0"/>
+                <w:color w:val="000000"/>
+                <w:spacing w:val="0"/>
+                <w:kern w:val="0"/>
+                <w:sz w:val="18"/>
+                <w:szCs w:val="18"/>
+                <w:lang w:val="en-US" w:eastAsia="zh-CN"/>
               </w:rPr>
               <w:t>务代码ZPS006进行手动释放。（此方案已记录在知识库）</w:t>
             </w:r>
@@ -1490,14 +1451,8 @@
       </w:tr>
       <w:tr>
         <w:tblPrEx>
-          <w:tblBorders>
-            <w:top w:val="single" w:color="auto" w:sz="4" w:space="0"/>
-            <w:left w:val="single" w:color="auto" w:sz="4" w:space="0"/>
-            <w:bottom w:val="single" w:color="auto" w:sz="4" w:space="0"/>
-            <w:right w:val="single" w:color="auto" w:sz="4" w:space="0"/>
-            <w:insideH w:val="single" w:color="auto" w:sz="4" w:space="0"/>
-            <w:insideV w:val="single" w:color="auto" w:sz="4" w:space="0"/>
-          </w:tblBorders>
+          <w:tblW w:w="8522" w:type="dxa"/>
+          <w:jc w:val="center"/>
           <w:shd w:val="clear" w:color="auto" w:fill="auto"/>
           <w:tblCellMar>
             <w:top w:w="15" w:type="dxa"/>
@@ -1507,17 +1462,17 @@
           </w:tblCellMar>
         </w:tblPrEx>
         <w:trPr>
-          <w:trHeight w:val="0" w:hRule="atLeast"/>
+          <w:trHeight w:val="0"/>
           <w:jc w:val="center"/>
         </w:trPr>
         <w:tc>
           <w:tcPr>
             <w:tcW w:w="985" w:type="dxa"/>
             <w:tcBorders>
-              <w:top w:val="single" w:color="auto" w:sz="4" w:space="0"/>
-              <w:left w:val="single" w:color="auto" w:sz="12" w:space="0"/>
-              <w:bottom w:val="single" w:color="auto" w:sz="4" w:space="0"/>
-              <w:right w:val="single" w:color="auto" w:sz="4" w:space="0"/>
+              <w:top w:val="single" w:sz="4" w:space="0" w:color="auto"/>
+              <w:left w:val="single" w:sz="12" w:space="0" w:color="auto"/>
+              <w:bottom w:val="single" w:sz="4" w:space="0" w:color="auto"/>
+              <w:right w:val="single" w:sz="4" w:space="0" w:color="auto"/>
             </w:tcBorders>
             <w:shd w:val="clear" w:color="auto" w:fill="auto"/>
             <w:tcMar>
@@ -1536,10 +1491,10 @@
               <w:suppressLineNumbers w:val="0"/>
               <w:snapToGrid w:val="0"/>
               <w:spacing w:line="240" w:lineRule="auto"/>
-              <w:ind w:left="0" w:leftChars="0" w:right="0" w:rightChars="0" w:firstLine="0" w:firstLineChars="0"/>
+              <w:ind w:left="0" w:right="0" w:firstLine="0" w:leftChars="0" w:rightChars="0" w:firstLineChars="0"/>
               <w:jc w:val="left"/>
               <w:rPr>
-                <w:rFonts w:hint="default" w:ascii="Segoe UI" w:hAnsi="Segoe UI" w:eastAsia="Segoe UI" w:cs="Segoe UI"/>
+                <w:rFonts w:ascii="Segoe UI" w:eastAsia="Segoe UI" w:hAnsi="Segoe UI" w:cs="Segoe UI" w:hint="default"/>
                 <w:i w:val="0"/>
                 <w:iCs w:val="0"/>
                 <w:caps w:val="0"/>
@@ -1551,8 +1506,8 @@
             </w:pPr>
             <w:r>
               <w:rPr>
-                <w:rStyle w:val="4"/>
-                <w:rFonts w:hint="default" w:ascii="Segoe UI" w:hAnsi="Segoe UI" w:eastAsia="Segoe UI" w:cs="Segoe UI"/>
+                <w:rStyle w:val="Strong"/>
+                <w:rFonts w:ascii="Segoe UI" w:eastAsia="Segoe UI" w:hAnsi="Segoe UI" w:cs="Segoe UI" w:hint="default"/>
                 <w:b/>
                 <w:bCs/>
                 <w:i w:val="0"/>
@@ -1564,8 +1519,8 @@
                 <w:kern w:val="0"/>
                 <w:sz w:val="18"/>
                 <w:szCs w:val="18"/>
-                <w:bdr w:val="none" w:color="auto" w:sz="0" w:space="0"/>
-                <w:lang w:val="en-US" w:eastAsia="zh-CN" w:bidi="ar"/>
+                <w:bdr w:val="nil"/>
+                <w:lang w:val="en-US" w:eastAsia="zh-CN"/>
               </w:rPr>
               <w:t>永久解决方案</w:t>
             </w:r>
@@ -1575,10 +1530,10 @@
           <w:tcPr>
             <w:tcW w:w="7537" w:type="dxa"/>
             <w:tcBorders>
-              <w:top w:val="single" w:color="auto" w:sz="4" w:space="0"/>
-              <w:left w:val="single" w:color="auto" w:sz="4" w:space="0"/>
-              <w:bottom w:val="single" w:color="auto" w:sz="4" w:space="0"/>
-              <w:right w:val="single" w:color="auto" w:sz="12" w:space="0"/>
+              <w:top w:val="single" w:sz="4" w:space="0" w:color="auto"/>
+              <w:left w:val="single" w:sz="4" w:space="0" w:color="auto"/>
+              <w:bottom w:val="single" w:sz="4" w:space="0" w:color="auto"/>
+              <w:right w:val="single" w:sz="12" w:space="0" w:color="auto"/>
             </w:tcBorders>
             <w:shd w:val="clear" w:color="auto" w:fill="auto"/>
             <w:tcMar>
@@ -1597,10 +1552,10 @@
               <w:suppressLineNumbers w:val="0"/>
               <w:snapToGrid w:val="0"/>
               <w:spacing w:line="240" w:lineRule="auto"/>
-              <w:ind w:left="0" w:leftChars="0" w:right="0" w:rightChars="0" w:firstLine="0" w:firstLineChars="0"/>
+              <w:ind w:left="0" w:right="0" w:firstLine="0" w:leftChars="0" w:rightChars="0" w:firstLineChars="0"/>
               <w:jc w:val="left"/>
               <w:rPr>
-                <w:rFonts w:hint="default" w:ascii="Segoe UI" w:hAnsi="Segoe UI" w:eastAsia="Segoe UI" w:cs="Segoe UI"/>
+                <w:rFonts w:ascii="Segoe UI" w:eastAsia="Segoe UI" w:hAnsi="Segoe UI" w:cs="Segoe UI" w:hint="default"/>
                 <w:i w:val="0"/>
                 <w:iCs w:val="0"/>
                 <w:caps w:val="0"/>
@@ -1612,8 +1567,8 @@
             </w:pPr>
             <w:r>
               <w:rPr>
-                <w:rStyle w:val="4"/>
-                <w:rFonts w:hint="default" w:ascii="Segoe UI" w:hAnsi="Segoe UI" w:eastAsia="Segoe UI" w:cs="Segoe UI"/>
+                <w:rStyle w:val="Strong"/>
+                <w:rFonts w:ascii="Segoe UI" w:eastAsia="Segoe UI" w:hAnsi="Segoe UI" w:cs="Segoe UI" w:hint="default"/>
                 <w:b/>
                 <w:bCs/>
                 <w:i w:val="0"/>
@@ -1625,143 +1580,143 @@
                 <w:kern w:val="0"/>
                 <w:sz w:val="18"/>
                 <w:szCs w:val="18"/>
-                <w:bdr w:val="none" w:color="auto" w:sz="0" w:space="0"/>
-                <w:lang w:val="en-US" w:eastAsia="zh-CN" w:bidi="ar"/>
+                <w:bdr w:val="nil"/>
+                <w:lang w:val="en-US" w:eastAsia="zh-CN"/>
               </w:rPr>
               <w:t>提交变更请求（RFC），修改系统逻辑：</w:t>
             </w:r>
             <w:r>
               <w:rPr>
-                <w:rFonts w:hint="default" w:ascii="Segoe UI" w:hAnsi="Segoe UI" w:eastAsia="Segoe UI" w:cs="Segoe UI"/>
-                <w:i w:val="0"/>
-                <w:iCs w:val="0"/>
-                <w:caps w:val="0"/>
-                <w:snapToGrid w:val="0"/>
-                <w:color w:val="000000"/>
-                <w:spacing w:val="0"/>
-                <w:kern w:val="0"/>
-                <w:sz w:val="18"/>
-                <w:szCs w:val="18"/>
-                <w:bdr w:val="none" w:color="auto" w:sz="0" w:space="0"/>
-                <w:lang w:val="en-US" w:eastAsia="zh-CN" w:bidi="ar"/>
-              </w:rPr>
-              <w:br w:type="textWrapping"/>
-            </w:r>
-            <w:r>
-              <w:rPr>
-                <w:rFonts w:hint="default" w:ascii="Segoe UI" w:hAnsi="Segoe UI" w:eastAsia="Segoe UI" w:cs="Segoe UI"/>
-                <w:i w:val="0"/>
-                <w:iCs w:val="0"/>
-                <w:caps w:val="0"/>
-                <w:snapToGrid w:val="0"/>
-                <w:color w:val="000000"/>
-                <w:spacing w:val="0"/>
-                <w:kern w:val="0"/>
-                <w:sz w:val="18"/>
-                <w:szCs w:val="18"/>
-                <w:bdr w:val="none" w:color="auto" w:sz="0" w:space="0"/>
-                <w:lang w:val="en-US" w:eastAsia="zh-CN" w:bidi="ar"/>
+                <w:rFonts w:ascii="Segoe UI" w:eastAsia="Segoe UI" w:hAnsi="Segoe UI" w:cs="Segoe UI" w:hint="default"/>
+                <w:i w:val="0"/>
+                <w:iCs w:val="0"/>
+                <w:caps w:val="0"/>
+                <w:snapToGrid w:val="0"/>
+                <w:color w:val="000000"/>
+                <w:spacing w:val="0"/>
+                <w:kern w:val="0"/>
+                <w:sz w:val="18"/>
+                <w:szCs w:val="18"/>
+                <w:bdr w:val="nil"/>
+                <w:lang w:val="en-US" w:eastAsia="zh-CN"/>
+              </w:rPr>
+              <w:br/>
+            </w:r>
+            <w:r>
+              <w:rPr>
+                <w:rFonts w:ascii="Segoe UI" w:eastAsia="Segoe UI" w:hAnsi="Segoe UI" w:cs="Segoe UI" w:hint="default"/>
+                <w:i w:val="0"/>
+                <w:iCs w:val="0"/>
+                <w:caps w:val="0"/>
+                <w:snapToGrid w:val="0"/>
+                <w:color w:val="000000"/>
+                <w:spacing w:val="0"/>
+                <w:kern w:val="0"/>
+                <w:sz w:val="18"/>
+                <w:szCs w:val="18"/>
+                <w:bdr w:val="nil"/>
+                <w:lang w:val="en-US" w:eastAsia="zh-CN"/>
               </w:rPr>
               <w:t>1. 增</w:t>
             </w:r>
             <w:r>
               <w:rPr>
-                <w:rFonts w:hint="default" w:ascii="Segoe UI" w:hAnsi="Segoe UI" w:eastAsia="Segoe UI" w:cs="Segoe UI"/>
-                <w:i w:val="0"/>
-                <w:iCs w:val="0"/>
-                <w:caps w:val="0"/>
-                <w:snapToGrid w:val="0"/>
-                <w:color w:val="000000"/>
-                <w:spacing w:val="0"/>
-                <w:kern w:val="0"/>
-                <w:sz w:val="18"/>
-                <w:szCs w:val="18"/>
-                <w:lang w:val="en-US" w:eastAsia="zh-CN" w:bidi="ar"/>
+                <w:rFonts w:ascii="Segoe UI" w:eastAsia="Segoe UI" w:hAnsi="Segoe UI" w:cs="Segoe UI" w:hint="default"/>
+                <w:i w:val="0"/>
+                <w:iCs w:val="0"/>
+                <w:caps w:val="0"/>
+                <w:snapToGrid w:val="0"/>
+                <w:color w:val="000000"/>
+                <w:spacing w:val="0"/>
+                <w:kern w:val="0"/>
+                <w:sz w:val="18"/>
+                <w:szCs w:val="18"/>
+                <w:lang w:val="en-US" w:eastAsia="zh-CN"/>
               </w:rPr>
               <w:t>强 BudgetReleaseService 服务，确保</w:t>
             </w:r>
             <w:r>
               <w:rPr>
-                <w:rFonts w:hint="default" w:ascii="Segoe UI" w:hAnsi="Segoe UI" w:eastAsia="Segoe UI" w:cs="Segoe UI"/>
-                <w:i w:val="0"/>
-                <w:iCs w:val="0"/>
-                <w:caps w:val="0"/>
-                <w:snapToGrid w:val="0"/>
-                <w:color w:val="000000"/>
-                <w:spacing w:val="0"/>
-                <w:kern w:val="0"/>
-                <w:sz w:val="18"/>
-                <w:szCs w:val="18"/>
-                <w:bdr w:val="none" w:color="auto" w:sz="0" w:space="0"/>
-                <w:lang w:val="en-US" w:eastAsia="zh-CN" w:bidi="ar"/>
+                <w:rFonts w:ascii="Segoe UI" w:eastAsia="Segoe UI" w:hAnsi="Segoe UI" w:cs="Segoe UI" w:hint="default"/>
+                <w:i w:val="0"/>
+                <w:iCs w:val="0"/>
+                <w:caps w:val="0"/>
+                <w:snapToGrid w:val="0"/>
+                <w:color w:val="000000"/>
+                <w:spacing w:val="0"/>
+                <w:kern w:val="0"/>
+                <w:sz w:val="18"/>
+                <w:szCs w:val="18"/>
+                <w:bdr w:val="nil"/>
+                <w:lang w:val="en-US" w:eastAsia="zh-CN"/>
               </w:rPr>
               <w:t>在流程驳回、取消等终结状态时，必然触发预占释放逻辑。</w:t>
             </w:r>
             <w:r>
               <w:rPr>
-                <w:rFonts w:hint="default" w:ascii="Segoe UI" w:hAnsi="Segoe UI" w:eastAsia="Segoe UI" w:cs="Segoe UI"/>
-                <w:i w:val="0"/>
-                <w:iCs w:val="0"/>
-                <w:caps w:val="0"/>
-                <w:snapToGrid w:val="0"/>
-                <w:color w:val="000000"/>
-                <w:spacing w:val="0"/>
-                <w:kern w:val="0"/>
-                <w:sz w:val="18"/>
-                <w:szCs w:val="18"/>
-                <w:bdr w:val="none" w:color="auto" w:sz="0" w:space="0"/>
-                <w:lang w:val="en-US" w:eastAsia="zh-CN" w:bidi="ar"/>
-              </w:rPr>
-              <w:br w:type="textWrapping"/>
-            </w:r>
-            <w:r>
-              <w:rPr>
-                <w:rFonts w:hint="default" w:ascii="Segoe UI" w:hAnsi="Segoe UI" w:eastAsia="Segoe UI" w:cs="Segoe UI"/>
-                <w:i w:val="0"/>
-                <w:iCs w:val="0"/>
-                <w:caps w:val="0"/>
-                <w:snapToGrid w:val="0"/>
-                <w:color w:val="000000"/>
-                <w:spacing w:val="0"/>
-                <w:kern w:val="0"/>
-                <w:sz w:val="18"/>
-                <w:szCs w:val="18"/>
-                <w:bdr w:val="none" w:color="auto" w:sz="0" w:space="0"/>
-                <w:lang w:val="en-US" w:eastAsia="zh-CN" w:bidi="ar"/>
+                <w:rFonts w:ascii="Segoe UI" w:eastAsia="Segoe UI" w:hAnsi="Segoe UI" w:cs="Segoe UI" w:hint="default"/>
+                <w:i w:val="0"/>
+                <w:iCs w:val="0"/>
+                <w:caps w:val="0"/>
+                <w:snapToGrid w:val="0"/>
+                <w:color w:val="000000"/>
+                <w:spacing w:val="0"/>
+                <w:kern w:val="0"/>
+                <w:sz w:val="18"/>
+                <w:szCs w:val="18"/>
+                <w:bdr w:val="nil"/>
+                <w:lang w:val="en-US" w:eastAsia="zh-CN"/>
+              </w:rPr>
+              <w:br/>
+            </w:r>
+            <w:r>
+              <w:rPr>
+                <w:rFonts w:ascii="Segoe UI" w:eastAsia="Segoe UI" w:hAnsi="Segoe UI" w:cs="Segoe UI" w:hint="default"/>
+                <w:i w:val="0"/>
+                <w:iCs w:val="0"/>
+                <w:caps w:val="0"/>
+                <w:snapToGrid w:val="0"/>
+                <w:color w:val="000000"/>
+                <w:spacing w:val="0"/>
+                <w:kern w:val="0"/>
+                <w:sz w:val="18"/>
+                <w:szCs w:val="18"/>
+                <w:bdr w:val="nil"/>
+                <w:lang w:val="en-US" w:eastAsia="zh-CN"/>
               </w:rPr>
               <w:t>2. 增加预占释放失败后的自动重试机制（最多3次），并完善异常告警，通知运维人员。</w:t>
             </w:r>
             <w:r>
               <w:rPr>
-                <w:rFonts w:hint="default" w:ascii="Segoe UI" w:hAnsi="Segoe UI" w:eastAsia="Segoe UI" w:cs="Segoe UI"/>
-                <w:i w:val="0"/>
-                <w:iCs w:val="0"/>
-                <w:caps w:val="0"/>
-                <w:snapToGrid w:val="0"/>
-                <w:color w:val="000000"/>
-                <w:spacing w:val="0"/>
-                <w:kern w:val="0"/>
-                <w:sz w:val="18"/>
-                <w:szCs w:val="18"/>
-                <w:bdr w:val="none" w:color="auto" w:sz="0" w:space="0"/>
-                <w:lang w:val="en-US" w:eastAsia="zh-CN" w:bidi="ar"/>
-              </w:rPr>
-              <w:br w:type="textWrapping"/>
-            </w:r>
-            <w:r>
-              <w:rPr>
-                <w:rFonts w:hint="default" w:ascii="Segoe UI" w:hAnsi="Segoe UI" w:eastAsia="Segoe UI" w:cs="Segoe UI"/>
-                <w:i w:val="0"/>
-                <w:iCs w:val="0"/>
-                <w:caps w:val="0"/>
-                <w:snapToGrid w:val="0"/>
-                <w:color w:val="000000"/>
-                <w:spacing w:val="0"/>
-                <w:kern w:val="0"/>
-                <w:sz w:val="18"/>
-                <w:szCs w:val="18"/>
-                <w:bdr w:val="none" w:color="auto" w:sz="0" w:space="0"/>
-                <w:lang w:val="en-US" w:eastAsia="zh-CN" w:bidi="ar"/>
+                <w:rFonts w:ascii="Segoe UI" w:eastAsia="Segoe UI" w:hAnsi="Segoe UI" w:cs="Segoe UI" w:hint="default"/>
+                <w:i w:val="0"/>
+                <w:iCs w:val="0"/>
+                <w:caps w:val="0"/>
+                <w:snapToGrid w:val="0"/>
+                <w:color w:val="000000"/>
+                <w:spacing w:val="0"/>
+                <w:kern w:val="0"/>
+                <w:sz w:val="18"/>
+                <w:szCs w:val="18"/>
+                <w:bdr w:val="nil"/>
+                <w:lang w:val="en-US" w:eastAsia="zh-CN"/>
+              </w:rPr>
+              <w:br/>
+            </w:r>
+            <w:r>
+              <w:rPr>
+                <w:rFonts w:ascii="Segoe UI" w:eastAsia="Segoe UI" w:hAnsi="Segoe UI" w:cs="Segoe UI" w:hint="default"/>
+                <w:i w:val="0"/>
+                <w:iCs w:val="0"/>
+                <w:caps w:val="0"/>
+                <w:snapToGrid w:val="0"/>
+                <w:color w:val="000000"/>
+                <w:spacing w:val="0"/>
+                <w:kern w:val="0"/>
+                <w:sz w:val="18"/>
+                <w:szCs w:val="18"/>
+                <w:bdr w:val="nil"/>
+                <w:lang w:val="en-US" w:eastAsia="zh-CN"/>
               </w:rPr>
               <w:t>3. 在项目管理后台增加“预占状态校验与一键清理”管理员功能，作为后备管理手段。</w:t>
             </w:r>
@@ -1770,14 +1725,8 @@
       </w:tr>
       <w:tr>
         <w:tblPrEx>
-          <w:tblBorders>
-            <w:top w:val="single" w:color="auto" w:sz="4" w:space="0"/>
-            <w:left w:val="single" w:color="auto" w:sz="4" w:space="0"/>
-            <w:bottom w:val="single" w:color="auto" w:sz="4" w:space="0"/>
-            <w:right w:val="single" w:color="auto" w:sz="4" w:space="0"/>
-            <w:insideH w:val="single" w:color="auto" w:sz="4" w:space="0"/>
-            <w:insideV w:val="single" w:color="auto" w:sz="4" w:space="0"/>
-          </w:tblBorders>
+          <w:tblW w:w="8522" w:type="dxa"/>
+          <w:jc w:val="center"/>
           <w:shd w:val="clear" w:color="auto" w:fill="auto"/>
           <w:tblCellMar>
             <w:top w:w="15" w:type="dxa"/>
@@ -1787,17 +1736,17 @@
           </w:tblCellMar>
         </w:tblPrEx>
         <w:trPr>
-          <w:trHeight w:val="0" w:hRule="atLeast"/>
+          <w:trHeight w:val="0"/>
           <w:jc w:val="center"/>
         </w:trPr>
         <w:tc>
           <w:tcPr>
             <w:tcW w:w="985" w:type="dxa"/>
             <w:tcBorders>
-              <w:top w:val="single" w:color="auto" w:sz="4" w:space="0"/>
-              <w:left w:val="single" w:color="auto" w:sz="12" w:space="0"/>
-              <w:bottom w:val="single" w:color="auto" w:sz="4" w:space="0"/>
-              <w:right w:val="single" w:color="auto" w:sz="4" w:space="0"/>
+              <w:top w:val="single" w:sz="4" w:space="0" w:color="auto"/>
+              <w:left w:val="single" w:sz="12" w:space="0" w:color="auto"/>
+              <w:bottom w:val="single" w:sz="4" w:space="0" w:color="auto"/>
+              <w:right w:val="single" w:sz="4" w:space="0" w:color="auto"/>
             </w:tcBorders>
             <w:shd w:val="clear" w:color="auto" w:fill="auto"/>
             <w:tcMar>
@@ -1816,10 +1765,10 @@
               <w:suppressLineNumbers w:val="0"/>
               <w:snapToGrid w:val="0"/>
               <w:spacing w:line="240" w:lineRule="auto"/>
-              <w:ind w:left="0" w:leftChars="0" w:right="0" w:rightChars="0" w:firstLine="0" w:firstLineChars="0"/>
+              <w:ind w:left="0" w:right="0" w:firstLine="0" w:leftChars="0" w:rightChars="0" w:firstLineChars="0"/>
               <w:jc w:val="center"/>
               <w:rPr>
-                <w:rFonts w:hint="default" w:ascii="Segoe UI" w:hAnsi="Segoe UI" w:eastAsia="Segoe UI" w:cs="Segoe UI"/>
+                <w:rFonts w:ascii="Segoe UI" w:eastAsia="Segoe UI" w:hAnsi="Segoe UI" w:cs="Segoe UI" w:hint="default"/>
                 <w:i w:val="0"/>
                 <w:iCs w:val="0"/>
                 <w:caps w:val="0"/>
@@ -1831,8 +1780,8 @@
             </w:pPr>
             <w:r>
               <w:rPr>
-                <w:rStyle w:val="4"/>
-                <w:rFonts w:hint="default" w:ascii="Segoe UI" w:hAnsi="Segoe UI" w:eastAsia="Segoe UI" w:cs="Segoe UI"/>
+                <w:rStyle w:val="Strong"/>
+                <w:rFonts w:ascii="Segoe UI" w:eastAsia="Segoe UI" w:hAnsi="Segoe UI" w:cs="Segoe UI" w:hint="default"/>
                 <w:b/>
                 <w:bCs/>
                 <w:i w:val="0"/>
@@ -1844,8 +1793,8 @@
                 <w:kern w:val="0"/>
                 <w:sz w:val="18"/>
                 <w:szCs w:val="18"/>
-                <w:bdr w:val="none" w:color="auto" w:sz="0" w:space="0"/>
-                <w:lang w:val="en-US" w:eastAsia="zh-CN" w:bidi="ar"/>
+                <w:bdr w:val="nil"/>
+                <w:lang w:val="en-US" w:eastAsia="zh-CN"/>
               </w:rPr>
               <w:t>变更关联</w:t>
             </w:r>
@@ -1855,10 +1804,10 @@
           <w:tcPr>
             <w:tcW w:w="7537" w:type="dxa"/>
             <w:tcBorders>
-              <w:top w:val="single" w:color="auto" w:sz="4" w:space="0"/>
-              <w:left w:val="single" w:color="auto" w:sz="4" w:space="0"/>
-              <w:bottom w:val="single" w:color="auto" w:sz="4" w:space="0"/>
-              <w:right w:val="single" w:color="auto" w:sz="12" w:space="0"/>
+              <w:top w:val="single" w:sz="4" w:space="0" w:color="auto"/>
+              <w:left w:val="single" w:sz="4" w:space="0" w:color="auto"/>
+              <w:bottom w:val="single" w:sz="4" w:space="0" w:color="auto"/>
+              <w:right w:val="single" w:sz="12" w:space="0" w:color="auto"/>
             </w:tcBorders>
             <w:shd w:val="clear" w:color="auto" w:fill="auto"/>
             <w:tcMar>
@@ -1877,10 +1826,10 @@
               <w:suppressLineNumbers w:val="0"/>
               <w:snapToGrid w:val="0"/>
               <w:spacing w:line="240" w:lineRule="auto"/>
-              <w:ind w:left="0" w:leftChars="0" w:right="0" w:rightChars="0" w:firstLine="0" w:firstLineChars="0"/>
+              <w:ind w:left="0" w:right="0" w:firstLine="0" w:leftChars="0" w:rightChars="0" w:firstLineChars="0"/>
               <w:jc w:val="center"/>
               <w:rPr>
-                <w:rFonts w:hint="default" w:ascii="Segoe UI" w:hAnsi="Segoe UI" w:eastAsia="Segoe UI" w:cs="Segoe UI"/>
+                <w:rFonts w:ascii="Segoe UI" w:eastAsia="Segoe UI" w:hAnsi="Segoe UI" w:cs="Segoe UI" w:hint="default"/>
                 <w:i w:val="0"/>
                 <w:iCs w:val="0"/>
                 <w:caps w:val="0"/>
@@ -1892,8 +1841,8 @@
             </w:pPr>
             <w:r>
               <w:rPr>
-                <w:rStyle w:val="4"/>
-                <w:rFonts w:hint="default" w:ascii="Segoe UI" w:hAnsi="Segoe UI" w:eastAsia="Segoe UI" w:cs="Segoe UI"/>
+                <w:rStyle w:val="Strong"/>
+                <w:rFonts w:ascii="Segoe UI" w:eastAsia="Segoe UI" w:hAnsi="Segoe UI" w:cs="Segoe UI" w:hint="default"/>
                 <w:b/>
                 <w:bCs/>
                 <w:i w:val="0"/>
@@ -1905,83 +1854,83 @@
                 <w:kern w:val="0"/>
                 <w:sz w:val="18"/>
                 <w:szCs w:val="18"/>
-                <w:bdr w:val="none" w:color="auto" w:sz="0" w:space="0"/>
-                <w:lang w:val="en-US" w:eastAsia="zh-CN" w:bidi="ar"/>
+                <w:bdr w:val="nil"/>
+                <w:lang w:val="en-US" w:eastAsia="zh-CN"/>
               </w:rPr>
               <w:t>变更请求编号：</w:t>
             </w:r>
             <w:r>
               <w:rPr>
-                <w:rFonts w:hint="default" w:ascii="Segoe UI" w:hAnsi="Segoe UI" w:eastAsia="Segoe UI" w:cs="Segoe UI"/>
-                <w:i w:val="0"/>
-                <w:iCs w:val="0"/>
-                <w:caps w:val="0"/>
-                <w:snapToGrid w:val="0"/>
-                <w:color w:val="000000"/>
-                <w:spacing w:val="0"/>
-                <w:kern w:val="0"/>
-                <w:sz w:val="18"/>
-                <w:szCs w:val="18"/>
-                <w:bdr w:val="none" w:color="auto" w:sz="0" w:space="0"/>
-                <w:lang w:val="en-US" w:eastAsia="zh-CN" w:bidi="ar"/>
+                <w:rFonts w:ascii="Segoe UI" w:eastAsia="Segoe UI" w:hAnsi="Segoe UI" w:cs="Segoe UI" w:hint="default"/>
+                <w:i w:val="0"/>
+                <w:iCs w:val="0"/>
+                <w:caps w:val="0"/>
+                <w:snapToGrid w:val="0"/>
+                <w:color w:val="000000"/>
+                <w:spacing w:val="0"/>
+                <w:kern w:val="0"/>
+                <w:sz w:val="18"/>
+                <w:szCs w:val="18"/>
+                <w:bdr w:val="nil"/>
+                <w:lang w:val="en-US" w:eastAsia="zh-CN"/>
               </w:rPr>
               <w:t> CHG-</w:t>
             </w:r>
             <w:r>
               <w:rPr>
-                <w:rFonts w:hint="eastAsia" w:ascii="Segoe UI" w:hAnsi="Segoe UI" w:eastAsia="Segoe UI" w:cs="Segoe UI"/>
-                <w:i w:val="0"/>
-                <w:iCs w:val="0"/>
-                <w:caps w:val="0"/>
-                <w:snapToGrid w:val="0"/>
-                <w:color w:val="000000"/>
-                <w:spacing w:val="0"/>
-                <w:kern w:val="0"/>
-                <w:sz w:val="18"/>
-                <w:szCs w:val="18"/>
-                <w:bdr w:val="none" w:color="auto" w:sz="0" w:space="0"/>
-                <w:lang w:val="en-US" w:eastAsia="zh-CN" w:bidi="ar"/>
+                <w:rFonts w:ascii="Segoe UI" w:eastAsia="Segoe UI" w:hAnsi="Segoe UI" w:cs="Segoe UI" w:hint="eastAsia"/>
+                <w:i w:val="0"/>
+                <w:iCs w:val="0"/>
+                <w:caps w:val="0"/>
+                <w:snapToGrid w:val="0"/>
+                <w:color w:val="000000"/>
+                <w:spacing w:val="0"/>
+                <w:kern w:val="0"/>
+                <w:sz w:val="18"/>
+                <w:szCs w:val="18"/>
+                <w:bdr w:val="nil"/>
+                <w:lang w:val="en-US" w:eastAsia="zh-CN"/>
               </w:rPr>
               <w:t>2025</w:t>
             </w:r>
             <w:r>
               <w:rPr>
-                <w:rFonts w:hint="default" w:ascii="Segoe UI" w:hAnsi="Segoe UI" w:eastAsia="Segoe UI" w:cs="Segoe UI"/>
-                <w:i w:val="0"/>
-                <w:iCs w:val="0"/>
-                <w:caps w:val="0"/>
-                <w:snapToGrid w:val="0"/>
-                <w:color w:val="000000"/>
-                <w:spacing w:val="0"/>
-                <w:kern w:val="0"/>
-                <w:sz w:val="18"/>
-                <w:szCs w:val="18"/>
-                <w:bdr w:val="none" w:color="auto" w:sz="0" w:space="0"/>
-                <w:lang w:val="en-US" w:eastAsia="zh-CN" w:bidi="ar"/>
+                <w:rFonts w:ascii="Segoe UI" w:eastAsia="Segoe UI" w:hAnsi="Segoe UI" w:cs="Segoe UI" w:hint="default"/>
+                <w:i w:val="0"/>
+                <w:iCs w:val="0"/>
+                <w:caps w:val="0"/>
+                <w:snapToGrid w:val="0"/>
+                <w:color w:val="000000"/>
+                <w:spacing w:val="0"/>
+                <w:kern w:val="0"/>
+                <w:sz w:val="18"/>
+                <w:szCs w:val="18"/>
+                <w:bdr w:val="nil"/>
+                <w:lang w:val="en-US" w:eastAsia="zh-CN"/>
               </w:rPr>
               <w:t>-XY-01087</w:t>
             </w:r>
             <w:r>
               <w:rPr>
-                <w:rFonts w:hint="default" w:ascii="Segoe UI" w:hAnsi="Segoe UI" w:eastAsia="Segoe UI" w:cs="Segoe UI"/>
-                <w:i w:val="0"/>
-                <w:iCs w:val="0"/>
-                <w:caps w:val="0"/>
-                <w:snapToGrid w:val="0"/>
-                <w:color w:val="000000"/>
-                <w:spacing w:val="0"/>
-                <w:kern w:val="0"/>
-                <w:sz w:val="18"/>
-                <w:szCs w:val="18"/>
-                <w:bdr w:val="none" w:color="auto" w:sz="0" w:space="0"/>
-                <w:lang w:val="en-US" w:eastAsia="zh-CN" w:bidi="ar"/>
-              </w:rPr>
-              <w:br w:type="textWrapping"/>
-            </w:r>
-            <w:r>
-              <w:rPr>
-                <w:rStyle w:val="4"/>
-                <w:rFonts w:hint="default" w:ascii="Segoe UI" w:hAnsi="Segoe UI" w:eastAsia="Segoe UI" w:cs="Segoe UI"/>
+                <w:rFonts w:ascii="Segoe UI" w:eastAsia="Segoe UI" w:hAnsi="Segoe UI" w:cs="Segoe UI" w:hint="default"/>
+                <w:i w:val="0"/>
+                <w:iCs w:val="0"/>
+                <w:caps w:val="0"/>
+                <w:snapToGrid w:val="0"/>
+                <w:color w:val="000000"/>
+                <w:spacing w:val="0"/>
+                <w:kern w:val="0"/>
+                <w:sz w:val="18"/>
+                <w:szCs w:val="18"/>
+                <w:bdr w:val="nil"/>
+                <w:lang w:val="en-US" w:eastAsia="zh-CN"/>
+              </w:rPr>
+              <w:br/>
+            </w:r>
+            <w:r>
+              <w:rPr>
+                <w:rStyle w:val="Strong"/>
+                <w:rFonts w:ascii="Segoe UI" w:eastAsia="Segoe UI" w:hAnsi="Segoe UI" w:cs="Segoe UI" w:hint="default"/>
                 <w:b/>
                 <w:bCs/>
                 <w:i w:val="0"/>
@@ -1993,49 +1942,49 @@
                 <w:kern w:val="0"/>
                 <w:sz w:val="18"/>
                 <w:szCs w:val="18"/>
-                <w:bdr w:val="none" w:color="auto" w:sz="0" w:space="0"/>
-                <w:lang w:val="en-US" w:eastAsia="zh-CN" w:bidi="ar"/>
+                <w:bdr w:val="nil"/>
+                <w:lang w:val="en-US" w:eastAsia="zh-CN"/>
               </w:rPr>
               <w:t>变更类型：</w:t>
             </w:r>
             <w:r>
               <w:rPr>
-                <w:rFonts w:hint="default" w:ascii="Segoe UI" w:hAnsi="Segoe UI" w:eastAsia="Segoe UI" w:cs="Segoe UI"/>
-                <w:i w:val="0"/>
-                <w:iCs w:val="0"/>
-                <w:caps w:val="0"/>
-                <w:snapToGrid w:val="0"/>
-                <w:color w:val="000000"/>
-                <w:spacing w:val="0"/>
-                <w:kern w:val="0"/>
-                <w:sz w:val="18"/>
-                <w:szCs w:val="18"/>
-                <w:bdr w:val="none" w:color="auto" w:sz="0" w:space="0"/>
-                <w:lang w:val="en-US" w:eastAsia="zh-CN" w:bidi="ar"/>
+                <w:rFonts w:ascii="Segoe UI" w:eastAsia="Segoe UI" w:hAnsi="Segoe UI" w:cs="Segoe UI" w:hint="default"/>
+                <w:i w:val="0"/>
+                <w:iCs w:val="0"/>
+                <w:caps w:val="0"/>
+                <w:snapToGrid w:val="0"/>
+                <w:color w:val="000000"/>
+                <w:spacing w:val="0"/>
+                <w:kern w:val="0"/>
+                <w:sz w:val="18"/>
+                <w:szCs w:val="18"/>
+                <w:bdr w:val="nil"/>
+                <w:lang w:val="en-US" w:eastAsia="zh-CN"/>
               </w:rPr>
               <w:t> ☑ 标准变更 □ 紧急变更</w:t>
             </w:r>
             <w:r>
               <w:rPr>
-                <w:rFonts w:hint="default" w:ascii="Segoe UI" w:hAnsi="Segoe UI" w:eastAsia="Segoe UI" w:cs="Segoe UI"/>
-                <w:i w:val="0"/>
-                <w:iCs w:val="0"/>
-                <w:caps w:val="0"/>
-                <w:snapToGrid w:val="0"/>
-                <w:color w:val="000000"/>
-                <w:spacing w:val="0"/>
-                <w:kern w:val="0"/>
-                <w:sz w:val="18"/>
-                <w:szCs w:val="18"/>
-                <w:bdr w:val="none" w:color="auto" w:sz="0" w:space="0"/>
-                <w:lang w:val="en-US" w:eastAsia="zh-CN" w:bidi="ar"/>
-              </w:rPr>
-              <w:br w:type="textWrapping"/>
-            </w:r>
-            <w:r>
-              <w:rPr>
-                <w:rStyle w:val="4"/>
-                <w:rFonts w:hint="default" w:ascii="Segoe UI" w:hAnsi="Segoe UI" w:eastAsia="Segoe UI" w:cs="Segoe UI"/>
+                <w:rFonts w:ascii="Segoe UI" w:eastAsia="Segoe UI" w:hAnsi="Segoe UI" w:cs="Segoe UI" w:hint="default"/>
+                <w:i w:val="0"/>
+                <w:iCs w:val="0"/>
+                <w:caps w:val="0"/>
+                <w:snapToGrid w:val="0"/>
+                <w:color w:val="000000"/>
+                <w:spacing w:val="0"/>
+                <w:kern w:val="0"/>
+                <w:sz w:val="18"/>
+                <w:szCs w:val="18"/>
+                <w:bdr w:val="nil"/>
+                <w:lang w:val="en-US" w:eastAsia="zh-CN"/>
+              </w:rPr>
+              <w:br/>
+            </w:r>
+            <w:r>
+              <w:rPr>
+                <w:rStyle w:val="Strong"/>
+                <w:rFonts w:ascii="Segoe UI" w:eastAsia="Segoe UI" w:hAnsi="Segoe UI" w:cs="Segoe UI" w:hint="default"/>
                 <w:b/>
                 <w:bCs/>
                 <w:i w:val="0"/>
@@ -2047,25 +1996,25 @@
                 <w:kern w:val="0"/>
                 <w:sz w:val="18"/>
                 <w:szCs w:val="18"/>
-                <w:bdr w:val="none" w:color="auto" w:sz="0" w:space="0"/>
-                <w:lang w:val="en-US" w:eastAsia="zh-CN" w:bidi="ar"/>
+                <w:bdr w:val="nil"/>
+                <w:lang w:val="en-US" w:eastAsia="zh-CN"/>
               </w:rPr>
               <w:t>变更状态：</w:t>
             </w:r>
             <w:r>
               <w:rPr>
-                <w:rFonts w:hint="default" w:ascii="Segoe UI" w:hAnsi="Segoe UI" w:eastAsia="Segoe UI" w:cs="Segoe UI"/>
-                <w:i w:val="0"/>
-                <w:iCs w:val="0"/>
-                <w:caps w:val="0"/>
-                <w:snapToGrid w:val="0"/>
-                <w:color w:val="000000"/>
-                <w:spacing w:val="0"/>
-                <w:kern w:val="0"/>
-                <w:sz w:val="18"/>
-                <w:szCs w:val="18"/>
-                <w:bdr w:val="none" w:color="auto" w:sz="0" w:space="0"/>
-                <w:lang w:val="en-US" w:eastAsia="zh-CN" w:bidi="ar"/>
+                <w:rFonts w:ascii="Segoe UI" w:eastAsia="Segoe UI" w:hAnsi="Segoe UI" w:cs="Segoe UI" w:hint="default"/>
+                <w:i w:val="0"/>
+                <w:iCs w:val="0"/>
+                <w:caps w:val="0"/>
+                <w:snapToGrid w:val="0"/>
+                <w:color w:val="000000"/>
+                <w:spacing w:val="0"/>
+                <w:kern w:val="0"/>
+                <w:sz w:val="18"/>
+                <w:szCs w:val="18"/>
+                <w:bdr w:val="nil"/>
+                <w:lang w:val="en-US" w:eastAsia="zh-CN"/>
               </w:rPr>
               <w:t> 已评估，待排期开发</w:t>
             </w:r>
@@ -2074,14 +2023,8 @@
       </w:tr>
       <w:tr>
         <w:tblPrEx>
-          <w:tblBorders>
-            <w:top w:val="single" w:color="auto" w:sz="4" w:space="0"/>
-            <w:left w:val="single" w:color="auto" w:sz="4" w:space="0"/>
-            <w:bottom w:val="single" w:color="auto" w:sz="4" w:space="0"/>
-            <w:right w:val="single" w:color="auto" w:sz="4" w:space="0"/>
-            <w:insideH w:val="single" w:color="auto" w:sz="4" w:space="0"/>
-            <w:insideV w:val="single" w:color="auto" w:sz="4" w:space="0"/>
-          </w:tblBorders>
+          <w:tblW w:w="8522" w:type="dxa"/>
+          <w:jc w:val="center"/>
           <w:shd w:val="clear" w:color="auto" w:fill="auto"/>
           <w:tblCellMar>
             <w:top w:w="15" w:type="dxa"/>
@@ -2091,17 +2034,17 @@
           </w:tblCellMar>
         </w:tblPrEx>
         <w:trPr>
-          <w:trHeight w:val="0" w:hRule="atLeast"/>
+          <w:trHeight w:val="0"/>
           <w:jc w:val="center"/>
         </w:trPr>
         <w:tc>
           <w:tcPr>
             <w:tcW w:w="985" w:type="dxa"/>
             <w:tcBorders>
-              <w:top w:val="single" w:color="auto" w:sz="4" w:space="0"/>
-              <w:left w:val="single" w:color="auto" w:sz="12" w:space="0"/>
-              <w:bottom w:val="single" w:color="auto" w:sz="4" w:space="0"/>
-              <w:right w:val="single" w:color="auto" w:sz="4" w:space="0"/>
+              <w:top w:val="single" w:sz="4" w:space="0" w:color="auto"/>
+              <w:left w:val="single" w:sz="12" w:space="0" w:color="auto"/>
+              <w:bottom w:val="single" w:sz="4" w:space="0" w:color="auto"/>
+              <w:right w:val="single" w:sz="4" w:space="0" w:color="auto"/>
             </w:tcBorders>
             <w:shd w:val="clear" w:color="auto" w:fill="auto"/>
             <w:tcMar>
@@ -2120,10 +2063,10 @@
               <w:suppressLineNumbers w:val="0"/>
               <w:snapToGrid w:val="0"/>
               <w:spacing w:line="240" w:lineRule="auto"/>
-              <w:ind w:left="0" w:leftChars="0" w:right="0" w:rightChars="0" w:firstLine="0" w:firstLineChars="0"/>
+              <w:ind w:left="0" w:right="0" w:firstLine="0" w:leftChars="0" w:rightChars="0" w:firstLineChars="0"/>
               <w:jc w:val="left"/>
               <w:rPr>
-                <w:rFonts w:hint="default" w:ascii="Segoe UI" w:hAnsi="Segoe UI" w:eastAsia="Segoe UI" w:cs="Segoe UI"/>
+                <w:rFonts w:ascii="Segoe UI" w:eastAsia="Segoe UI" w:hAnsi="Segoe UI" w:cs="Segoe UI" w:hint="default"/>
                 <w:i w:val="0"/>
                 <w:iCs w:val="0"/>
                 <w:caps w:val="0"/>
@@ -2135,8 +2078,8 @@
             </w:pPr>
             <w:r>
               <w:rPr>
-                <w:rStyle w:val="4"/>
-                <w:rFonts w:hint="default" w:ascii="Segoe UI" w:hAnsi="Segoe UI" w:eastAsia="Segoe UI" w:cs="Segoe UI"/>
+                <w:rStyle w:val="Strong"/>
+                <w:rFonts w:ascii="Segoe UI" w:eastAsia="Segoe UI" w:hAnsi="Segoe UI" w:cs="Segoe UI" w:hint="default"/>
                 <w:b/>
                 <w:bCs/>
                 <w:i w:val="0"/>
@@ -2148,8 +2091,8 @@
                 <w:kern w:val="0"/>
                 <w:sz w:val="18"/>
                 <w:szCs w:val="18"/>
-                <w:bdr w:val="none" w:color="auto" w:sz="0" w:space="0"/>
-                <w:lang w:val="en-US" w:eastAsia="zh-CN" w:bidi="ar"/>
+                <w:bdr w:val="nil"/>
+                <w:lang w:val="en-US" w:eastAsia="zh-CN"/>
               </w:rPr>
               <w:t>负责人</w:t>
             </w:r>
@@ -2159,10 +2102,10 @@
           <w:tcPr>
             <w:tcW w:w="7537" w:type="dxa"/>
             <w:tcBorders>
-              <w:top w:val="single" w:color="auto" w:sz="4" w:space="0"/>
-              <w:left w:val="single" w:color="auto" w:sz="4" w:space="0"/>
-              <w:bottom w:val="single" w:color="auto" w:sz="4" w:space="0"/>
-              <w:right w:val="single" w:color="auto" w:sz="12" w:space="0"/>
+              <w:top w:val="single" w:sz="4" w:space="0" w:color="auto"/>
+              <w:left w:val="single" w:sz="4" w:space="0" w:color="auto"/>
+              <w:bottom w:val="single" w:sz="4" w:space="0" w:color="auto"/>
+              <w:right w:val="single" w:sz="12" w:space="0" w:color="auto"/>
             </w:tcBorders>
             <w:shd w:val="clear" w:color="auto" w:fill="auto"/>
             <w:tcMar>
@@ -2181,10 +2124,10 @@
               <w:suppressLineNumbers w:val="0"/>
               <w:snapToGrid w:val="0"/>
               <w:spacing w:line="240" w:lineRule="auto"/>
-              <w:ind w:left="0" w:leftChars="0" w:right="0" w:rightChars="0" w:firstLine="0" w:firstLineChars="0"/>
+              <w:ind w:left="0" w:right="0" w:firstLine="0" w:leftChars="0" w:rightChars="0" w:firstLineChars="0"/>
               <w:jc w:val="left"/>
               <w:rPr>
-                <w:rFonts w:hint="default" w:ascii="Segoe UI" w:hAnsi="Segoe UI" w:eastAsia="Segoe UI" w:cs="Segoe UI"/>
+                <w:rFonts w:ascii="Segoe UI" w:eastAsia="Segoe UI" w:hAnsi="Segoe UI" w:cs="Segoe UI" w:hint="default"/>
                 <w:i w:val="0"/>
                 <w:iCs w:val="0"/>
                 <w:caps w:val="0"/>
@@ -2196,18 +2139,18 @@
             </w:pPr>
             <w:r>
               <w:rPr>
-                <w:rFonts w:hint="default" w:ascii="Segoe UI" w:hAnsi="Segoe UI" w:eastAsia="Segoe UI" w:cs="Segoe UI"/>
-                <w:i w:val="0"/>
-                <w:iCs w:val="0"/>
-                <w:caps w:val="0"/>
-                <w:snapToGrid w:val="0"/>
-                <w:color w:val="000000"/>
-                <w:spacing w:val="0"/>
-                <w:kern w:val="0"/>
-                <w:sz w:val="18"/>
-                <w:szCs w:val="18"/>
-                <w:bdr w:val="none" w:color="auto" w:sz="0" w:space="0"/>
-                <w:lang w:val="en-US" w:eastAsia="zh-CN" w:bidi="ar"/>
+                <w:rFonts w:ascii="Segoe UI" w:eastAsia="Segoe UI" w:hAnsi="Segoe UI" w:cs="Segoe UI" w:hint="default"/>
+                <w:i w:val="0"/>
+                <w:iCs w:val="0"/>
+                <w:caps w:val="0"/>
+                <w:snapToGrid w:val="0"/>
+                <w:color w:val="000000"/>
+                <w:spacing w:val="0"/>
+                <w:kern w:val="0"/>
+                <w:sz w:val="18"/>
+                <w:szCs w:val="18"/>
+                <w:bdr w:val="nil"/>
+                <w:lang w:val="en-US" w:eastAsia="zh-CN"/>
               </w:rPr>
               <w:t>开发工程师 - 张伟（后端组）</w:t>
             </w:r>
@@ -2216,14 +2159,8 @@
       </w:tr>
       <w:tr>
         <w:tblPrEx>
-          <w:tblBorders>
-            <w:top w:val="single" w:color="auto" w:sz="4" w:space="0"/>
-            <w:left w:val="single" w:color="auto" w:sz="4" w:space="0"/>
-            <w:bottom w:val="single" w:color="auto" w:sz="4" w:space="0"/>
-            <w:right w:val="single" w:color="auto" w:sz="4" w:space="0"/>
-            <w:insideH w:val="single" w:color="auto" w:sz="4" w:space="0"/>
-            <w:insideV w:val="single" w:color="auto" w:sz="4" w:space="0"/>
-          </w:tblBorders>
+          <w:tblW w:w="8522" w:type="dxa"/>
+          <w:jc w:val="center"/>
           <w:shd w:val="clear" w:color="auto" w:fill="auto"/>
           <w:tblCellMar>
             <w:top w:w="15" w:type="dxa"/>
@@ -2233,17 +2170,17 @@
           </w:tblCellMar>
         </w:tblPrEx>
         <w:trPr>
-          <w:trHeight w:val="0" w:hRule="atLeast"/>
+          <w:trHeight w:val="0"/>
           <w:jc w:val="center"/>
         </w:trPr>
         <w:tc>
           <w:tcPr>
             <w:tcW w:w="985" w:type="dxa"/>
             <w:tcBorders>
-              <w:top w:val="single" w:color="auto" w:sz="4" w:space="0"/>
-              <w:left w:val="single" w:color="auto" w:sz="12" w:space="0"/>
-              <w:bottom w:val="single" w:color="auto" w:sz="4" w:space="0"/>
-              <w:right w:val="single" w:color="auto" w:sz="4" w:space="0"/>
+              <w:top w:val="single" w:sz="4" w:space="0" w:color="auto"/>
+              <w:left w:val="single" w:sz="12" w:space="0" w:color="auto"/>
+              <w:bottom w:val="single" w:sz="4" w:space="0" w:color="auto"/>
+              <w:right w:val="single" w:sz="4" w:space="0" w:color="auto"/>
             </w:tcBorders>
             <w:shd w:val="clear" w:color="auto" w:fill="auto"/>
             <w:tcMar>
@@ -2262,10 +2199,10 @@
               <w:suppressLineNumbers w:val="0"/>
               <w:snapToGrid w:val="0"/>
               <w:spacing w:line="240" w:lineRule="auto"/>
-              <w:ind w:left="0" w:leftChars="0" w:right="0" w:rightChars="0" w:firstLine="0" w:firstLineChars="0"/>
+              <w:ind w:left="0" w:right="0" w:firstLine="0" w:leftChars="0" w:rightChars="0" w:firstLineChars="0"/>
               <w:jc w:val="left"/>
               <w:rPr>
-                <w:rFonts w:hint="default" w:ascii="Segoe UI" w:hAnsi="Segoe UI" w:eastAsia="Segoe UI" w:cs="Segoe UI"/>
+                <w:rFonts w:ascii="Segoe UI" w:eastAsia="Segoe UI" w:hAnsi="Segoe UI" w:cs="Segoe UI" w:hint="default"/>
                 <w:i w:val="0"/>
                 <w:iCs w:val="0"/>
                 <w:caps w:val="0"/>
@@ -2277,8 +2214,8 @@
             </w:pPr>
             <w:r>
               <w:rPr>
-                <w:rStyle w:val="4"/>
-                <w:rFonts w:hint="default" w:ascii="Segoe UI" w:hAnsi="Segoe UI" w:eastAsia="Segoe UI" w:cs="Segoe UI"/>
+                <w:rStyle w:val="Strong"/>
+                <w:rFonts w:ascii="Segoe UI" w:eastAsia="Segoe UI" w:hAnsi="Segoe UI" w:cs="Segoe UI" w:hint="default"/>
                 <w:b/>
                 <w:bCs/>
                 <w:i w:val="0"/>
@@ -2290,8 +2227,8 @@
                 <w:kern w:val="0"/>
                 <w:sz w:val="18"/>
                 <w:szCs w:val="18"/>
-                <w:bdr w:val="none" w:color="auto" w:sz="0" w:space="0"/>
-                <w:lang w:val="en-US" w:eastAsia="zh-CN" w:bidi="ar"/>
+                <w:bdr w:val="nil"/>
+                <w:lang w:val="en-US" w:eastAsia="zh-CN"/>
               </w:rPr>
               <w:t>处理进度</w:t>
             </w:r>
@@ -2301,10 +2238,10 @@
           <w:tcPr>
             <w:tcW w:w="7537" w:type="dxa"/>
             <w:tcBorders>
-              <w:top w:val="single" w:color="auto" w:sz="4" w:space="0"/>
-              <w:left w:val="single" w:color="auto" w:sz="4" w:space="0"/>
-              <w:bottom w:val="single" w:color="auto" w:sz="4" w:space="0"/>
-              <w:right w:val="single" w:color="auto" w:sz="12" w:space="0"/>
+              <w:top w:val="single" w:sz="4" w:space="0" w:color="auto"/>
+              <w:left w:val="single" w:sz="4" w:space="0" w:color="auto"/>
+              <w:bottom w:val="single" w:sz="4" w:space="0" w:color="auto"/>
+              <w:right w:val="single" w:sz="12" w:space="0" w:color="auto"/>
             </w:tcBorders>
             <w:shd w:val="clear" w:color="auto" w:fill="auto"/>
             <w:tcMar>
@@ -2323,10 +2260,10 @@
               <w:suppressLineNumbers w:val="0"/>
               <w:snapToGrid w:val="0"/>
               <w:spacing w:line="240" w:lineRule="auto"/>
-              <w:ind w:left="0" w:leftChars="0" w:right="0" w:rightChars="0" w:firstLine="0" w:firstLineChars="0"/>
+              <w:ind w:left="0" w:right="0" w:firstLine="0" w:leftChars="0" w:rightChars="0" w:firstLineChars="0"/>
               <w:jc w:val="left"/>
               <w:rPr>
-                <w:rFonts w:hint="default" w:ascii="Segoe UI" w:hAnsi="Segoe UI" w:eastAsia="Segoe UI" w:cs="Segoe UI"/>
+                <w:rFonts w:ascii="Segoe UI" w:eastAsia="Segoe UI" w:hAnsi="Segoe UI" w:cs="Segoe UI" w:hint="default"/>
                 <w:i w:val="0"/>
                 <w:iCs w:val="0"/>
                 <w:caps w:val="0"/>
@@ -2338,8 +2275,8 @@
             </w:pPr>
             <w:r>
               <w:rPr>
-                <w:rStyle w:val="4"/>
-                <w:rFonts w:hint="default" w:ascii="Segoe UI" w:hAnsi="Segoe UI" w:eastAsia="Segoe UI" w:cs="Segoe UI"/>
+                <w:rStyle w:val="Strong"/>
+                <w:rFonts w:ascii="Segoe UI" w:eastAsia="Segoe UI" w:hAnsi="Segoe UI" w:cs="Segoe UI" w:hint="default"/>
                 <w:b/>
                 <w:bCs/>
                 <w:i w:val="0"/>
@@ -2351,49 +2288,49 @@
                 <w:kern w:val="0"/>
                 <w:sz w:val="18"/>
                 <w:szCs w:val="18"/>
-                <w:bdr w:val="none" w:color="auto" w:sz="0" w:space="0"/>
-                <w:lang w:val="en-US" w:eastAsia="zh-CN" w:bidi="ar"/>
+                <w:bdr w:val="nil"/>
+                <w:lang w:val="en-US" w:eastAsia="zh-CN"/>
               </w:rPr>
               <w:t>【10/27】</w:t>
             </w:r>
             <w:r>
               <w:rPr>
-                <w:rFonts w:hint="default" w:ascii="Segoe UI" w:hAnsi="Segoe UI" w:eastAsia="Segoe UI" w:cs="Segoe UI"/>
-                <w:i w:val="0"/>
-                <w:iCs w:val="0"/>
-                <w:caps w:val="0"/>
-                <w:snapToGrid w:val="0"/>
-                <w:color w:val="000000"/>
-                <w:spacing w:val="0"/>
-                <w:kern w:val="0"/>
-                <w:sz w:val="18"/>
-                <w:szCs w:val="18"/>
-                <w:bdr w:val="none" w:color="auto" w:sz="0" w:space="0"/>
-                <w:lang w:val="en-US" w:eastAsia="zh-CN" w:bidi="ar"/>
+                <w:rFonts w:ascii="Segoe UI" w:eastAsia="Segoe UI" w:hAnsi="Segoe UI" w:cs="Segoe UI" w:hint="default"/>
+                <w:i w:val="0"/>
+                <w:iCs w:val="0"/>
+                <w:caps w:val="0"/>
+                <w:snapToGrid w:val="0"/>
+                <w:color w:val="000000"/>
+                <w:spacing w:val="0"/>
+                <w:kern w:val="0"/>
+                <w:sz w:val="18"/>
+                <w:szCs w:val="18"/>
+                <w:bdr w:val="nil"/>
+                <w:lang w:val="en-US" w:eastAsia="zh-CN"/>
               </w:rPr>
               <w:t> 问题创建，根本原因分析完成。</w:t>
             </w:r>
             <w:r>
               <w:rPr>
-                <w:rFonts w:hint="default" w:ascii="Segoe UI" w:hAnsi="Segoe UI" w:eastAsia="Segoe UI" w:cs="Segoe UI"/>
-                <w:i w:val="0"/>
-                <w:iCs w:val="0"/>
-                <w:caps w:val="0"/>
-                <w:snapToGrid w:val="0"/>
-                <w:color w:val="000000"/>
-                <w:spacing w:val="0"/>
-                <w:kern w:val="0"/>
-                <w:sz w:val="18"/>
-                <w:szCs w:val="18"/>
-                <w:bdr w:val="none" w:color="auto" w:sz="0" w:space="0"/>
-                <w:lang w:val="en-US" w:eastAsia="zh-CN" w:bidi="ar"/>
-              </w:rPr>
-              <w:br w:type="textWrapping"/>
-            </w:r>
-            <w:r>
-              <w:rPr>
-                <w:rStyle w:val="4"/>
-                <w:rFonts w:hint="default" w:ascii="Segoe UI" w:hAnsi="Segoe UI" w:eastAsia="Segoe UI" w:cs="Segoe UI"/>
+                <w:rFonts w:ascii="Segoe UI" w:eastAsia="Segoe UI" w:hAnsi="Segoe UI" w:cs="Segoe UI" w:hint="default"/>
+                <w:i w:val="0"/>
+                <w:iCs w:val="0"/>
+                <w:caps w:val="0"/>
+                <w:snapToGrid w:val="0"/>
+                <w:color w:val="000000"/>
+                <w:spacing w:val="0"/>
+                <w:kern w:val="0"/>
+                <w:sz w:val="18"/>
+                <w:szCs w:val="18"/>
+                <w:bdr w:val="nil"/>
+                <w:lang w:val="en-US" w:eastAsia="zh-CN"/>
+              </w:rPr>
+              <w:br/>
+            </w:r>
+            <w:r>
+              <w:rPr>
+                <w:rStyle w:val="Strong"/>
+                <w:rFonts w:ascii="Segoe UI" w:eastAsia="Segoe UI" w:hAnsi="Segoe UI" w:cs="Segoe UI" w:hint="default"/>
                 <w:b/>
                 <w:bCs/>
                 <w:i w:val="0"/>
@@ -2405,49 +2342,49 @@
                 <w:kern w:val="0"/>
                 <w:sz w:val="18"/>
                 <w:szCs w:val="18"/>
-                <w:bdr w:val="none" w:color="auto" w:sz="0" w:space="0"/>
-                <w:lang w:val="en-US" w:eastAsia="zh-CN" w:bidi="ar"/>
+                <w:bdr w:val="nil"/>
+                <w:lang w:val="en-US" w:eastAsia="zh-CN"/>
               </w:rPr>
               <w:t>【10/30】</w:t>
             </w:r>
             <w:r>
               <w:rPr>
-                <w:rFonts w:hint="default" w:ascii="Segoe UI" w:hAnsi="Segoe UI" w:eastAsia="Segoe UI" w:cs="Segoe UI"/>
-                <w:i w:val="0"/>
-                <w:iCs w:val="0"/>
-                <w:caps w:val="0"/>
-                <w:snapToGrid w:val="0"/>
-                <w:color w:val="000000"/>
-                <w:spacing w:val="0"/>
-                <w:kern w:val="0"/>
-                <w:sz w:val="18"/>
-                <w:szCs w:val="18"/>
-                <w:bdr w:val="none" w:color="auto" w:sz="0" w:space="0"/>
-                <w:lang w:val="en-US" w:eastAsia="zh-CN" w:bidi="ar"/>
+                <w:rFonts w:ascii="Segoe UI" w:eastAsia="Segoe UI" w:hAnsi="Segoe UI" w:cs="Segoe UI" w:hint="default"/>
+                <w:i w:val="0"/>
+                <w:iCs w:val="0"/>
+                <w:caps w:val="0"/>
+                <w:snapToGrid w:val="0"/>
+                <w:color w:val="000000"/>
+                <w:spacing w:val="0"/>
+                <w:kern w:val="0"/>
+                <w:sz w:val="18"/>
+                <w:szCs w:val="18"/>
+                <w:bdr w:val="nil"/>
+                <w:lang w:val="en-US" w:eastAsia="zh-CN"/>
               </w:rPr>
               <w:t> 永久解决方案设计评审通过。</w:t>
             </w:r>
             <w:r>
               <w:rPr>
-                <w:rFonts w:hint="default" w:ascii="Segoe UI" w:hAnsi="Segoe UI" w:eastAsia="Segoe UI" w:cs="Segoe UI"/>
-                <w:i w:val="0"/>
-                <w:iCs w:val="0"/>
-                <w:caps w:val="0"/>
-                <w:snapToGrid w:val="0"/>
-                <w:color w:val="000000"/>
-                <w:spacing w:val="0"/>
-                <w:kern w:val="0"/>
-                <w:sz w:val="18"/>
-                <w:szCs w:val="18"/>
-                <w:bdr w:val="none" w:color="auto" w:sz="0" w:space="0"/>
-                <w:lang w:val="en-US" w:eastAsia="zh-CN" w:bidi="ar"/>
-              </w:rPr>
-              <w:br w:type="textWrapping"/>
-            </w:r>
-            <w:r>
-              <w:rPr>
-                <w:rStyle w:val="4"/>
-                <w:rFonts w:hint="default" w:ascii="Segoe UI" w:hAnsi="Segoe UI" w:eastAsia="Segoe UI" w:cs="Segoe UI"/>
+                <w:rFonts w:ascii="Segoe UI" w:eastAsia="Segoe UI" w:hAnsi="Segoe UI" w:cs="Segoe UI" w:hint="default"/>
+                <w:i w:val="0"/>
+                <w:iCs w:val="0"/>
+                <w:caps w:val="0"/>
+                <w:snapToGrid w:val="0"/>
+                <w:color w:val="000000"/>
+                <w:spacing w:val="0"/>
+                <w:kern w:val="0"/>
+                <w:sz w:val="18"/>
+                <w:szCs w:val="18"/>
+                <w:bdr w:val="nil"/>
+                <w:lang w:val="en-US" w:eastAsia="zh-CN"/>
+              </w:rPr>
+              <w:br/>
+            </w:r>
+            <w:r>
+              <w:rPr>
+                <w:rStyle w:val="Strong"/>
+                <w:rFonts w:ascii="Segoe UI" w:eastAsia="Segoe UI" w:hAnsi="Segoe UI" w:cs="Segoe UI" w:hint="default"/>
                 <w:b/>
                 <w:bCs/>
                 <w:i w:val="0"/>
@@ -2459,83 +2396,83 @@
                 <w:kern w:val="0"/>
                 <w:sz w:val="18"/>
                 <w:szCs w:val="18"/>
-                <w:bdr w:val="none" w:color="auto" w:sz="0" w:space="0"/>
-                <w:lang w:val="en-US" w:eastAsia="zh-CN" w:bidi="ar"/>
+                <w:bdr w:val="nil"/>
+                <w:lang w:val="en-US" w:eastAsia="zh-CN"/>
               </w:rPr>
               <w:t>【11/02】</w:t>
             </w:r>
             <w:r>
               <w:rPr>
-                <w:rFonts w:hint="default" w:ascii="Segoe UI" w:hAnsi="Segoe UI" w:eastAsia="Segoe UI" w:cs="Segoe UI"/>
-                <w:i w:val="0"/>
-                <w:iCs w:val="0"/>
-                <w:caps w:val="0"/>
-                <w:snapToGrid w:val="0"/>
-                <w:color w:val="000000"/>
-                <w:spacing w:val="0"/>
-                <w:kern w:val="0"/>
-                <w:sz w:val="18"/>
-                <w:szCs w:val="18"/>
-                <w:bdr w:val="none" w:color="auto" w:sz="0" w:space="0"/>
-                <w:lang w:val="en-US" w:eastAsia="zh-CN" w:bidi="ar"/>
+                <w:rFonts w:ascii="Segoe UI" w:eastAsia="Segoe UI" w:hAnsi="Segoe UI" w:cs="Segoe UI" w:hint="default"/>
+                <w:i w:val="0"/>
+                <w:iCs w:val="0"/>
+                <w:caps w:val="0"/>
+                <w:snapToGrid w:val="0"/>
+                <w:color w:val="000000"/>
+                <w:spacing w:val="0"/>
+                <w:kern w:val="0"/>
+                <w:sz w:val="18"/>
+                <w:szCs w:val="18"/>
+                <w:bdr w:val="nil"/>
+                <w:lang w:val="en-US" w:eastAsia="zh-CN"/>
               </w:rPr>
               <w:t> 关联变更请求（CHG-</w:t>
             </w:r>
             <w:r>
               <w:rPr>
-                <w:rFonts w:hint="eastAsia" w:ascii="Segoe UI" w:hAnsi="Segoe UI" w:eastAsia="Segoe UI" w:cs="Segoe UI"/>
-                <w:i w:val="0"/>
-                <w:iCs w:val="0"/>
-                <w:caps w:val="0"/>
-                <w:snapToGrid w:val="0"/>
-                <w:color w:val="000000"/>
-                <w:spacing w:val="0"/>
-                <w:kern w:val="0"/>
-                <w:sz w:val="18"/>
-                <w:szCs w:val="18"/>
-                <w:bdr w:val="none" w:color="auto" w:sz="0" w:space="0"/>
-                <w:lang w:val="en-US" w:eastAsia="zh-CN" w:bidi="ar"/>
+                <w:rFonts w:ascii="Segoe UI" w:eastAsia="Segoe UI" w:hAnsi="Segoe UI" w:cs="Segoe UI" w:hint="eastAsia"/>
+                <w:i w:val="0"/>
+                <w:iCs w:val="0"/>
+                <w:caps w:val="0"/>
+                <w:snapToGrid w:val="0"/>
+                <w:color w:val="000000"/>
+                <w:spacing w:val="0"/>
+                <w:kern w:val="0"/>
+                <w:sz w:val="18"/>
+                <w:szCs w:val="18"/>
+                <w:bdr w:val="nil"/>
+                <w:lang w:val="en-US" w:eastAsia="zh-CN"/>
               </w:rPr>
               <w:t>2025</w:t>
             </w:r>
             <w:r>
               <w:rPr>
-                <w:rFonts w:hint="default" w:ascii="Segoe UI" w:hAnsi="Segoe UI" w:eastAsia="Segoe UI" w:cs="Segoe UI"/>
-                <w:i w:val="0"/>
-                <w:iCs w:val="0"/>
-                <w:caps w:val="0"/>
-                <w:snapToGrid w:val="0"/>
-                <w:color w:val="000000"/>
-                <w:spacing w:val="0"/>
-                <w:kern w:val="0"/>
-                <w:sz w:val="18"/>
-                <w:szCs w:val="18"/>
-                <w:bdr w:val="none" w:color="auto" w:sz="0" w:space="0"/>
-                <w:lang w:val="en-US" w:eastAsia="zh-CN" w:bidi="ar"/>
+                <w:rFonts w:ascii="Segoe UI" w:eastAsia="Segoe UI" w:hAnsi="Segoe UI" w:cs="Segoe UI" w:hint="default"/>
+                <w:i w:val="0"/>
+                <w:iCs w:val="0"/>
+                <w:caps w:val="0"/>
+                <w:snapToGrid w:val="0"/>
+                <w:color w:val="000000"/>
+                <w:spacing w:val="0"/>
+                <w:kern w:val="0"/>
+                <w:sz w:val="18"/>
+                <w:szCs w:val="18"/>
+                <w:bdr w:val="nil"/>
+                <w:lang w:val="en-US" w:eastAsia="zh-CN"/>
               </w:rPr>
               <w:t>-XY-01087）已提交并获批。</w:t>
             </w:r>
             <w:r>
               <w:rPr>
-                <w:rFonts w:hint="default" w:ascii="Segoe UI" w:hAnsi="Segoe UI" w:eastAsia="Segoe UI" w:cs="Segoe UI"/>
-                <w:i w:val="0"/>
-                <w:iCs w:val="0"/>
-                <w:caps w:val="0"/>
-                <w:snapToGrid w:val="0"/>
-                <w:color w:val="000000"/>
-                <w:spacing w:val="0"/>
-                <w:kern w:val="0"/>
-                <w:sz w:val="18"/>
-                <w:szCs w:val="18"/>
-                <w:bdr w:val="none" w:color="auto" w:sz="0" w:space="0"/>
-                <w:lang w:val="en-US" w:eastAsia="zh-CN" w:bidi="ar"/>
-              </w:rPr>
-              <w:br w:type="textWrapping"/>
-            </w:r>
-            <w:r>
-              <w:rPr>
-                <w:rStyle w:val="4"/>
-                <w:rFonts w:hint="default" w:ascii="Segoe UI" w:hAnsi="Segoe UI" w:eastAsia="Segoe UI" w:cs="Segoe UI"/>
+                <w:rFonts w:ascii="Segoe UI" w:eastAsia="Segoe UI" w:hAnsi="Segoe UI" w:cs="Segoe UI" w:hint="default"/>
+                <w:i w:val="0"/>
+                <w:iCs w:val="0"/>
+                <w:caps w:val="0"/>
+                <w:snapToGrid w:val="0"/>
+                <w:color w:val="000000"/>
+                <w:spacing w:val="0"/>
+                <w:kern w:val="0"/>
+                <w:sz w:val="18"/>
+                <w:szCs w:val="18"/>
+                <w:bdr w:val="nil"/>
+                <w:lang w:val="en-US" w:eastAsia="zh-CN"/>
+              </w:rPr>
+              <w:br/>
+            </w:r>
+            <w:r>
+              <w:rPr>
+                <w:rStyle w:val="Strong"/>
+                <w:rFonts w:ascii="Segoe UI" w:eastAsia="Segoe UI" w:hAnsi="Segoe UI" w:cs="Segoe UI" w:hint="default"/>
                 <w:b/>
                 <w:bCs/>
                 <w:i w:val="0"/>
@@ -2547,25 +2484,25 @@
                 <w:kern w:val="0"/>
                 <w:sz w:val="18"/>
                 <w:szCs w:val="18"/>
-                <w:bdr w:val="none" w:color="auto" w:sz="0" w:space="0"/>
-                <w:lang w:val="en-US" w:eastAsia="zh-CN" w:bidi="ar"/>
+                <w:bdr w:val="nil"/>
+                <w:lang w:val="en-US" w:eastAsia="zh-CN"/>
               </w:rPr>
               <w:t>【待办】</w:t>
             </w:r>
             <w:r>
               <w:rPr>
-                <w:rFonts w:hint="default" w:ascii="Segoe UI" w:hAnsi="Segoe UI" w:eastAsia="Segoe UI" w:cs="Segoe UI"/>
-                <w:i w:val="0"/>
-                <w:iCs w:val="0"/>
-                <w:caps w:val="0"/>
-                <w:snapToGrid w:val="0"/>
-                <w:color w:val="000000"/>
-                <w:spacing w:val="0"/>
-                <w:kern w:val="0"/>
-                <w:sz w:val="18"/>
-                <w:szCs w:val="18"/>
-                <w:bdr w:val="none" w:color="auto" w:sz="0" w:space="0"/>
-                <w:lang w:val="en-US" w:eastAsia="zh-CN" w:bidi="ar"/>
+                <w:rFonts w:ascii="Segoe UI" w:eastAsia="Segoe UI" w:hAnsi="Segoe UI" w:cs="Segoe UI" w:hint="default"/>
+                <w:i w:val="0"/>
+                <w:iCs w:val="0"/>
+                <w:caps w:val="0"/>
+                <w:snapToGrid w:val="0"/>
+                <w:color w:val="000000"/>
+                <w:spacing w:val="0"/>
+                <w:kern w:val="0"/>
+                <w:sz w:val="18"/>
+                <w:szCs w:val="18"/>
+                <w:bdr w:val="nil"/>
+                <w:lang w:val="en-US" w:eastAsia="zh-CN"/>
               </w:rPr>
               <w:t> 开发、测试与上线发布。</w:t>
             </w:r>
@@ -2574,14 +2511,8 @@
       </w:tr>
       <w:tr>
         <w:tblPrEx>
-          <w:tblBorders>
-            <w:top w:val="single" w:color="auto" w:sz="4" w:space="0"/>
-            <w:left w:val="single" w:color="auto" w:sz="4" w:space="0"/>
-            <w:bottom w:val="single" w:color="auto" w:sz="4" w:space="0"/>
-            <w:right w:val="single" w:color="auto" w:sz="4" w:space="0"/>
-            <w:insideH w:val="single" w:color="auto" w:sz="4" w:space="0"/>
-            <w:insideV w:val="single" w:color="auto" w:sz="4" w:space="0"/>
-          </w:tblBorders>
+          <w:tblW w:w="8522" w:type="dxa"/>
+          <w:jc w:val="center"/>
           <w:shd w:val="clear" w:color="auto" w:fill="auto"/>
           <w:tblCellMar>
             <w:top w:w="15" w:type="dxa"/>
@@ -2591,17 +2522,17 @@
           </w:tblCellMar>
         </w:tblPrEx>
         <w:trPr>
-          <w:trHeight w:val="0" w:hRule="atLeast"/>
+          <w:trHeight w:val="0"/>
           <w:jc w:val="center"/>
         </w:trPr>
         <w:tc>
           <w:tcPr>
             <w:tcW w:w="985" w:type="dxa"/>
             <w:tcBorders>
-              <w:top w:val="single" w:color="auto" w:sz="4" w:space="0"/>
-              <w:left w:val="single" w:color="auto" w:sz="12" w:space="0"/>
-              <w:bottom w:val="single" w:color="auto" w:sz="4" w:space="0"/>
-              <w:right w:val="single" w:color="auto" w:sz="4" w:space="0"/>
+              <w:top w:val="single" w:sz="4" w:space="0" w:color="auto"/>
+              <w:left w:val="single" w:sz="12" w:space="0" w:color="auto"/>
+              <w:bottom w:val="single" w:sz="4" w:space="0" w:color="auto"/>
+              <w:right w:val="single" w:sz="4" w:space="0" w:color="auto"/>
             </w:tcBorders>
             <w:shd w:val="clear" w:color="auto" w:fill="auto"/>
             <w:tcMar>
@@ -2620,10 +2551,10 @@
               <w:suppressLineNumbers w:val="0"/>
               <w:snapToGrid w:val="0"/>
               <w:spacing w:line="240" w:lineRule="auto"/>
-              <w:ind w:left="0" w:leftChars="0" w:right="0" w:rightChars="0" w:firstLine="0" w:firstLineChars="0"/>
+              <w:ind w:left="0" w:right="0" w:firstLine="0" w:leftChars="0" w:rightChars="0" w:firstLineChars="0"/>
               <w:jc w:val="left"/>
               <w:rPr>
-                <w:rFonts w:hint="default" w:ascii="Segoe UI" w:hAnsi="Segoe UI" w:eastAsia="Segoe UI" w:cs="Segoe UI"/>
+                <w:rFonts w:ascii="Segoe UI" w:eastAsia="Segoe UI" w:hAnsi="Segoe UI" w:cs="Segoe UI" w:hint="default"/>
                 <w:i w:val="0"/>
                 <w:iCs w:val="0"/>
                 <w:caps w:val="0"/>
@@ -2635,8 +2566,8 @@
             </w:pPr>
             <w:r>
               <w:rPr>
-                <w:rStyle w:val="4"/>
-                <w:rFonts w:hint="default" w:ascii="Segoe UI" w:hAnsi="Segoe UI" w:eastAsia="Segoe UI" w:cs="Segoe UI"/>
+                <w:rStyle w:val="Strong"/>
+                <w:rFonts w:ascii="Segoe UI" w:eastAsia="Segoe UI" w:hAnsi="Segoe UI" w:cs="Segoe UI" w:hint="default"/>
                 <w:b/>
                 <w:bCs/>
                 <w:i w:val="0"/>
@@ -2648,8 +2579,8 @@
                 <w:kern w:val="0"/>
                 <w:sz w:val="18"/>
                 <w:szCs w:val="18"/>
-                <w:bdr w:val="none" w:color="auto" w:sz="0" w:space="0"/>
-                <w:lang w:val="en-US" w:eastAsia="zh-CN" w:bidi="ar"/>
+                <w:bdr w:val="nil"/>
+                <w:lang w:val="en-US" w:eastAsia="zh-CN"/>
               </w:rPr>
               <w:t>关闭条件</w:t>
             </w:r>
@@ -2659,10 +2590,10 @@
           <w:tcPr>
             <w:tcW w:w="7537" w:type="dxa"/>
             <w:tcBorders>
-              <w:top w:val="single" w:color="auto" w:sz="4" w:space="0"/>
-              <w:left w:val="single" w:color="auto" w:sz="4" w:space="0"/>
-              <w:bottom w:val="single" w:color="auto" w:sz="4" w:space="0"/>
-              <w:right w:val="single" w:color="auto" w:sz="12" w:space="0"/>
+              <w:top w:val="single" w:sz="4" w:space="0" w:color="auto"/>
+              <w:left w:val="single" w:sz="4" w:space="0" w:color="auto"/>
+              <w:bottom w:val="single" w:sz="4" w:space="0" w:color="auto"/>
+              <w:right w:val="single" w:sz="12" w:space="0" w:color="auto"/>
             </w:tcBorders>
             <w:shd w:val="clear" w:color="auto" w:fill="auto"/>
             <w:tcMar>
@@ -2681,10 +2612,10 @@
               <w:suppressLineNumbers w:val="0"/>
               <w:snapToGrid w:val="0"/>
               <w:spacing w:line="240" w:lineRule="auto"/>
-              <w:ind w:left="0" w:leftChars="0" w:right="0" w:rightChars="0" w:firstLine="0" w:firstLineChars="0"/>
+              <w:ind w:left="0" w:right="0" w:firstLine="0" w:leftChars="0" w:rightChars="0" w:firstLineChars="0"/>
               <w:jc w:val="left"/>
               <w:rPr>
-                <w:rFonts w:hint="default" w:ascii="Segoe UI" w:hAnsi="Segoe UI" w:eastAsia="Segoe UI" w:cs="Segoe UI"/>
+                <w:rFonts w:ascii="Segoe UI" w:eastAsia="Segoe UI" w:hAnsi="Segoe UI" w:cs="Segoe UI" w:hint="default"/>
                 <w:i w:val="0"/>
                 <w:iCs w:val="0"/>
                 <w:caps w:val="0"/>
@@ -2696,52 +2627,52 @@
             </w:pPr>
             <w:r>
               <w:rPr>
-                <w:rFonts w:hint="default" w:ascii="Segoe UI" w:hAnsi="Segoe UI" w:eastAsia="Segoe UI" w:cs="Segoe UI"/>
-                <w:i w:val="0"/>
-                <w:iCs w:val="0"/>
-                <w:caps w:val="0"/>
-                <w:snapToGrid w:val="0"/>
-                <w:color w:val="000000"/>
-                <w:spacing w:val="0"/>
-                <w:kern w:val="0"/>
-                <w:sz w:val="18"/>
-                <w:szCs w:val="18"/>
-                <w:bdr w:val="none" w:color="auto" w:sz="0" w:space="0"/>
-                <w:lang w:val="en-US" w:eastAsia="zh-CN" w:bidi="ar"/>
+                <w:rFonts w:ascii="Segoe UI" w:eastAsia="Segoe UI" w:hAnsi="Segoe UI" w:cs="Segoe UI" w:hint="default"/>
+                <w:i w:val="0"/>
+                <w:iCs w:val="0"/>
+                <w:caps w:val="0"/>
+                <w:snapToGrid w:val="0"/>
+                <w:color w:val="000000"/>
+                <w:spacing w:val="0"/>
+                <w:kern w:val="0"/>
+                <w:sz w:val="18"/>
+                <w:szCs w:val="18"/>
+                <w:bdr w:val="nil"/>
+                <w:lang w:val="en-US" w:eastAsia="zh-CN"/>
               </w:rPr>
               <w:t>关联的变更（CHG-</w:t>
             </w:r>
             <w:r>
               <w:rPr>
-                <w:rFonts w:hint="eastAsia" w:ascii="Segoe UI" w:hAnsi="Segoe UI" w:eastAsia="Segoe UI" w:cs="Segoe UI"/>
-                <w:i w:val="0"/>
-                <w:iCs w:val="0"/>
-                <w:caps w:val="0"/>
-                <w:snapToGrid w:val="0"/>
-                <w:color w:val="000000"/>
-                <w:spacing w:val="0"/>
-                <w:kern w:val="0"/>
-                <w:sz w:val="18"/>
-                <w:szCs w:val="18"/>
-                <w:bdr w:val="none" w:color="auto" w:sz="0" w:space="0"/>
-                <w:lang w:val="en-US" w:eastAsia="zh-CN" w:bidi="ar"/>
+                <w:rFonts w:ascii="Segoe UI" w:eastAsia="Segoe UI" w:hAnsi="Segoe UI" w:cs="Segoe UI" w:hint="eastAsia"/>
+                <w:i w:val="0"/>
+                <w:iCs w:val="0"/>
+                <w:caps w:val="0"/>
+                <w:snapToGrid w:val="0"/>
+                <w:color w:val="000000"/>
+                <w:spacing w:val="0"/>
+                <w:kern w:val="0"/>
+                <w:sz w:val="18"/>
+                <w:szCs w:val="18"/>
+                <w:bdr w:val="nil"/>
+                <w:lang w:val="en-US" w:eastAsia="zh-CN"/>
               </w:rPr>
               <w:t>2025</w:t>
             </w:r>
             <w:r>
               <w:rPr>
-                <w:rFonts w:hint="default" w:ascii="Segoe UI" w:hAnsi="Segoe UI" w:eastAsia="Segoe UI" w:cs="Segoe UI"/>
-                <w:i w:val="0"/>
-                <w:iCs w:val="0"/>
-                <w:caps w:val="0"/>
-                <w:snapToGrid w:val="0"/>
-                <w:color w:val="000000"/>
-                <w:spacing w:val="0"/>
-                <w:kern w:val="0"/>
-                <w:sz w:val="18"/>
-                <w:szCs w:val="18"/>
-                <w:bdr w:val="none" w:color="auto" w:sz="0" w:space="0"/>
-                <w:lang w:val="en-US" w:eastAsia="zh-CN" w:bidi="ar"/>
+                <w:rFonts w:ascii="Segoe UI" w:eastAsia="Segoe UI" w:hAnsi="Segoe UI" w:cs="Segoe UI" w:hint="default"/>
+                <w:i w:val="0"/>
+                <w:iCs w:val="0"/>
+                <w:caps w:val="0"/>
+                <w:snapToGrid w:val="0"/>
+                <w:color w:val="000000"/>
+                <w:spacing w:val="0"/>
+                <w:kern w:val="0"/>
+                <w:sz w:val="18"/>
+                <w:szCs w:val="18"/>
+                <w:bdr w:val="nil"/>
+                <w:lang w:val="en-US" w:eastAsia="zh-CN"/>
               </w:rPr>
               <w:t>-XY-01087）成功上线，且监控期内（如1个月）未再发生由同一根本原因引发的类似事件。</w:t>
             </w:r>
@@ -2750,14 +2681,8 @@
       </w:tr>
       <w:tr>
         <w:tblPrEx>
-          <w:tblBorders>
-            <w:top w:val="single" w:color="auto" w:sz="4" w:space="0"/>
-            <w:left w:val="single" w:color="auto" w:sz="4" w:space="0"/>
-            <w:bottom w:val="single" w:color="auto" w:sz="4" w:space="0"/>
-            <w:right w:val="single" w:color="auto" w:sz="4" w:space="0"/>
-            <w:insideH w:val="single" w:color="auto" w:sz="4" w:space="0"/>
-            <w:insideV w:val="single" w:color="auto" w:sz="4" w:space="0"/>
-          </w:tblBorders>
+          <w:tblW w:w="8522" w:type="dxa"/>
+          <w:jc w:val="center"/>
           <w:shd w:val="clear" w:color="auto" w:fill="auto"/>
           <w:tblCellMar>
             <w:top w:w="15" w:type="dxa"/>
@@ -2767,17 +2692,17 @@
           </w:tblCellMar>
         </w:tblPrEx>
         <w:trPr>
-          <w:trHeight w:val="0" w:hRule="atLeast"/>
+          <w:trHeight w:val="0"/>
           <w:jc w:val="center"/>
         </w:trPr>
         <w:tc>
           <w:tcPr>
             <w:tcW w:w="985" w:type="dxa"/>
             <w:tcBorders>
-              <w:top w:val="single" w:color="auto" w:sz="4" w:space="0"/>
-              <w:left w:val="single" w:color="auto" w:sz="12" w:space="0"/>
-              <w:bottom w:val="single" w:color="auto" w:sz="4" w:space="0"/>
-              <w:right w:val="single" w:color="auto" w:sz="4" w:space="0"/>
+              <w:top w:val="single" w:sz="4" w:space="0" w:color="auto"/>
+              <w:left w:val="single" w:sz="12" w:space="0" w:color="auto"/>
+              <w:bottom w:val="single" w:sz="4" w:space="0" w:color="auto"/>
+              <w:right w:val="single" w:sz="4" w:space="0" w:color="auto"/>
             </w:tcBorders>
             <w:shd w:val="clear" w:color="auto" w:fill="auto"/>
             <w:tcMar>
@@ -2796,10 +2721,10 @@
               <w:suppressLineNumbers w:val="0"/>
               <w:snapToGrid w:val="0"/>
               <w:spacing w:line="240" w:lineRule="auto"/>
-              <w:ind w:left="0" w:leftChars="0" w:right="0" w:rightChars="0" w:firstLine="0" w:firstLineChars="0"/>
+              <w:ind w:left="0" w:right="0" w:firstLine="0" w:leftChars="0" w:rightChars="0" w:firstLineChars="0"/>
               <w:jc w:val="left"/>
               <w:rPr>
-                <w:rFonts w:hint="default" w:ascii="Segoe UI" w:hAnsi="Segoe UI" w:eastAsia="Segoe UI" w:cs="Segoe UI"/>
+                <w:rFonts w:ascii="Segoe UI" w:eastAsia="Segoe UI" w:hAnsi="Segoe UI" w:cs="Segoe UI" w:hint="default"/>
                 <w:i w:val="0"/>
                 <w:iCs w:val="0"/>
                 <w:caps w:val="0"/>
@@ -2811,8 +2736,8 @@
             </w:pPr>
             <w:r>
               <w:rPr>
-                <w:rStyle w:val="4"/>
-                <w:rFonts w:hint="default" w:ascii="Segoe UI" w:hAnsi="Segoe UI" w:eastAsia="Segoe UI" w:cs="Segoe UI"/>
+                <w:rStyle w:val="Strong"/>
+                <w:rFonts w:ascii="Segoe UI" w:eastAsia="Segoe UI" w:hAnsi="Segoe UI" w:cs="Segoe UI" w:hint="default"/>
                 <w:b/>
                 <w:bCs/>
                 <w:i w:val="0"/>
@@ -2824,8 +2749,8 @@
                 <w:kern w:val="0"/>
                 <w:sz w:val="18"/>
                 <w:szCs w:val="18"/>
-                <w:bdr w:val="none" w:color="auto" w:sz="0" w:space="0"/>
-                <w:lang w:val="en-US" w:eastAsia="zh-CN" w:bidi="ar"/>
+                <w:bdr w:val="nil"/>
+                <w:lang w:val="en-US" w:eastAsia="zh-CN"/>
               </w:rPr>
               <w:t>关闭时间</w:t>
             </w:r>
@@ -2835,10 +2760,10 @@
           <w:tcPr>
             <w:tcW w:w="7537" w:type="dxa"/>
             <w:tcBorders>
-              <w:top w:val="single" w:color="auto" w:sz="4" w:space="0"/>
-              <w:left w:val="single" w:color="auto" w:sz="4" w:space="0"/>
-              <w:bottom w:val="single" w:color="auto" w:sz="4" w:space="0"/>
-              <w:right w:val="single" w:color="auto" w:sz="12" w:space="0"/>
+              <w:top w:val="single" w:sz="4" w:space="0" w:color="auto"/>
+              <w:left w:val="single" w:sz="4" w:space="0" w:color="auto"/>
+              <w:bottom w:val="single" w:sz="4" w:space="0" w:color="auto"/>
+              <w:right w:val="single" w:sz="12" w:space="0" w:color="auto"/>
             </w:tcBorders>
             <w:shd w:val="clear" w:color="auto" w:fill="auto"/>
             <w:tcMar>
@@ -2857,10 +2782,10 @@
               <w:suppressLineNumbers w:val="0"/>
               <w:snapToGrid w:val="0"/>
               <w:spacing w:line="240" w:lineRule="auto"/>
-              <w:ind w:left="0" w:leftChars="0" w:right="0" w:rightChars="0" w:firstLine="0" w:firstLineChars="0"/>
+              <w:ind w:left="0" w:right="0" w:firstLine="0" w:leftChars="0" w:rightChars="0" w:firstLineChars="0"/>
               <w:jc w:val="left"/>
               <w:rPr>
-                <w:rFonts w:hint="default" w:ascii="Segoe UI" w:hAnsi="Segoe UI" w:eastAsia="Segoe UI" w:cs="Segoe UI"/>
+                <w:rFonts w:ascii="Segoe UI" w:eastAsia="Segoe UI" w:hAnsi="Segoe UI" w:cs="Segoe UI" w:hint="default"/>
                 <w:i w:val="0"/>
                 <w:iCs w:val="0"/>
                 <w:caps w:val="0"/>
@@ -2872,18 +2797,18 @@
             </w:pPr>
             <w:r>
               <w:rPr>
-                <w:rFonts w:hint="default" w:ascii="Segoe UI" w:hAnsi="Segoe UI" w:eastAsia="Segoe UI" w:cs="Segoe UI"/>
-                <w:i w:val="0"/>
-                <w:iCs w:val="0"/>
-                <w:caps w:val="0"/>
-                <w:snapToGrid w:val="0"/>
-                <w:color w:val="000000"/>
-                <w:spacing w:val="0"/>
-                <w:kern w:val="0"/>
-                <w:sz w:val="18"/>
-                <w:szCs w:val="18"/>
-                <w:bdr w:val="none" w:color="auto" w:sz="0" w:space="0"/>
-                <w:lang w:val="en-US" w:eastAsia="zh-CN" w:bidi="ar"/>
+                <w:rFonts w:ascii="Segoe UI" w:eastAsia="Segoe UI" w:hAnsi="Segoe UI" w:cs="Segoe UI" w:hint="default"/>
+                <w:i w:val="0"/>
+                <w:iCs w:val="0"/>
+                <w:caps w:val="0"/>
+                <w:snapToGrid w:val="0"/>
+                <w:color w:val="000000"/>
+                <w:spacing w:val="0"/>
+                <w:kern w:val="0"/>
+                <w:sz w:val="18"/>
+                <w:szCs w:val="18"/>
+                <w:bdr w:val="nil"/>
+                <w:lang w:val="en-US" w:eastAsia="zh-CN"/>
               </w:rPr>
               <w:t>（待关闭）</w:t>
             </w:r>
@@ -2892,14 +2817,8 @@
       </w:tr>
       <w:tr>
         <w:tblPrEx>
-          <w:tblBorders>
-            <w:top w:val="single" w:color="auto" w:sz="4" w:space="0"/>
-            <w:left w:val="single" w:color="auto" w:sz="4" w:space="0"/>
-            <w:bottom w:val="single" w:color="auto" w:sz="4" w:space="0"/>
-            <w:right w:val="single" w:color="auto" w:sz="4" w:space="0"/>
-            <w:insideH w:val="single" w:color="auto" w:sz="4" w:space="0"/>
-            <w:insideV w:val="single" w:color="auto" w:sz="4" w:space="0"/>
-          </w:tblBorders>
+          <w:tblW w:w="8522" w:type="dxa"/>
+          <w:jc w:val="center"/>
           <w:shd w:val="clear" w:color="auto" w:fill="auto"/>
           <w:tblCellMar>
             <w:top w:w="15" w:type="dxa"/>
@@ -2909,17 +2828,17 @@
           </w:tblCellMar>
         </w:tblPrEx>
         <w:trPr>
-          <w:trHeight w:val="0" w:hRule="atLeast"/>
+          <w:trHeight w:val="0"/>
           <w:jc w:val="center"/>
         </w:trPr>
         <w:tc>
           <w:tcPr>
             <w:tcW w:w="985" w:type="dxa"/>
             <w:tcBorders>
-              <w:top w:val="single" w:color="auto" w:sz="4" w:space="0"/>
-              <w:left w:val="single" w:color="auto" w:sz="12" w:space="0"/>
-              <w:bottom w:val="single" w:color="auto" w:sz="12" w:space="0"/>
-              <w:right w:val="single" w:color="auto" w:sz="4" w:space="0"/>
+              <w:top w:val="single" w:sz="4" w:space="0" w:color="auto"/>
+              <w:left w:val="single" w:sz="12" w:space="0" w:color="auto"/>
+              <w:bottom w:val="single" w:sz="12" w:space="0" w:color="auto"/>
+              <w:right w:val="single" w:sz="4" w:space="0" w:color="auto"/>
             </w:tcBorders>
             <w:shd w:val="clear" w:color="auto" w:fill="auto"/>
             <w:tcMar>
@@ -2938,10 +2857,10 @@
               <w:suppressLineNumbers w:val="0"/>
               <w:snapToGrid w:val="0"/>
               <w:spacing w:line="240" w:lineRule="auto"/>
-              <w:ind w:left="0" w:leftChars="0" w:right="0" w:rightChars="0" w:firstLine="0" w:firstLineChars="0"/>
+              <w:ind w:left="0" w:right="0" w:firstLine="0" w:leftChars="0" w:rightChars="0" w:firstLineChars="0"/>
               <w:jc w:val="left"/>
               <w:rPr>
-                <w:rFonts w:hint="default" w:ascii="Segoe UI" w:hAnsi="Segoe UI" w:eastAsia="Segoe UI" w:cs="Segoe UI"/>
+                <w:rFonts w:ascii="Segoe UI" w:eastAsia="Segoe UI" w:hAnsi="Segoe UI" w:cs="Segoe UI" w:hint="default"/>
                 <w:i w:val="0"/>
                 <w:iCs w:val="0"/>
                 <w:caps w:val="0"/>
@@ -2953,8 +2872,8 @@
             </w:pPr>
             <w:r>
               <w:rPr>
-                <w:rStyle w:val="4"/>
-                <w:rFonts w:hint="default" w:ascii="Segoe UI" w:hAnsi="Segoe UI" w:eastAsia="Segoe UI" w:cs="Segoe UI"/>
+                <w:rStyle w:val="Strong"/>
+                <w:rFonts w:ascii="Segoe UI" w:eastAsia="Segoe UI" w:hAnsi="Segoe UI" w:cs="Segoe UI" w:hint="default"/>
                 <w:b/>
                 <w:bCs/>
                 <w:i w:val="0"/>
@@ -2966,8 +2885,8 @@
                 <w:kern w:val="0"/>
                 <w:sz w:val="18"/>
                 <w:szCs w:val="18"/>
-                <w:bdr w:val="none" w:color="auto" w:sz="0" w:space="0"/>
-                <w:lang w:val="en-US" w:eastAsia="zh-CN" w:bidi="ar"/>
+                <w:bdr w:val="nil"/>
+                <w:lang w:val="en-US" w:eastAsia="zh-CN"/>
               </w:rPr>
               <w:t>关联知识条目</w:t>
             </w:r>
@@ -2977,10 +2896,10 @@
           <w:tcPr>
             <w:tcW w:w="7537" w:type="dxa"/>
             <w:tcBorders>
-              <w:top w:val="single" w:color="auto" w:sz="4" w:space="0"/>
-              <w:left w:val="single" w:color="auto" w:sz="4" w:space="0"/>
-              <w:bottom w:val="single" w:color="auto" w:sz="12" w:space="0"/>
-              <w:right w:val="single" w:color="auto" w:sz="12" w:space="0"/>
+              <w:top w:val="single" w:sz="4" w:space="0" w:color="auto"/>
+              <w:left w:val="single" w:sz="4" w:space="0" w:color="auto"/>
+              <w:bottom w:val="single" w:sz="12" w:space="0" w:color="auto"/>
+              <w:right w:val="single" w:sz="12" w:space="0" w:color="auto"/>
             </w:tcBorders>
             <w:shd w:val="clear" w:color="auto" w:fill="auto"/>
             <w:tcMar>
@@ -2999,10 +2918,10 @@
               <w:suppressLineNumbers w:val="0"/>
               <w:snapToGrid w:val="0"/>
               <w:spacing w:line="240" w:lineRule="auto"/>
-              <w:ind w:left="0" w:leftChars="0" w:right="0" w:rightChars="0" w:firstLine="0" w:firstLineChars="0"/>
+              <w:ind w:left="0" w:right="0" w:firstLine="0" w:leftChars="0" w:rightChars="0" w:firstLineChars="0"/>
               <w:jc w:val="left"/>
               <w:rPr>
-                <w:rFonts w:hint="default" w:ascii="Segoe UI" w:hAnsi="Segoe UI" w:eastAsia="Segoe UI" w:cs="Segoe UI"/>
+                <w:rFonts w:ascii="Segoe UI" w:eastAsia="Segoe UI" w:hAnsi="Segoe UI" w:cs="Segoe UI" w:hint="default"/>
                 <w:i w:val="0"/>
                 <w:iCs w:val="0"/>
                 <w:caps w:val="0"/>
@@ -3014,18 +2933,18 @@
             </w:pPr>
             <w:r>
               <w:rPr>
-                <w:rFonts w:hint="default" w:ascii="Segoe UI" w:hAnsi="Segoe UI" w:eastAsia="Segoe UI" w:cs="Segoe UI"/>
-                <w:i w:val="0"/>
-                <w:iCs w:val="0"/>
-                <w:caps w:val="0"/>
-                <w:snapToGrid w:val="0"/>
-                <w:color w:val="000000"/>
-                <w:spacing w:val="0"/>
-                <w:kern w:val="0"/>
-                <w:sz w:val="18"/>
-                <w:szCs w:val="18"/>
-                <w:bdr w:val="none" w:color="auto" w:sz="0" w:space="0"/>
-                <w:lang w:val="en-US" w:eastAsia="zh-CN" w:bidi="ar"/>
+                <w:rFonts w:ascii="Segoe UI" w:eastAsia="Segoe UI" w:hAnsi="Segoe UI" w:cs="Segoe UI" w:hint="default"/>
+                <w:i w:val="0"/>
+                <w:iCs w:val="0"/>
+                <w:caps w:val="0"/>
+                <w:snapToGrid w:val="0"/>
+                <w:color w:val="000000"/>
+                <w:spacing w:val="0"/>
+                <w:kern w:val="0"/>
+                <w:sz w:val="18"/>
+                <w:szCs w:val="18"/>
+                <w:bdr w:val="nil"/>
+                <w:lang w:val="en-US" w:eastAsia="zh-CN"/>
               </w:rPr>
               <w:t>《翔云系统常见问题处理运维专用》 - “无法进行业务关闭，可能存在以下问题：存在项目预算预占”条（已更新，附根本解决方案说明）</w:t>
             </w:r>
@@ -3046,331 +2965,275 @@
     <w:sectPr>
       <w:pgSz w:w="11906" w:h="16838"/>
       <w:pgMar w:top="1440" w:right="1800" w:bottom="1440" w:left="1800" w:header="851" w:footer="992" w:gutter="0"/>
-      <w:cols w:space="425" w:num="1"/>
+      <w:cols w:num="1" w:space="425"/>
       <w:docGrid w:type="lines" w:linePitch="312" w:charSpace="0"/>
     </w:sectPr>
   </w:body>
 </w:document>
 </file>
 
-<file path=word/endnotes.xml><?xml version="1.0" encoding="utf-8"?>
-<w:endnotes xmlns:wpc="http://schemas.microsoft.com/office/word/2010/wordprocessingCanvas" xmlns:mc="http://schemas.openxmlformats.org/markup-compatibility/2006" xmlns:o="urn:schemas-microsoft-com:office:office" xmlns:r="http://schemas.openxmlformats.org/officeDocument/2006/relationships" xmlns:m="http://schemas.openxmlformats.org/officeDocument/2006/math" xmlns:v="urn:schemas-microsoft-com:vml" xmlns:wp14="http://schemas.microsoft.com/office/word/2010/wordprocessingDrawing" xmlns:wp="http://schemas.openxmlformats.org/drawingml/2006/wordprocessingDrawing" xmlns:w="http://schemas.openxmlformats.org/wordprocessingml/2006/main" xmlns:w14="http://schemas.microsoft.com/office/word/2010/wordml" xmlns:w15="http://schemas.microsoft.com/office/word/2012/wordml" xmlns:w10="urn:schemas-microsoft-com:office:word" xmlns:wpg="http://schemas.microsoft.com/office/word/2010/wordprocessingGroup" xmlns:wpi="http://schemas.microsoft.com/office/word/2010/wordprocessingInk" xmlns:wne="http://schemas.microsoft.com/office/word/2006/wordml" xmlns:wps="http://schemas.microsoft.com/office/word/2010/wordprocessingShape" xmlns:wpsCustomData="http://www.wps.cn/officeDocument/2013/wpsCustomData" mc:Ignorable="w14 w15 wp14">
-  <w:endnote w:type="separator" w:id="0">
-    <w:p>
-      <w:pPr>
-        <w:spacing w:line="240" w:lineRule="auto"/>
-        <w:ind w:firstLine="480"/>
-      </w:pPr>
-      <w:r>
-        <w:separator/>
-      </w:r>
-    </w:p>
-  </w:endnote>
-  <w:endnote w:type="continuationSeparator" w:id="1">
-    <w:p>
-      <w:pPr>
-        <w:spacing w:line="240" w:lineRule="auto"/>
-        <w:ind w:firstLine="480"/>
-      </w:pPr>
-      <w:r>
-        <w:continuationSeparator/>
-      </w:r>
-    </w:p>
-  </w:endnote>
-</w:endnotes>
-</file>
-
-<file path=word/footnotes.xml><?xml version="1.0" encoding="utf-8"?>
-<w:footnotes xmlns:wpc="http://schemas.microsoft.com/office/word/2010/wordprocessingCanvas" xmlns:mc="http://schemas.openxmlformats.org/markup-compatibility/2006" xmlns:o="urn:schemas-microsoft-com:office:office" xmlns:r="http://schemas.openxmlformats.org/officeDocument/2006/relationships" xmlns:m="http://schemas.openxmlformats.org/officeDocument/2006/math" xmlns:v="urn:schemas-microsoft-com:vml" xmlns:wp14="http://schemas.microsoft.com/office/word/2010/wordprocessingDrawing" xmlns:wp="http://schemas.openxmlformats.org/drawingml/2006/wordprocessingDrawing" xmlns:w="http://schemas.openxmlformats.org/wordprocessingml/2006/main" xmlns:w14="http://schemas.microsoft.com/office/word/2010/wordml" xmlns:w15="http://schemas.microsoft.com/office/word/2012/wordml" xmlns:w10="urn:schemas-microsoft-com:office:word" xmlns:wpg="http://schemas.microsoft.com/office/word/2010/wordprocessingGroup" xmlns:wpi="http://schemas.microsoft.com/office/word/2010/wordprocessingInk" xmlns:wne="http://schemas.microsoft.com/office/word/2006/wordml" xmlns:wps="http://schemas.microsoft.com/office/word/2010/wordprocessingShape" xmlns:wpsCustomData="http://www.wps.cn/officeDocument/2013/wpsCustomData" mc:Ignorable="w14 w15 wp14">
-  <w:footnote w:type="separator" w:id="0">
-    <w:p>
-      <w:pPr>
-        <w:spacing w:line="360" w:lineRule="auto"/>
-        <w:ind w:firstLine="480"/>
-      </w:pPr>
-      <w:r>
-        <w:separator/>
-      </w:r>
-    </w:p>
-  </w:footnote>
-  <w:footnote w:type="continuationSeparator" w:id="1">
-    <w:p>
-      <w:pPr>
-        <w:spacing w:line="360" w:lineRule="auto"/>
-        <w:ind w:firstLine="480"/>
-      </w:pPr>
-      <w:r>
-        <w:continuationSeparator/>
-      </w:r>
-    </w:p>
-  </w:footnote>
-</w:footnotes>
-</file>
-
 <file path=word/styles.xml><?xml version="1.0" encoding="utf-8"?>
-<w:styles xmlns:mc="http://schemas.openxmlformats.org/markup-compatibility/2006" xmlns:o="urn:schemas-microsoft-com:office:office" xmlns:r="http://schemas.openxmlformats.org/officeDocument/2006/relationships" xmlns:m="http://schemas.openxmlformats.org/officeDocument/2006/math" xmlns:v="urn:schemas-microsoft-com:vml" xmlns:w="http://schemas.openxmlformats.org/wordprocessingml/2006/main" xmlns:w14="http://schemas.microsoft.com/office/word/2010/wordml" xmlns:w10="urn:schemas-microsoft-com:office:word" xmlns:sl="http://schemas.openxmlformats.org/schemaLibrary/2006/main" xmlns:wpsCustomData="http://www.wps.cn/officeDocument/2013/wpsCustomData" mc:Ignorable="w14">
+<w:styles xmlns:mc="http://schemas.openxmlformats.org/markup-compatibility/2006" xmlns:r="http://schemas.openxmlformats.org/officeDocument/2006/relationships" xmlns:w="http://schemas.openxmlformats.org/wordprocessingml/2006/main" xmlns:w14="http://schemas.microsoft.com/office/word/2010/wordml" xmlns:w15="http://schemas.microsoft.com/office/word/2012/wordml" mc:Ignorable="w14 w15">
   <w:docDefaults>
     <w:rPrDefault>
       <w:rPr>
-        <w:rFonts w:ascii="Times New Roman" w:hAnsi="Times New Roman" w:eastAsia="宋体" w:cs="Times New Roman"/>
+        <w:rFonts w:ascii="Times New Roman" w:eastAsia="宋体" w:hAnsi="Times New Roman" w:cs="Times New Roman"/>
       </w:rPr>
     </w:rPrDefault>
     <w:pPrDefault/>
   </w:docDefaults>
-  <w:latentStyles w:count="260" w:defQFormat="0" w:defUnhideWhenUsed="1" w:defSemiHidden="1" w:defUIPriority="99" w:defLockedState="0">
-    <w:lsdException w:qFormat="1" w:unhideWhenUsed="0" w:uiPriority="0" w:semiHidden="0" w:name="Normal"/>
-    <w:lsdException w:qFormat="1" w:unhideWhenUsed="0" w:uiPriority="0" w:semiHidden="0" w:name="heading 1"/>
-    <w:lsdException w:qFormat="1" w:uiPriority="0" w:name="heading 2"/>
-    <w:lsdException w:qFormat="1" w:uiPriority="0" w:name="heading 3"/>
-    <w:lsdException w:qFormat="1" w:uiPriority="0" w:name="heading 4"/>
-    <w:lsdException w:qFormat="1" w:uiPriority="0" w:name="heading 5"/>
-    <w:lsdException w:qFormat="1" w:uiPriority="0" w:name="heading 6"/>
-    <w:lsdException w:qFormat="1" w:uiPriority="0" w:name="heading 7"/>
-    <w:lsdException w:qFormat="1" w:uiPriority="0" w:name="heading 8"/>
-    <w:lsdException w:qFormat="1" w:uiPriority="0" w:name="heading 9"/>
-    <w:lsdException w:unhideWhenUsed="0" w:uiPriority="0" w:semiHidden="0" w:name="index 1"/>
-    <w:lsdException w:unhideWhenUsed="0" w:uiPriority="0" w:semiHidden="0" w:name="index 2"/>
-    <w:lsdException w:unhideWhenUsed="0" w:uiPriority="0" w:semiHidden="0" w:name="index 3"/>
-    <w:lsdException w:unhideWhenUsed="0" w:uiPriority="0" w:semiHidden="0" w:name="index 4"/>
-    <w:lsdException w:unhideWhenUsed="0" w:uiPriority="0" w:semiHidden="0" w:name="index 5"/>
-    <w:lsdException w:unhideWhenUsed="0" w:uiPriority="0" w:semiHidden="0" w:name="index 6"/>
-    <w:lsdException w:unhideWhenUsed="0" w:uiPriority="0" w:semiHidden="0" w:name="index 7"/>
-    <w:lsdException w:unhideWhenUsed="0" w:uiPriority="0" w:semiHidden="0" w:name="index 8"/>
-    <w:lsdException w:unhideWhenUsed="0" w:uiPriority="0" w:semiHidden="0" w:name="index 9"/>
-    <w:lsdException w:unhideWhenUsed="0" w:uiPriority="0" w:semiHidden="0" w:name="toc 1"/>
-    <w:lsdException w:unhideWhenUsed="0" w:uiPriority="0" w:semiHidden="0" w:name="toc 2"/>
-    <w:lsdException w:unhideWhenUsed="0" w:uiPriority="0" w:semiHidden="0" w:name="toc 3"/>
-    <w:lsdException w:unhideWhenUsed="0" w:uiPriority="0" w:semiHidden="0" w:name="toc 4"/>
-    <w:lsdException w:unhideWhenUsed="0" w:uiPriority="0" w:semiHidden="0" w:name="toc 5"/>
-    <w:lsdException w:unhideWhenUsed="0" w:uiPriority="0" w:semiHidden="0" w:name="toc 6"/>
-    <w:lsdException w:unhideWhenUsed="0" w:uiPriority="0" w:semiHidden="0" w:name="toc 7"/>
-    <w:lsdException w:unhideWhenUsed="0" w:uiPriority="0" w:semiHidden="0" w:name="toc 8"/>
-    <w:lsdException w:unhideWhenUsed="0" w:uiPriority="0" w:semiHidden="0" w:name="toc 9"/>
-    <w:lsdException w:unhideWhenUsed="0" w:uiPriority="0" w:semiHidden="0" w:name="Normal Indent"/>
-    <w:lsdException w:unhideWhenUsed="0" w:uiPriority="0" w:semiHidden="0" w:name="footnote text"/>
-    <w:lsdException w:unhideWhenUsed="0" w:uiPriority="0" w:semiHidden="0" w:name="annotation text"/>
-    <w:lsdException w:unhideWhenUsed="0" w:uiPriority="0" w:semiHidden="0" w:name="header"/>
-    <w:lsdException w:unhideWhenUsed="0" w:uiPriority="0" w:semiHidden="0" w:name="footer"/>
-    <w:lsdException w:unhideWhenUsed="0" w:uiPriority="0" w:semiHidden="0" w:name="index heading"/>
-    <w:lsdException w:qFormat="1" w:uiPriority="0" w:name="caption"/>
-    <w:lsdException w:unhideWhenUsed="0" w:uiPriority="0" w:semiHidden="0" w:name="table of figures"/>
-    <w:lsdException w:unhideWhenUsed="0" w:uiPriority="0" w:semiHidden="0" w:name="envelope address"/>
-    <w:lsdException w:unhideWhenUsed="0" w:uiPriority="0" w:semiHidden="0" w:name="envelope return"/>
-    <w:lsdException w:unhideWhenUsed="0" w:uiPriority="0" w:semiHidden="0" w:name="footnote reference"/>
-    <w:lsdException w:unhideWhenUsed="0" w:uiPriority="0" w:semiHidden="0" w:name="annotation reference"/>
-    <w:lsdException w:unhideWhenUsed="0" w:uiPriority="0" w:semiHidden="0" w:name="line number"/>
-    <w:lsdException w:unhideWhenUsed="0" w:uiPriority="0" w:semiHidden="0" w:name="page number"/>
-    <w:lsdException w:unhideWhenUsed="0" w:uiPriority="0" w:semiHidden="0" w:name="endnote reference"/>
-    <w:lsdException w:unhideWhenUsed="0" w:uiPriority="0" w:semiHidden="0" w:name="endnote text"/>
-    <w:lsdException w:unhideWhenUsed="0" w:uiPriority="0" w:semiHidden="0" w:name="table of authorities"/>
-    <w:lsdException w:unhideWhenUsed="0" w:uiPriority="0" w:semiHidden="0" w:name="macro"/>
-    <w:lsdException w:unhideWhenUsed="0" w:uiPriority="0" w:semiHidden="0" w:name="toa heading"/>
-    <w:lsdException w:unhideWhenUsed="0" w:uiPriority="0" w:semiHidden="0" w:name="List"/>
-    <w:lsdException w:unhideWhenUsed="0" w:uiPriority="0" w:semiHidden="0" w:name="List Bullet"/>
-    <w:lsdException w:unhideWhenUsed="0" w:uiPriority="0" w:semiHidden="0" w:name="List Number"/>
-    <w:lsdException w:unhideWhenUsed="0" w:uiPriority="0" w:semiHidden="0" w:name="List 2"/>
-    <w:lsdException w:unhideWhenUsed="0" w:uiPriority="0" w:semiHidden="0" w:name="List 3"/>
-    <w:lsdException w:unhideWhenUsed="0" w:uiPriority="0" w:semiHidden="0" w:name="List 4"/>
-    <w:lsdException w:unhideWhenUsed="0" w:uiPriority="0" w:semiHidden="0" w:name="List 5"/>
-    <w:lsdException w:unhideWhenUsed="0" w:uiPriority="0" w:semiHidden="0" w:name="List Bullet 2"/>
-    <w:lsdException w:unhideWhenUsed="0" w:uiPriority="0" w:semiHidden="0" w:name="List Bullet 3"/>
-    <w:lsdException w:unhideWhenUsed="0" w:uiPriority="0" w:semiHidden="0" w:name="List Bullet 4"/>
-    <w:lsdException w:unhideWhenUsed="0" w:uiPriority="0" w:semiHidden="0" w:name="List Bullet 5"/>
-    <w:lsdException w:unhideWhenUsed="0" w:uiPriority="0" w:semiHidden="0" w:name="List Number 2"/>
-    <w:lsdException w:unhideWhenUsed="0" w:uiPriority="0" w:semiHidden="0" w:name="List Number 3"/>
-    <w:lsdException w:unhideWhenUsed="0" w:uiPriority="0" w:semiHidden="0" w:name="List Number 4"/>
-    <w:lsdException w:unhideWhenUsed="0" w:uiPriority="0" w:semiHidden="0" w:name="List Number 5"/>
-    <w:lsdException w:qFormat="1" w:unhideWhenUsed="0" w:uiPriority="0" w:semiHidden="0" w:name="Title"/>
-    <w:lsdException w:unhideWhenUsed="0" w:uiPriority="0" w:semiHidden="0" w:name="Closing"/>
-    <w:lsdException w:unhideWhenUsed="0" w:uiPriority="0" w:semiHidden="0" w:name="Signature"/>
-    <w:lsdException w:qFormat="1" w:unhideWhenUsed="0" w:uiPriority="0" w:name="Default Paragraph Font"/>
-    <w:lsdException w:unhideWhenUsed="0" w:uiPriority="0" w:semiHidden="0" w:name="Body Text"/>
-    <w:lsdException w:unhideWhenUsed="0" w:uiPriority="0" w:semiHidden="0" w:name="Body Text Indent"/>
-    <w:lsdException w:unhideWhenUsed="0" w:uiPriority="0" w:semiHidden="0" w:name="List Continue"/>
-    <w:lsdException w:unhideWhenUsed="0" w:uiPriority="0" w:semiHidden="0" w:name="List Continue 2"/>
-    <w:lsdException w:unhideWhenUsed="0" w:uiPriority="0" w:semiHidden="0" w:name="List Continue 3"/>
-    <w:lsdException w:unhideWhenUsed="0" w:uiPriority="0" w:semiHidden="0" w:name="List Continue 4"/>
-    <w:lsdException w:unhideWhenUsed="0" w:uiPriority="0" w:semiHidden="0" w:name="List Continue 5"/>
-    <w:lsdException w:unhideWhenUsed="0" w:uiPriority="0" w:semiHidden="0" w:name="Message Header"/>
-    <w:lsdException w:qFormat="1" w:unhideWhenUsed="0" w:uiPriority="0" w:semiHidden="0" w:name="Subtitle"/>
-    <w:lsdException w:unhideWhenUsed="0" w:uiPriority="0" w:semiHidden="0" w:name="Salutation"/>
-    <w:lsdException w:unhideWhenUsed="0" w:uiPriority="0" w:semiHidden="0" w:name="Date"/>
-    <w:lsdException w:unhideWhenUsed="0" w:uiPriority="0" w:semiHidden="0" w:name="Body Text First Indent"/>
-    <w:lsdException w:unhideWhenUsed="0" w:uiPriority="0" w:semiHidden="0" w:name="Body Text First Indent 2"/>
-    <w:lsdException w:unhideWhenUsed="0" w:uiPriority="0" w:semiHidden="0" w:name="Note Heading"/>
-    <w:lsdException w:unhideWhenUsed="0" w:uiPriority="0" w:semiHidden="0" w:name="Body Text 2"/>
-    <w:lsdException w:unhideWhenUsed="0" w:uiPriority="0" w:semiHidden="0" w:name="Body Text 3"/>
-    <w:lsdException w:unhideWhenUsed="0" w:uiPriority="0" w:semiHidden="0" w:name="Body Text Indent 2"/>
-    <w:lsdException w:unhideWhenUsed="0" w:uiPriority="0" w:semiHidden="0" w:name="Body Text Indent 3"/>
-    <w:lsdException w:unhideWhenUsed="0" w:uiPriority="0" w:semiHidden="0" w:name="Block Text"/>
-    <w:lsdException w:unhideWhenUsed="0" w:uiPriority="0" w:semiHidden="0" w:name="Hyperlink"/>
-    <w:lsdException w:unhideWhenUsed="0" w:uiPriority="0" w:semiHidden="0" w:name="FollowedHyperlink"/>
-    <w:lsdException w:qFormat="1" w:unhideWhenUsed="0" w:uiPriority="0" w:semiHidden="0" w:name="Strong"/>
-    <w:lsdException w:qFormat="1" w:unhideWhenUsed="0" w:uiPriority="0" w:semiHidden="0" w:name="Emphasis"/>
-    <w:lsdException w:unhideWhenUsed="0" w:uiPriority="0" w:semiHidden="0" w:name="Document Map"/>
-    <w:lsdException w:unhideWhenUsed="0" w:uiPriority="0" w:semiHidden="0" w:name="Plain Text"/>
-    <w:lsdException w:unhideWhenUsed="0" w:uiPriority="0" w:semiHidden="0" w:name="E-mail Signature"/>
-    <w:lsdException w:unhideWhenUsed="0" w:uiPriority="0" w:semiHidden="0" w:name="Normal (Web)"/>
-    <w:lsdException w:unhideWhenUsed="0" w:uiPriority="0" w:semiHidden="0" w:name="HTML Acronym"/>
-    <w:lsdException w:unhideWhenUsed="0" w:uiPriority="0" w:semiHidden="0" w:name="HTML Address"/>
-    <w:lsdException w:unhideWhenUsed="0" w:uiPriority="0" w:semiHidden="0" w:name="HTML Cite"/>
-    <w:lsdException w:unhideWhenUsed="0" w:uiPriority="0" w:semiHidden="0" w:name="HTML Code"/>
-    <w:lsdException w:unhideWhenUsed="0" w:uiPriority="0" w:semiHidden="0" w:name="HTML Definition"/>
-    <w:lsdException w:unhideWhenUsed="0" w:uiPriority="0" w:semiHidden="0" w:name="HTML Keyboard"/>
-    <w:lsdException w:unhideWhenUsed="0" w:uiPriority="0" w:semiHidden="0" w:name="HTML Preformatted"/>
-    <w:lsdException w:unhideWhenUsed="0" w:uiPriority="0" w:semiHidden="0" w:name="HTML Sample"/>
-    <w:lsdException w:unhideWhenUsed="0" w:uiPriority="0" w:semiHidden="0" w:name="HTML Typewriter"/>
-    <w:lsdException w:unhideWhenUsed="0" w:uiPriority="0" w:semiHidden="0" w:name="HTML Variable"/>
-    <w:lsdException w:unhideWhenUsed="0" w:uiPriority="0" w:name="Normal Table"/>
-    <w:lsdException w:unhideWhenUsed="0" w:uiPriority="0" w:semiHidden="0" w:name="annotation subject"/>
-    <w:lsdException w:unhideWhenUsed="0" w:uiPriority="0" w:semiHidden="0" w:name="Table Simple 1"/>
-    <w:lsdException w:unhideWhenUsed="0" w:uiPriority="0" w:semiHidden="0" w:name="Table Simple 2"/>
-    <w:lsdException w:unhideWhenUsed="0" w:uiPriority="0" w:semiHidden="0" w:name="Table Simple 3"/>
-    <w:lsdException w:unhideWhenUsed="0" w:uiPriority="0" w:semiHidden="0" w:name="Table Classic 1"/>
-    <w:lsdException w:unhideWhenUsed="0" w:uiPriority="0" w:semiHidden="0" w:name="Table Classic 2"/>
-    <w:lsdException w:unhideWhenUsed="0" w:uiPriority="0" w:semiHidden="0" w:name="Table Classic 3"/>
-    <w:lsdException w:unhideWhenUsed="0" w:uiPriority="0" w:semiHidden="0" w:name="Table Classic 4"/>
-    <w:lsdException w:unhideWhenUsed="0" w:uiPriority="0" w:semiHidden="0" w:name="Table Colorful 1"/>
-    <w:lsdException w:unhideWhenUsed="0" w:uiPriority="0" w:semiHidden="0" w:name="Table Colorful 2"/>
-    <w:lsdException w:unhideWhenUsed="0" w:uiPriority="0" w:semiHidden="0" w:name="Table Colorful 3"/>
-    <w:lsdException w:unhideWhenUsed="0" w:uiPriority="0" w:semiHidden="0" w:name="Table Columns 1"/>
-    <w:lsdException w:unhideWhenUsed="0" w:uiPriority="0" w:semiHidden="0" w:name="Table Columns 2"/>
-    <w:lsdException w:unhideWhenUsed="0" w:uiPriority="0" w:semiHidden="0" w:name="Table Columns 3"/>
-    <w:lsdException w:unhideWhenUsed="0" w:uiPriority="0" w:semiHidden="0" w:name="Table Columns 4"/>
-    <w:lsdException w:unhideWhenUsed="0" w:uiPriority="0" w:semiHidden="0" w:name="Table Columns 5"/>
-    <w:lsdException w:unhideWhenUsed="0" w:uiPriority="0" w:semiHidden="0" w:name="Table Grid 1"/>
-    <w:lsdException w:unhideWhenUsed="0" w:uiPriority="0" w:semiHidden="0" w:name="Table Grid 2"/>
-    <w:lsdException w:unhideWhenUsed="0" w:uiPriority="0" w:semiHidden="0" w:name="Table Grid 3"/>
-    <w:lsdException w:unhideWhenUsed="0" w:uiPriority="0" w:semiHidden="0" w:name="Table Grid 4"/>
-    <w:lsdException w:unhideWhenUsed="0" w:uiPriority="0" w:semiHidden="0" w:name="Table Grid 5"/>
-    <w:lsdException w:unhideWhenUsed="0" w:uiPriority="0" w:semiHidden="0" w:name="Table Grid 6"/>
-    <w:lsdException w:unhideWhenUsed="0" w:uiPriority="0" w:semiHidden="0" w:name="Table Grid 7"/>
-    <w:lsdException w:unhideWhenUsed="0" w:uiPriority="0" w:semiHidden="0" w:name="Table Grid 8"/>
-    <w:lsdException w:unhideWhenUsed="0" w:uiPriority="0" w:semiHidden="0" w:name="Table List 1"/>
-    <w:lsdException w:unhideWhenUsed="0" w:uiPriority="0" w:semiHidden="0" w:name="Table List 2"/>
-    <w:lsdException w:unhideWhenUsed="0" w:uiPriority="0" w:semiHidden="0" w:name="Table List 3"/>
-    <w:lsdException w:unhideWhenUsed="0" w:uiPriority="0" w:semiHidden="0" w:name="Table List 4"/>
-    <w:lsdException w:unhideWhenUsed="0" w:uiPriority="0" w:semiHidden="0" w:name="Table List 5"/>
-    <w:lsdException w:unhideWhenUsed="0" w:uiPriority="0" w:semiHidden="0" w:name="Table List 6"/>
-    <w:lsdException w:unhideWhenUsed="0" w:uiPriority="0" w:semiHidden="0" w:name="Table List 7"/>
-    <w:lsdException w:unhideWhenUsed="0" w:uiPriority="0" w:semiHidden="0" w:name="Table List 8"/>
-    <w:lsdException w:unhideWhenUsed="0" w:uiPriority="0" w:semiHidden="0" w:name="Table 3D effects 1"/>
-    <w:lsdException w:unhideWhenUsed="0" w:uiPriority="0" w:semiHidden="0" w:name="Table 3D effects 2"/>
-    <w:lsdException w:unhideWhenUsed="0" w:uiPriority="0" w:semiHidden="0" w:name="Table 3D effects 3"/>
-    <w:lsdException w:unhideWhenUsed="0" w:uiPriority="0" w:semiHidden="0" w:name="Table Contemporary"/>
-    <w:lsdException w:unhideWhenUsed="0" w:uiPriority="0" w:semiHidden="0" w:name="Table Elegant"/>
-    <w:lsdException w:unhideWhenUsed="0" w:uiPriority="0" w:semiHidden="0" w:name="Table Professional"/>
-    <w:lsdException w:unhideWhenUsed="0" w:uiPriority="0" w:semiHidden="0" w:name="Table Subtle 1"/>
-    <w:lsdException w:unhideWhenUsed="0" w:uiPriority="0" w:semiHidden="0" w:name="Table Subtle 2"/>
-    <w:lsdException w:unhideWhenUsed="0" w:uiPriority="0" w:semiHidden="0" w:name="Table Web 1"/>
-    <w:lsdException w:unhideWhenUsed="0" w:uiPriority="0" w:semiHidden="0" w:name="Table Web 2"/>
-    <w:lsdException w:unhideWhenUsed="0" w:uiPriority="0" w:semiHidden="0" w:name="Table Web 3"/>
-    <w:lsdException w:unhideWhenUsed="0" w:uiPriority="0" w:semiHidden="0" w:name="Balloon Text"/>
-    <w:lsdException w:unhideWhenUsed="0" w:uiPriority="0" w:semiHidden="0" w:name="Table Grid"/>
-    <w:lsdException w:unhideWhenUsed="0" w:uiPriority="0" w:semiHidden="0" w:name="Table Theme"/>
-    <w:lsdException w:unhideWhenUsed="0" w:uiPriority="60" w:semiHidden="0" w:name="Light Shading"/>
-    <w:lsdException w:unhideWhenUsed="0" w:uiPriority="61" w:semiHidden="0" w:name="Light List"/>
-    <w:lsdException w:unhideWhenUsed="0" w:uiPriority="62" w:semiHidden="0" w:name="Light Grid"/>
-    <w:lsdException w:unhideWhenUsed="0" w:uiPriority="63" w:semiHidden="0" w:name="Medium Shading 1"/>
-    <w:lsdException w:unhideWhenUsed="0" w:uiPriority="64" w:semiHidden="0" w:name="Medium Shading 2"/>
-    <w:lsdException w:unhideWhenUsed="0" w:uiPriority="65" w:semiHidden="0" w:name="Medium List 1"/>
-    <w:lsdException w:unhideWhenUsed="0" w:uiPriority="66" w:semiHidden="0" w:name="Medium List 2"/>
-    <w:lsdException w:unhideWhenUsed="0" w:uiPriority="67" w:semiHidden="0" w:name="Medium Grid 1"/>
-    <w:lsdException w:unhideWhenUsed="0" w:uiPriority="68" w:semiHidden="0" w:name="Medium Grid 2"/>
-    <w:lsdException w:unhideWhenUsed="0" w:uiPriority="69" w:semiHidden="0" w:name="Medium Grid 3"/>
-    <w:lsdException w:unhideWhenUsed="0" w:uiPriority="70" w:semiHidden="0" w:name="Dark List"/>
-    <w:lsdException w:unhideWhenUsed="0" w:uiPriority="71" w:semiHidden="0" w:name="Colorful Shading"/>
-    <w:lsdException w:unhideWhenUsed="0" w:uiPriority="72" w:semiHidden="0" w:name="Colorful List"/>
-    <w:lsdException w:unhideWhenUsed="0" w:uiPriority="73" w:semiHidden="0" w:name="Colorful Grid"/>
-    <w:lsdException w:unhideWhenUsed="0" w:uiPriority="60" w:semiHidden="0" w:name="Light Shading Accent 1"/>
-    <w:lsdException w:unhideWhenUsed="0" w:uiPriority="61" w:semiHidden="0" w:name="Light List Accent 1"/>
-    <w:lsdException w:unhideWhenUsed="0" w:uiPriority="62" w:semiHidden="0" w:name="Light Grid Accent 1"/>
-    <w:lsdException w:unhideWhenUsed="0" w:uiPriority="63" w:semiHidden="0" w:name="Medium Shading 1 Accent 1"/>
-    <w:lsdException w:unhideWhenUsed="0" w:uiPriority="64" w:semiHidden="0" w:name="Medium Shading 2 Accent 1"/>
-    <w:lsdException w:unhideWhenUsed="0" w:uiPriority="65" w:semiHidden="0" w:name="Medium List 1 Accent 1"/>
-    <w:lsdException w:unhideWhenUsed="0" w:uiPriority="66" w:semiHidden="0" w:name="Medium List 2 Accent 1"/>
-    <w:lsdException w:unhideWhenUsed="0" w:uiPriority="67" w:semiHidden="0" w:name="Medium Grid 1 Accent 1"/>
-    <w:lsdException w:unhideWhenUsed="0" w:uiPriority="68" w:semiHidden="0" w:name="Medium Grid 2 Accent 1"/>
-    <w:lsdException w:unhideWhenUsed="0" w:uiPriority="69" w:semiHidden="0" w:name="Medium Grid 3 Accent 1"/>
-    <w:lsdException w:unhideWhenUsed="0" w:uiPriority="70" w:semiHidden="0" w:name="Dark List Accent 1"/>
-    <w:lsdException w:unhideWhenUsed="0" w:uiPriority="71" w:semiHidden="0" w:name="Colorful Shading Accent 1"/>
-    <w:lsdException w:unhideWhenUsed="0" w:uiPriority="72" w:semiHidden="0" w:name="Colorful List Accent 1"/>
-    <w:lsdException w:unhideWhenUsed="0" w:uiPriority="73" w:semiHidden="0" w:name="Colorful Grid Accent 1"/>
-    <w:lsdException w:unhideWhenUsed="0" w:uiPriority="60" w:semiHidden="0" w:name="Light Shading Accent 2"/>
-    <w:lsdException w:unhideWhenUsed="0" w:uiPriority="61" w:semiHidden="0" w:name="Light List Accent 2"/>
-    <w:lsdException w:unhideWhenUsed="0" w:uiPriority="62" w:semiHidden="0" w:name="Light Grid Accent 2"/>
-    <w:lsdException w:unhideWhenUsed="0" w:uiPriority="63" w:semiHidden="0" w:name="Medium Shading 1 Accent 2"/>
-    <w:lsdException w:unhideWhenUsed="0" w:uiPriority="64" w:semiHidden="0" w:name="Medium Shading 2 Accent 2"/>
-    <w:lsdException w:unhideWhenUsed="0" w:uiPriority="65" w:semiHidden="0" w:name="Medium List 1 Accent 2"/>
-    <w:lsdException w:unhideWhenUsed="0" w:uiPriority="66" w:semiHidden="0" w:name="Medium List 2 Accent 2"/>
-    <w:lsdException w:unhideWhenUsed="0" w:uiPriority="67" w:semiHidden="0" w:name="Medium Grid 1 Accent 2"/>
-    <w:lsdException w:unhideWhenUsed="0" w:uiPriority="68" w:semiHidden="0" w:name="Medium Grid 2 Accent 2"/>
-    <w:lsdException w:unhideWhenUsed="0" w:uiPriority="69" w:semiHidden="0" w:name="Medium Grid 3 Accent 2"/>
-    <w:lsdException w:unhideWhenUsed="0" w:uiPriority="70" w:semiHidden="0" w:name="Dark List Accent 2"/>
-    <w:lsdException w:unhideWhenUsed="0" w:uiPriority="71" w:semiHidden="0" w:name="Colorful Shading Accent 2"/>
-    <w:lsdException w:unhideWhenUsed="0" w:uiPriority="72" w:semiHidden="0" w:name="Colorful List Accent 2"/>
-    <w:lsdException w:unhideWhenUsed="0" w:uiPriority="73" w:semiHidden="0" w:name="Colorful Grid Accent 2"/>
-    <w:lsdException w:unhideWhenUsed="0" w:uiPriority="60" w:semiHidden="0" w:name="Light Shading Accent 3"/>
-    <w:lsdException w:unhideWhenUsed="0" w:uiPriority="61" w:semiHidden="0" w:name="Light List Accent 3"/>
-    <w:lsdException w:unhideWhenUsed="0" w:uiPriority="62" w:semiHidden="0" w:name="Light Grid Accent 3"/>
-    <w:lsdException w:unhideWhenUsed="0" w:uiPriority="63" w:semiHidden="0" w:name="Medium Shading 1 Accent 3"/>
-    <w:lsdException w:unhideWhenUsed="0" w:uiPriority="64" w:semiHidden="0" w:name="Medium Shading 2 Accent 3"/>
-    <w:lsdException w:unhideWhenUsed="0" w:uiPriority="65" w:semiHidden="0" w:name="Medium List 1 Accent 3"/>
-    <w:lsdException w:unhideWhenUsed="0" w:uiPriority="66" w:semiHidden="0" w:name="Medium List 2 Accent 3"/>
-    <w:lsdException w:unhideWhenUsed="0" w:uiPriority="67" w:semiHidden="0" w:name="Medium Grid 1 Accent 3"/>
-    <w:lsdException w:unhideWhenUsed="0" w:uiPriority="68" w:semiHidden="0" w:name="Medium Grid 2 Accent 3"/>
-    <w:lsdException w:unhideWhenUsed="0" w:uiPriority="69" w:semiHidden="0" w:name="Medium Grid 3 Accent 3"/>
-    <w:lsdException w:unhideWhenUsed="0" w:uiPriority="70" w:semiHidden="0" w:name="Dark List Accent 3"/>
-    <w:lsdException w:unhideWhenUsed="0" w:uiPriority="71" w:semiHidden="0" w:name="Colorful Shading Accent 3"/>
-    <w:lsdException w:unhideWhenUsed="0" w:uiPriority="72" w:semiHidden="0" w:name="Colorful List Accent 3"/>
-    <w:lsdException w:unhideWhenUsed="0" w:uiPriority="73" w:semiHidden="0" w:name="Colorful Grid Accent 3"/>
-    <w:lsdException w:unhideWhenUsed="0" w:uiPriority="60" w:semiHidden="0" w:name="Light Shading Accent 4"/>
-    <w:lsdException w:unhideWhenUsed="0" w:uiPriority="61" w:semiHidden="0" w:name="Light List Accent 4"/>
-    <w:lsdException w:unhideWhenUsed="0" w:uiPriority="62" w:semiHidden="0" w:name="Light Grid Accent 4"/>
-    <w:lsdException w:unhideWhenUsed="0" w:uiPriority="63" w:semiHidden="0" w:name="Medium Shading 1 Accent 4"/>
-    <w:lsdException w:unhideWhenUsed="0" w:uiPriority="64" w:semiHidden="0" w:name="Medium Shading 2 Accent 4"/>
-    <w:lsdException w:unhideWhenUsed="0" w:uiPriority="65" w:semiHidden="0" w:name="Medium List 1 Accent 4"/>
-    <w:lsdException w:unhideWhenUsed="0" w:uiPriority="66" w:semiHidden="0" w:name="Medium List 2 Accent 4"/>
-    <w:lsdException w:unhideWhenUsed="0" w:uiPriority="67" w:semiHidden="0" w:name="Medium Grid 1 Accent 4"/>
-    <w:lsdException w:unhideWhenUsed="0" w:uiPriority="68" w:semiHidden="0" w:name="Medium Grid 2 Accent 4"/>
-    <w:lsdException w:unhideWhenUsed="0" w:uiPriority="69" w:semiHidden="0" w:name="Medium Grid 3 Accent 4"/>
-    <w:lsdException w:unhideWhenUsed="0" w:uiPriority="70" w:semiHidden="0" w:name="Dark List Accent 4"/>
-    <w:lsdException w:unhideWhenUsed="0" w:uiPriority="71" w:semiHidden="0" w:name="Colorful Shading Accent 4"/>
-    <w:lsdException w:unhideWhenUsed="0" w:uiPriority="72" w:semiHidden="0" w:name="Colorful List Accent 4"/>
-    <w:lsdException w:unhideWhenUsed="0" w:uiPriority="73" w:semiHidden="0" w:name="Colorful Grid Accent 4"/>
-    <w:lsdException w:unhideWhenUsed="0" w:uiPriority="60" w:semiHidden="0" w:name="Light Shading Accent 5"/>
-    <w:lsdException w:unhideWhenUsed="0" w:uiPriority="61" w:semiHidden="0" w:name="Light List Accent 5"/>
-    <w:lsdException w:unhideWhenUsed="0" w:uiPriority="62" w:semiHidden="0" w:name="Light Grid Accent 5"/>
-    <w:lsdException w:unhideWhenUsed="0" w:uiPriority="63" w:semiHidden="0" w:name="Medium Shading 1 Accent 5"/>
-    <w:lsdException w:unhideWhenUsed="0" w:uiPriority="64" w:semiHidden="0" w:name="Medium Shading 2 Accent 5"/>
-    <w:lsdException w:unhideWhenUsed="0" w:uiPriority="65" w:semiHidden="0" w:name="Medium List 1 Accent 5"/>
-    <w:lsdException w:unhideWhenUsed="0" w:uiPriority="66" w:semiHidden="0" w:name="Medium List 2 Accent 5"/>
-    <w:lsdException w:unhideWhenUsed="0" w:uiPriority="67" w:semiHidden="0" w:name="Medium Grid 1 Accent 5"/>
-    <w:lsdException w:unhideWhenUsed="0" w:uiPriority="68" w:semiHidden="0" w:name="Medium Grid 2 Accent 5"/>
-    <w:lsdException w:unhideWhenUsed="0" w:uiPriority="69" w:semiHidden="0" w:name="Medium Grid 3 Accent 5"/>
-    <w:lsdException w:unhideWhenUsed="0" w:uiPriority="70" w:semiHidden="0" w:name="Dark List Accent 5"/>
-    <w:lsdException w:unhideWhenUsed="0" w:uiPriority="71" w:semiHidden="0" w:name="Colorful Shading Accent 5"/>
-    <w:lsdException w:unhideWhenUsed="0" w:uiPriority="72" w:semiHidden="0" w:name="Colorful List Accent 5"/>
-    <w:lsdException w:unhideWhenUsed="0" w:uiPriority="73" w:semiHidden="0" w:name="Colorful Grid Accent 5"/>
-    <w:lsdException w:unhideWhenUsed="0" w:uiPriority="60" w:semiHidden="0" w:name="Light Shading Accent 6"/>
-    <w:lsdException w:unhideWhenUsed="0" w:uiPriority="61" w:semiHidden="0" w:name="Light List Accent 6"/>
-    <w:lsdException w:unhideWhenUsed="0" w:uiPriority="62" w:semiHidden="0" w:name="Light Grid Accent 6"/>
-    <w:lsdException w:unhideWhenUsed="0" w:uiPriority="63" w:semiHidden="0" w:name="Medium Shading 1 Accent 6"/>
-    <w:lsdException w:unhideWhenUsed="0" w:uiPriority="64" w:semiHidden="0" w:name="Medium Shading 2 Accent 6"/>
-    <w:lsdException w:unhideWhenUsed="0" w:uiPriority="65" w:semiHidden="0" w:name="Medium List 1 Accent 6"/>
-    <w:lsdException w:unhideWhenUsed="0" w:uiPriority="66" w:semiHidden="0" w:name="Medium List 2 Accent 6"/>
-    <w:lsdException w:unhideWhenUsed="0" w:uiPriority="67" w:semiHidden="0" w:name="Medium Grid 1 Accent 6"/>
-    <w:lsdException w:unhideWhenUsed="0" w:uiPriority="68" w:semiHidden="0" w:name="Medium Grid 2 Accent 6"/>
-    <w:lsdException w:unhideWhenUsed="0" w:uiPriority="69" w:semiHidden="0" w:name="Medium Grid 3 Accent 6"/>
-    <w:lsdException w:unhideWhenUsed="0" w:uiPriority="70" w:semiHidden="0" w:name="Dark List Accent 6"/>
-    <w:lsdException w:unhideWhenUsed="0" w:uiPriority="71" w:semiHidden="0" w:name="Colorful Shading Accent 6"/>
-    <w:lsdException w:unhideWhenUsed="0" w:uiPriority="72" w:semiHidden="0" w:name="Colorful List Accent 6"/>
-    <w:lsdException w:unhideWhenUsed="0" w:uiPriority="73" w:semiHidden="0" w:name="Colorful Grid Accent 6"/>
+  <w:latentStyles w:defLockedState="0" w:defUIPriority="99" w:defSemiHidden="1" w:defUnhideWhenUsed="1" w:defQFormat="0" w:count="260">
+    <w:lsdException w:name="Normal" w:semiHidden="0" w:uiPriority="0" w:unhideWhenUsed="0" w:qFormat="1"/>
+    <w:lsdException w:name="heading 1" w:semiHidden="0" w:uiPriority="0" w:unhideWhenUsed="0" w:qFormat="1"/>
+    <w:lsdException w:name="heading 2" w:uiPriority="0" w:qFormat="1"/>
+    <w:lsdException w:name="heading 3" w:uiPriority="0" w:qFormat="1"/>
+    <w:lsdException w:name="heading 4" w:uiPriority="0" w:qFormat="1"/>
+    <w:lsdException w:name="heading 5" w:uiPriority="0" w:qFormat="1"/>
+    <w:lsdException w:name="heading 6" w:uiPriority="0" w:qFormat="1"/>
+    <w:lsdException w:name="heading 7" w:uiPriority="0" w:qFormat="1"/>
+    <w:lsdException w:name="heading 8" w:uiPriority="0" w:qFormat="1"/>
+    <w:lsdException w:name="heading 9" w:uiPriority="0" w:qFormat="1"/>
+    <w:lsdException w:name="index 1" w:semiHidden="0" w:uiPriority="0" w:unhideWhenUsed="0"/>
+    <w:lsdException w:name="index 2" w:semiHidden="0" w:uiPriority="0" w:unhideWhenUsed="0"/>
+    <w:lsdException w:name="index 3" w:semiHidden="0" w:uiPriority="0" w:unhideWhenUsed="0"/>
+    <w:lsdException w:name="index 4" w:semiHidden="0" w:uiPriority="0" w:unhideWhenUsed="0"/>
+    <w:lsdException w:name="index 5" w:semiHidden="0" w:uiPriority="0" w:unhideWhenUsed="0"/>
+    <w:lsdException w:name="index 6" w:semiHidden="0" w:uiPriority="0" w:unhideWhenUsed="0"/>
+    <w:lsdException w:name="index 7" w:semiHidden="0" w:uiPriority="0" w:unhideWhenUsed="0"/>
+    <w:lsdException w:name="index 8" w:semiHidden="0" w:uiPriority="0" w:unhideWhenUsed="0"/>
+    <w:lsdException w:name="index 9" w:semiHidden="0" w:uiPriority="0" w:unhideWhenUsed="0"/>
+    <w:lsdException w:name="toc 1" w:semiHidden="0" w:uiPriority="0" w:unhideWhenUsed="0"/>
+    <w:lsdException w:name="toc 2" w:semiHidden="0" w:uiPriority="0" w:unhideWhenUsed="0"/>
+    <w:lsdException w:name="toc 3" w:semiHidden="0" w:uiPriority="0" w:unhideWhenUsed="0"/>
+    <w:lsdException w:name="toc 4" w:semiHidden="0" w:uiPriority="0" w:unhideWhenUsed="0"/>
+    <w:lsdException w:name="toc 5" w:semiHidden="0" w:uiPriority="0" w:unhideWhenUsed="0"/>
+    <w:lsdException w:name="toc 6" w:semiHidden="0" w:uiPriority="0" w:unhideWhenUsed="0"/>
+    <w:lsdException w:name="toc 7" w:semiHidden="0" w:uiPriority="0" w:unhideWhenUsed="0"/>
+    <w:lsdException w:name="toc 8" w:semiHidden="0" w:uiPriority="0" w:unhideWhenUsed="0"/>
+    <w:lsdException w:name="toc 9" w:semiHidden="0" w:uiPriority="0" w:unhideWhenUsed="0"/>
+    <w:lsdException w:name="Normal Indent" w:semiHidden="0" w:uiPriority="0" w:unhideWhenUsed="0"/>
+    <w:lsdException w:name="footnote text" w:semiHidden="0" w:uiPriority="0" w:unhideWhenUsed="0"/>
+    <w:lsdException w:name="annotation text" w:semiHidden="0" w:uiPriority="0" w:unhideWhenUsed="0"/>
+    <w:lsdException w:name="header" w:semiHidden="0" w:uiPriority="0" w:unhideWhenUsed="0"/>
+    <w:lsdException w:name="footer" w:semiHidden="0" w:uiPriority="0" w:unhideWhenUsed="0"/>
+    <w:lsdException w:name="index heading" w:semiHidden="0" w:uiPriority="0" w:unhideWhenUsed="0"/>
+    <w:lsdException w:name="caption" w:uiPriority="0" w:qFormat="1"/>
+    <w:lsdException w:name="table of figures" w:semiHidden="0" w:uiPriority="0" w:unhideWhenUsed="0"/>
+    <w:lsdException w:name="envelope address" w:semiHidden="0" w:uiPriority="0" w:unhideWhenUsed="0"/>
+    <w:lsdException w:name="envelope return" w:semiHidden="0" w:uiPriority="0" w:unhideWhenUsed="0"/>
+    <w:lsdException w:name="footnote reference" w:semiHidden="0" w:uiPriority="0" w:unhideWhenUsed="0"/>
+    <w:lsdException w:name="annotation reference" w:semiHidden="0" w:uiPriority="0" w:unhideWhenUsed="0"/>
+    <w:lsdException w:name="line number" w:semiHidden="0" w:uiPriority="0" w:unhideWhenUsed="0"/>
+    <w:lsdException w:name="page number" w:semiHidden="0" w:uiPriority="0" w:unhideWhenUsed="0"/>
+    <w:lsdException w:name="endnote reference" w:semiHidden="0" w:uiPriority="0" w:unhideWhenUsed="0"/>
+    <w:lsdException w:name="endnote text" w:semiHidden="0" w:uiPriority="0" w:unhideWhenUsed="0"/>
+    <w:lsdException w:name="table of authorities" w:semiHidden="0" w:uiPriority="0" w:unhideWhenUsed="0"/>
+    <w:lsdException w:name="macro" w:semiHidden="0" w:uiPriority="0" w:unhideWhenUsed="0"/>
+    <w:lsdException w:name="toa heading" w:semiHidden="0" w:uiPriority="0" w:unhideWhenUsed="0"/>
+    <w:lsdException w:name="List" w:semiHidden="0" w:uiPriority="0" w:unhideWhenUsed="0"/>
+    <w:lsdException w:name="List Bullet" w:semiHidden="0" w:uiPriority="0" w:unhideWhenUsed="0"/>
+    <w:lsdException w:name="List Number" w:semiHidden="0" w:uiPriority="0" w:unhideWhenUsed="0"/>
+    <w:lsdException w:name="List 2" w:semiHidden="0" w:uiPriority="0" w:unhideWhenUsed="0"/>
+    <w:lsdException w:name="List 3" w:semiHidden="0" w:uiPriority="0" w:unhideWhenUsed="0"/>
+    <w:lsdException w:name="List 4" w:semiHidden="0" w:uiPriority="0" w:unhideWhenUsed="0"/>
+    <w:lsdException w:name="List 5" w:semiHidden="0" w:uiPriority="0" w:unhideWhenUsed="0"/>
+    <w:lsdException w:name="List Bullet 2" w:semiHidden="0" w:uiPriority="0" w:unhideWhenUsed="0"/>
+    <w:lsdException w:name="List Bullet 3" w:semiHidden="0" w:uiPriority="0" w:unhideWhenUsed="0"/>
+    <w:lsdException w:name="List Bullet 4" w:semiHidden="0" w:uiPriority="0" w:unhideWhenUsed="0"/>
+    <w:lsdException w:name="List Bullet 5" w:semiHidden="0" w:uiPriority="0" w:unhideWhenUsed="0"/>
+    <w:lsdException w:name="List Number 2" w:semiHidden="0" w:uiPriority="0" w:unhideWhenUsed="0"/>
+    <w:lsdException w:name="List Number 3" w:semiHidden="0" w:uiPriority="0" w:unhideWhenUsed="0"/>
+    <w:lsdException w:name="List Number 4" w:semiHidden="0" w:uiPriority="0" w:unhideWhenUsed="0"/>
+    <w:lsdException w:name="List Number 5" w:semiHidden="0" w:uiPriority="0" w:unhideWhenUsed="0"/>
+    <w:lsdException w:name="Title" w:semiHidden="0" w:uiPriority="0" w:unhideWhenUsed="0" w:qFormat="1"/>
+    <w:lsdException w:name="Closing" w:semiHidden="0" w:uiPriority="0" w:unhideWhenUsed="0"/>
+    <w:lsdException w:name="Signature" w:semiHidden="0" w:uiPriority="0" w:unhideWhenUsed="0"/>
+    <w:lsdException w:name="Default Paragraph Font" w:uiPriority="0" w:unhideWhenUsed="0" w:qFormat="1"/>
+    <w:lsdException w:name="Body Text" w:semiHidden="0" w:uiPriority="0" w:unhideWhenUsed="0"/>
+    <w:lsdException w:name="Body Text Indent" w:semiHidden="0" w:uiPriority="0" w:unhideWhenUsed="0"/>
+    <w:lsdException w:name="List Continue" w:semiHidden="0" w:uiPriority="0" w:unhideWhenUsed="0"/>
+    <w:lsdException w:name="List Continue 2" w:semiHidden="0" w:uiPriority="0" w:unhideWhenUsed="0"/>
+    <w:lsdException w:name="List Continue 3" w:semiHidden="0" w:uiPriority="0" w:unhideWhenUsed="0"/>
+    <w:lsdException w:name="List Continue 4" w:semiHidden="0" w:uiPriority="0" w:unhideWhenUsed="0"/>
+    <w:lsdException w:name="List Continue 5" w:semiHidden="0" w:uiPriority="0" w:unhideWhenUsed="0"/>
+    <w:lsdException w:name="Message Header" w:semiHidden="0" w:uiPriority="0" w:unhideWhenUsed="0"/>
+    <w:lsdException w:name="Subtitle" w:semiHidden="0" w:uiPriority="0" w:unhideWhenUsed="0" w:qFormat="1"/>
+    <w:lsdException w:name="Salutation" w:semiHidden="0" w:uiPriority="0" w:unhideWhenUsed="0"/>
+    <w:lsdException w:name="Date" w:semiHidden="0" w:uiPriority="0" w:unhideWhenUsed="0"/>
+    <w:lsdException w:name="Body Text First Indent" w:semiHidden="0" w:uiPriority="0" w:unhideWhenUsed="0"/>
+    <w:lsdException w:name="Body Text First Indent 2" w:semiHidden="0" w:uiPriority="0" w:unhideWhenUsed="0"/>
+    <w:lsdException w:name="Body Text 2" w:semiHidden="0" w:uiPriority="0" w:unhideWhenUsed="0"/>
+    <w:lsdException w:name="Body Text 3" w:semiHidden="0" w:uiPriority="0" w:unhideWhenUsed="0"/>
+    <w:lsdException w:name="Body Text Indent 2" w:semiHidden="0" w:uiPriority="0" w:unhideWhenUsed="0"/>
+    <w:lsdException w:name="Body Text Indent 3" w:semiHidden="0" w:uiPriority="0" w:unhideWhenUsed="0"/>
+    <w:lsdException w:name="Block Text" w:semiHidden="0" w:uiPriority="0" w:unhideWhenUsed="0"/>
+    <w:lsdException w:name="Hyperlink" w:semiHidden="0" w:uiPriority="0" w:unhideWhenUsed="0"/>
+    <w:lsdException w:name="FollowedHyperlink" w:semiHidden="0" w:uiPriority="0" w:unhideWhenUsed="0"/>
+    <w:lsdException w:name="Strong" w:semiHidden="0" w:uiPriority="0" w:unhideWhenUsed="0" w:qFormat="1"/>
+    <w:lsdException w:name="Emphasis" w:semiHidden="0" w:uiPriority="0" w:unhideWhenUsed="0" w:qFormat="1"/>
+    <w:lsdException w:name="Document Map" w:semiHidden="0" w:uiPriority="0" w:unhideWhenUsed="0"/>
+    <w:lsdException w:name="Plain Text" w:semiHidden="0" w:uiPriority="0" w:unhideWhenUsed="0"/>
+    <w:lsdException w:name="E-mail Signature" w:semiHidden="0" w:uiPriority="0" w:unhideWhenUsed="0"/>
+    <w:lsdException w:name="Normal (Web)" w:semiHidden="0" w:uiPriority="0" w:unhideWhenUsed="0"/>
+    <w:lsdException w:name="HTML Acronym" w:semiHidden="0" w:uiPriority="0" w:unhideWhenUsed="0"/>
+    <w:lsdException w:name="HTML Address" w:semiHidden="0" w:uiPriority="0" w:unhideWhenUsed="0"/>
+    <w:lsdException w:name="HTML Cite" w:semiHidden="0" w:uiPriority="0" w:unhideWhenUsed="0"/>
+    <w:lsdException w:name="HTML Code" w:semiHidden="0" w:uiPriority="0" w:unhideWhenUsed="0"/>
+    <w:lsdException w:name="HTML Definition" w:semiHidden="0" w:uiPriority="0" w:unhideWhenUsed="0"/>
+    <w:lsdException w:name="HTML Keyboard" w:semiHidden="0" w:uiPriority="0" w:unhideWhenUsed="0"/>
+    <w:lsdException w:name="HTML Preformatted" w:semiHidden="0" w:uiPriority="0" w:unhideWhenUsed="0"/>
+    <w:lsdException w:name="HTML Sample" w:semiHidden="0" w:uiPriority="0" w:unhideWhenUsed="0"/>
+    <w:lsdException w:name="HTML Typewriter" w:semiHidden="0" w:uiPriority="0" w:unhideWhenUsed="0"/>
+    <w:lsdException w:name="HTML Variable" w:semiHidden="0" w:uiPriority="0" w:unhideWhenUsed="0"/>
+    <w:lsdException w:name="Normal Table" w:uiPriority="0" w:unhideWhenUsed="0"/>
+    <w:lsdException w:name="annotation subject" w:semiHidden="0" w:uiPriority="0" w:unhideWhenUsed="0"/>
+    <w:lsdException w:name="Table Simple 1" w:semiHidden="0" w:uiPriority="0" w:unhideWhenUsed="0"/>
+    <w:lsdException w:name="Table Simple 2" w:semiHidden="0" w:uiPriority="0" w:unhideWhenUsed="0"/>
+    <w:lsdException w:name="Table Simple 3" w:semiHidden="0" w:uiPriority="0" w:unhideWhenUsed="0"/>
+    <w:lsdException w:name="Table Classic 1" w:semiHidden="0" w:uiPriority="0" w:unhideWhenUsed="0"/>
+    <w:lsdException w:name="Table Classic 2" w:semiHidden="0" w:uiPriority="0" w:unhideWhenUsed="0"/>
+    <w:lsdException w:name="Table Classic 3" w:semiHidden="0" w:uiPriority="0" w:unhideWhenUsed="0"/>
+    <w:lsdException w:name="Table Classic 4" w:semiHidden="0" w:uiPriority="0" w:unhideWhenUsed="0"/>
+    <w:lsdException w:name="Table Colorful 1" w:semiHidden="0" w:uiPriority="0" w:unhideWhenUsed="0"/>
+    <w:lsdException w:name="Table Colorful 2" w:semiHidden="0" w:uiPriority="0" w:unhideWhenUsed="0"/>
+    <w:lsdException w:name="Table Colorful 3" w:semiHidden="0" w:uiPriority="0" w:unhideWhenUsed="0"/>
+    <w:lsdException w:name="Table Columns 1" w:semiHidden="0" w:uiPriority="0" w:unhideWhenUsed="0"/>
+    <w:lsdException w:name="Table Columns 2" w:semiHidden="0" w:uiPriority="0" w:unhideWhenUsed="0"/>
+    <w:lsdException w:name="Table Columns 3" w:semiHidden="0" w:uiPriority="0" w:unhideWhenUsed="0"/>
+    <w:lsdException w:name="Table Columns 4" w:semiHidden="0" w:uiPriority="0" w:unhideWhenUsed="0"/>
+    <w:lsdException w:name="Table Columns 5" w:semiHidden="0" w:uiPriority="0" w:unhideWhenUsed="0"/>
+    <w:lsdException w:name="Table Grid 1" w:semiHidden="0" w:uiPriority="0" w:unhideWhenUsed="0"/>
+    <w:lsdException w:name="Table Grid 2" w:semiHidden="0" w:uiPriority="0" w:unhideWhenUsed="0"/>
+    <w:lsdException w:name="Table Grid 3" w:semiHidden="0" w:uiPriority="0" w:unhideWhenUsed="0"/>
+    <w:lsdException w:name="Table Grid 4" w:semiHidden="0" w:uiPriority="0" w:unhideWhenUsed="0"/>
+    <w:lsdException w:name="Table Grid 5" w:semiHidden="0" w:uiPriority="0" w:unhideWhenUsed="0"/>
+    <w:lsdException w:name="Table Grid 6" w:semiHidden="0" w:uiPriority="0" w:unhideWhenUsed="0"/>
+    <w:lsdException w:name="Table Grid 7" w:semiHidden="0" w:uiPriority="0" w:unhideWhenUsed="0"/>
+    <w:lsdException w:name="Table Grid 8" w:semiHidden="0" w:uiPriority="0" w:unhideWhenUsed="0"/>
+    <w:lsdException w:name="Table List 1" w:semiHidden="0" w:uiPriority="0" w:unhideWhenUsed="0"/>
+    <w:lsdException w:name="Table List 2" w:semiHidden="0" w:uiPriority="0" w:unhideWhenUsed="0"/>
+    <w:lsdException w:name="Table List 3" w:semiHidden="0" w:uiPriority="0" w:unhideWhenUsed="0"/>
+    <w:lsdException w:name="Table List 4" w:semiHidden="0" w:uiPriority="0" w:unhideWhenUsed="0"/>
+    <w:lsdException w:name="Table List 5" w:semiHidden="0" w:uiPriority="0" w:unhideWhenUsed="0"/>
+    <w:lsdException w:name="Table List 6" w:semiHidden="0" w:uiPriority="0" w:unhideWhenUsed="0"/>
+    <w:lsdException w:name="Table List 7" w:semiHidden="0" w:uiPriority="0" w:unhideWhenUsed="0"/>
+    <w:lsdException w:name="Table List 8" w:semiHidden="0" w:uiPriority="0" w:unhideWhenUsed="0"/>
+    <w:lsdException w:name="Table 3D effects 1" w:semiHidden="0" w:uiPriority="0" w:unhideWhenUsed="0"/>
+    <w:lsdException w:name="Table 3D effects 2" w:semiHidden="0" w:uiPriority="0" w:unhideWhenUsed="0"/>
+    <w:lsdException w:name="Table 3D effects 3" w:semiHidden="0" w:uiPriority="0" w:unhideWhenUsed="0"/>
+    <w:lsdException w:name="Table Contemporary" w:semiHidden="0" w:uiPriority="0" w:unhideWhenUsed="0"/>
+    <w:lsdException w:name="Table Elegant" w:semiHidden="0" w:uiPriority="0" w:unhideWhenUsed="0"/>
+    <w:lsdException w:name="Table Professional" w:semiHidden="0" w:uiPriority="0" w:unhideWhenUsed="0"/>
+    <w:lsdException w:name="Table Subtle 1" w:semiHidden="0" w:uiPriority="0" w:unhideWhenUsed="0"/>
+    <w:lsdException w:name="Table Subtle 2" w:semiHidden="0" w:uiPriority="0" w:unhideWhenUsed="0"/>
+    <w:lsdException w:name="Table Web 1" w:semiHidden="0" w:uiPriority="0" w:unhideWhenUsed="0"/>
+    <w:lsdException w:name="Table Web 2" w:semiHidden="0" w:uiPriority="0" w:unhideWhenUsed="0"/>
+    <w:lsdException w:name="Table Web 3" w:semiHidden="0" w:uiPriority="0" w:unhideWhenUsed="0"/>
+    <w:lsdException w:name="Balloon Text" w:semiHidden="0" w:uiPriority="0" w:unhideWhenUsed="0"/>
+    <w:lsdException w:name="Table Grid" w:semiHidden="0" w:uiPriority="0" w:unhideWhenUsed="0"/>
+    <w:lsdException w:name="Table Theme" w:semiHidden="0" w:uiPriority="0" w:unhideWhenUsed="0"/>
+    <w:lsdException w:name="Light Shading" w:semiHidden="0" w:uiPriority="60" w:unhideWhenUsed="0"/>
+    <w:lsdException w:name="Light List" w:semiHidden="0" w:uiPriority="61" w:unhideWhenUsed="0"/>
+    <w:lsdException w:name="Light Grid" w:semiHidden="0" w:uiPriority="62" w:unhideWhenUsed="0"/>
+    <w:lsdException w:name="Medium Shading 1" w:semiHidden="0" w:uiPriority="63" w:unhideWhenUsed="0"/>
+    <w:lsdException w:name="Medium Shading 2" w:semiHidden="0" w:uiPriority="64" w:unhideWhenUsed="0"/>
+    <w:lsdException w:name="Medium List 1" w:semiHidden="0" w:uiPriority="65" w:unhideWhenUsed="0"/>
+    <w:lsdException w:name="Medium List 2" w:semiHidden="0" w:uiPriority="66" w:unhideWhenUsed="0"/>
+    <w:lsdException w:name="Medium Grid 1" w:semiHidden="0" w:uiPriority="67" w:unhideWhenUsed="0"/>
+    <w:lsdException w:name="Medium Grid 2" w:semiHidden="0" w:uiPriority="68" w:unhideWhenUsed="0"/>
+    <w:lsdException w:name="Medium Grid 3" w:semiHidden="0" w:uiPriority="69" w:unhideWhenUsed="0"/>
+    <w:lsdException w:name="Dark List" w:semiHidden="0" w:uiPriority="70" w:unhideWhenUsed="0"/>
+    <w:lsdException w:name="Colorful Shading" w:semiHidden="0" w:uiPriority="71" w:unhideWhenUsed="0"/>
+    <w:lsdException w:name="Colorful List" w:semiHidden="0" w:uiPriority="72" w:unhideWhenUsed="0"/>
+    <w:lsdException w:name="Colorful Grid" w:semiHidden="0" w:uiPriority="73" w:unhideWhenUsed="0"/>
+    <w:lsdException w:name="Light Shading Accent 1" w:semiHidden="0" w:uiPriority="60" w:unhideWhenUsed="0"/>
+    <w:lsdException w:name="Light List Accent 1" w:semiHidden="0" w:uiPriority="61" w:unhideWhenUsed="0"/>
+    <w:lsdException w:name="Light Grid Accent 1" w:semiHidden="0" w:uiPriority="62" w:unhideWhenUsed="0"/>
+    <w:lsdException w:name="Medium Shading 1 Accent 1" w:semiHidden="0" w:uiPriority="63" w:unhideWhenUsed="0"/>
+    <w:lsdException w:name="Medium Shading 2 Accent 1" w:semiHidden="0" w:uiPriority="64" w:unhideWhenUsed="0"/>
+    <w:lsdException w:name="Medium List 1 Accent 1" w:semiHidden="0" w:uiPriority="65" w:unhideWhenUsed="0"/>
+    <w:lsdException w:name="Medium List 2 Accent 1" w:semiHidden="0" w:uiPriority="66" w:unhideWhenUsed="0"/>
+    <w:lsdException w:name="Medium Grid 1 Accent 1" w:semiHidden="0" w:uiPriority="67" w:unhideWhenUsed="0"/>
+    <w:lsdException w:name="Medium Grid 2 Accent 1" w:semiHidden="0" w:uiPriority="68" w:unhideWhenUsed="0"/>
+    <w:lsdException w:name="Medium Grid 3 Accent 1" w:semiHidden="0" w:uiPriority="69" w:unhideWhenUsed="0"/>
+    <w:lsdException w:name="Dark List Accent 1" w:semiHidden="0" w:uiPriority="70" w:unhideWhenUsed="0"/>
+    <w:lsdException w:name="Colorful Shading Accent 1" w:semiHidden="0" w:uiPriority="71" w:unhideWhenUsed="0"/>
+    <w:lsdException w:name="Colorful List Accent 1" w:semiHidden="0" w:uiPriority="72" w:unhideWhenUsed="0"/>
+    <w:lsdException w:name="Colorful Grid Accent 1" w:semiHidden="0" w:uiPriority="73" w:unhideWhenUsed="0"/>
+    <w:lsdException w:name="Light Shading Accent 2" w:semiHidden="0" w:uiPriority="60" w:unhideWhenUsed="0"/>
+    <w:lsdException w:name="Light List Accent 2" w:semiHidden="0" w:uiPriority="61" w:unhideWhenUsed="0"/>
+    <w:lsdException w:name="Light Grid Accent 2" w:semiHidden="0" w:uiPriority="62" w:unhideWhenUsed="0"/>
+    <w:lsdException w:name="Medium Shading 1 Accent 2" w:semiHidden="0" w:uiPriority="63" w:unhideWhenUsed="0"/>
+    <w:lsdException w:name="Medium Shading 2 Accent 2" w:semiHidden="0" w:uiPriority="64" w:unhideWhenUsed="0"/>
+    <w:lsdException w:name="Medium List 1 Accent 2" w:semiHidden="0" w:uiPriority="65" w:unhideWhenUsed="0"/>
+    <w:lsdException w:name="Medium List 2 Accent 2" w:semiHidden="0" w:uiPriority="66" w:unhideWhenUsed="0"/>
+    <w:lsdException w:name="Medium Grid 1 Accent 2" w:semiHidden="0" w:uiPriority="67" w:unhideWhenUsed="0"/>
+    <w:lsdException w:name="Medium Grid 2 Accent 2" w:semiHidden="0" w:uiPriority="68" w:unhideWhenUsed="0"/>
+    <w:lsdException w:name="Medium Grid 3 Accent 2" w:semiHidden="0" w:uiPriority="69" w:unhideWhenUsed="0"/>
+    <w:lsdException w:name="Dark List Accent 2" w:semiHidden="0" w:uiPriority="70" w:unhideWhenUsed="0"/>
+    <w:lsdException w:name="Colorful Shading Accent 2" w:semiHidden="0" w:uiPriority="71" w:unhideWhenUsed="0"/>
+    <w:lsdException w:name="Colorful List Accent 2" w:semiHidden="0" w:uiPriority="72" w:unhideWhenUsed="0"/>
+    <w:lsdException w:name="Colorful Grid Accent 2" w:semiHidden="0" w:uiPriority="73" w:unhideWhenUsed="0"/>
+    <w:lsdException w:name="Light Shading Accent 3" w:semiHidden="0" w:uiPriority="60" w:unhideWhenUsed="0"/>
+    <w:lsdException w:name="Light List Accent 3" w:semiHidden="0" w:uiPriority="61" w:unhideWhenUsed="0"/>
+    <w:lsdException w:name="Light Grid Accent 3" w:semiHidden="0" w:uiPriority="62" w:unhideWhenUsed="0"/>
+    <w:lsdException w:name="Medium Shading 1 Accent 3" w:semiHidden="0" w:uiPriority="63" w:unhideWhenUsed="0"/>
+    <w:lsdException w:name="Medium Shading 2 Accent 3" w:semiHidden="0" w:uiPriority="64" w:unhideWhenUsed="0"/>
+    <w:lsdException w:name="Medium List 1 Accent 3" w:semiHidden="0" w:uiPriority="65" w:unhideWhenUsed="0"/>
+    <w:lsdException w:name="Medium List 2 Accent 3" w:semiHidden="0" w:uiPriority="66" w:unhideWhenUsed="0"/>
+    <w:lsdException w:name="Medium Grid 1 Accent 3" w:semiHidden="0" w:uiPriority="67" w:unhideWhenUsed="0"/>
+    <w:lsdException w:name="Medium Grid 2 Accent 3" w:semiHidden="0" w:uiPriority="68" w:unhideWhenUsed="0"/>
+    <w:lsdException w:name="Medium Grid 3 Accent 3" w:semiHidden="0" w:uiPriority="69" w:unhideWhenUsed="0"/>
+    <w:lsdException w:name="Dark List Accent 3" w:semiHidden="0" w:uiPriority="70" w:unhideWhenUsed="0"/>
+    <w:lsdException w:name="Colorful Shading Accent 3" w:semiHidden="0" w:uiPriority="71" w:unhideWhenUsed="0"/>
+    <w:lsdException w:name="Colorful List Accent 3" w:semiHidden="0" w:uiPriority="72" w:unhideWhenUsed="0"/>
+    <w:lsdException w:name="Colorful Grid Accent 3" w:semiHidden="0" w:uiPriority="73" w:unhideWhenUsed="0"/>
+    <w:lsdException w:name="Light Shading Accent 4" w:semiHidden="0" w:uiPriority="60" w:unhideWhenUsed="0"/>
+    <w:lsdException w:name="Light List Accent 4" w:semiHidden="0" w:uiPriority="61" w:unhideWhenUsed="0"/>
+    <w:lsdException w:name="Light Grid Accent 4" w:semiHidden="0" w:uiPriority="62" w:unhideWhenUsed="0"/>
+    <w:lsdException w:name="Medium Shading 1 Accent 4" w:semiHidden="0" w:uiPriority="63" w:unhideWhenUsed="0"/>
+    <w:lsdException w:name="Medium Shading 2 Accent 4" w:semiHidden="0" w:uiPriority="64" w:unhideWhenUsed="0"/>
+    <w:lsdException w:name="Medium List 1 Accent 4" w:semiHidden="0" w:uiPriority="65" w:unhideWhenUsed="0"/>
+    <w:lsdException w:name="Medium List 2 Accent 4" w:semiHidden="0" w:uiPriority="66" w:unhideWhenUsed="0"/>
+    <w:lsdException w:name="Medium Grid 1 Accent 4" w:semiHidden="0" w:uiPriority="67" w:unhideWhenUsed="0"/>
+    <w:lsdException w:name="Medium Grid 2 Accent 4" w:semiHidden="0" w:uiPriority="68" w:unhideWhenUsed="0"/>
+    <w:lsdException w:name="Medium Grid 3 Accent 4" w:semiHidden="0" w:uiPriority="69" w:unhideWhenUsed="0"/>
+    <w:lsdException w:name="Dark List Accent 4" w:semiHidden="0" w:uiPriority="70" w:unhideWhenUsed="0"/>
+    <w:lsdException w:name="Colorful Shading Accent 4" w:semiHidden="0" w:uiPriority="71" w:unhideWhenUsed="0"/>
+    <w:lsdException w:name="Colorful List Accent 4" w:semiHidden="0" w:uiPriority="72" w:unhideWhenUsed="0"/>
+    <w:lsdException w:name="Colorful Grid Accent 4" w:semiHidden="0" w:uiPriority="73" w:unhideWhenUsed="0"/>
+    <w:lsdException w:name="Light Shading Accent 5" w:semiHidden="0" w:uiPriority="60" w:unhideWhenUsed="0"/>
+    <w:lsdException w:name="Light List Accent 5" w:semiHidden="0" w:uiPriority="61" w:unhideWhenUsed="0"/>
+    <w:lsdException w:name="Light Grid Accent 5" w:semiHidden="0" w:uiPriority="62" w:unhideWhenUsed="0"/>
+    <w:lsdException w:name="Medium Shading 1 Accent 5" w:semiHidden="0" w:uiPriority="63" w:unhideWhenUsed="0"/>
+    <w:lsdException w:name="Medium Shading 2 Accent 5" w:semiHidden="0" w:uiPriority="64" w:unhideWhenUsed="0"/>
+    <w:lsdException w:name="Medium List 1 Accent 5" w:semiHidden="0" w:uiPriority="65" w:unhideWhenUsed="0"/>
+    <w:lsdException w:name="Medium List 2 Accent 5" w:semiHidden="0" w:uiPriority="66" w:unhideWhenUsed="0"/>
+    <w:lsdException w:name="Medium Grid 1 Accent 5" w:semiHidden="0" w:uiPriority="67" w:unhideWhenUsed="0"/>
+    <w:lsdException w:name="Medium Grid 2 Accent 5" w:semiHidden="0" w:uiPriority="68" w:unhideWhenUsed="0"/>
+    <w:lsdException w:name="Medium Grid 3 Accent 5" w:semiHidden="0" w:uiPriority="69" w:unhideWhenUsed="0"/>
+    <w:lsdException w:name="Dark List Accent 5" w:semiHidden="0" w:uiPriority="70" w:unhideWhenUsed="0"/>
+    <w:lsdException w:name="Colorful Shading Accent 5" w:semiHidden="0" w:uiPriority="71" w:unhideWhenUsed="0"/>
+    <w:lsdException w:name="Colorful List Accent 5" w:semiHidden="0" w:uiPriority="72" w:unhideWhenUsed="0"/>
+    <w:lsdException w:name="Colorful Grid Accent 5" w:semiHidden="0" w:uiPriority="73" w:unhideWhenUsed="0"/>
+    <w:lsdException w:name="Light Shading Accent 6" w:semiHidden="0" w:uiPriority="60" w:unhideWhenUsed="0"/>
+    <w:lsdException w:name="Light List Accent 6" w:semiHidden="0" w:uiPriority="61" w:unhideWhenUsed="0"/>
+    <w:lsdException w:name="Light Grid Accent 6" w:semiHidden="0" w:uiPriority="62" w:unhideWhenUsed="0"/>
+    <w:lsdException w:name="Medium Shading 1 Accent 6" w:semiHidden="0" w:uiPriority="63" w:unhideWhenUsed="0"/>
+    <w:lsdException w:name="Medium Shading 2 Accent 6" w:semiHidden="0" w:uiPriority="64" w:unhideWhenUsed="0"/>
+    <w:lsdException w:name="Medium List 1 Accent 6" w:semiHidden="0" w:uiPriority="65" w:unhideWhenUsed="0"/>
+    <w:lsdException w:name="Medium List 2 Accent 6" w:semiHidden="0" w:uiPriority="66" w:unhideWhenUsed="0"/>
+    <w:lsdException w:name="Medium Grid 1 Accent 6" w:semiHidden="0" w:uiPriority="67" w:unhideWhenUsed="0"/>
+    <w:lsdException w:name="Medium Grid 2 Accent 6" w:semiHidden="0" w:uiPriority="68" w:unhideWhenUsed="0"/>
+    <w:lsdException w:name="Medium Grid 3 Accent 6" w:semiHidden="0" w:uiPriority="69" w:unhideWhenUsed="0"/>
+    <w:lsdException w:name="Dark List Accent 6" w:semiHidden="0" w:uiPriority="70" w:unhideWhenUsed="0"/>
+    <w:lsdException w:name="Colorful Shading Accent 6" w:semiHidden="0" w:uiPriority="71" w:unhideWhenUsed="0"/>
+    <w:lsdException w:name="Colorful List Accent 6" w:semiHidden="0" w:uiPriority="72" w:unhideWhenUsed="0"/>
+    <w:lsdException w:name="Colorful Grid Accent 6" w:semiHidden="0" w:uiPriority="73" w:unhideWhenUsed="0"/>
   </w:latentStyles>
-  <w:style w:type="paragraph" w:default="1" w:styleId="1">
+  <w:style w:type="paragraph" w:default="1" w:styleId="Normal">
     <w:name w:val="Normal"/>
     <w:qFormat/>
-    <w:uiPriority w:val="0"/>
     <w:pPr>
       <w:kinsoku w:val="0"/>
       <w:autoSpaceDE w:val="0"/>
@@ -3383,7 +3246,7 @@
       <w:textAlignment w:val="baseline"/>
     </w:pPr>
     <w:rPr>
-      <w:rFonts w:ascii="Arial" w:hAnsi="Arial" w:eastAsia="宋体" w:cs="Arial"/>
+      <w:rFonts w:ascii="Arial" w:eastAsia="宋体" w:hAnsi="Arial" w:cs="Arial"/>
       <w:snapToGrid w:val="0"/>
       <w:color w:val="000000"/>
       <w:kern w:val="0"/>
@@ -3392,16 +3255,14 @@
       <w:lang w:val="en-US" w:eastAsia="en-US" w:bidi="ar-SA"/>
     </w:rPr>
   </w:style>
-  <w:style w:type="character" w:default="1" w:styleId="3">
+  <w:style w:type="character" w:default="1" w:styleId="DefaultParagraphFont">
     <w:name w:val="Default Paragraph Font"/>
     <w:semiHidden/>
     <w:qFormat/>
-    <w:uiPriority w:val="0"/>
   </w:style>
-  <w:style w:type="table" w:default="1" w:styleId="2">
+  <w:style w:type="table" w:default="1" w:styleId="TableNormal">
     <w:name w:val="Normal Table"/>
     <w:semiHidden/>
-    <w:uiPriority w:val="0"/>
     <w:tblPr>
       <w:tblCellMar>
         <w:top w:w="0" w:type="dxa"/>
@@ -3411,19 +3272,17 @@
       </w:tblCellMar>
     </w:tblPr>
   </w:style>
-  <w:style w:type="character" w:styleId="4">
+  <w:style w:type="character" w:styleId="Strong">
     <w:name w:val="Strong"/>
-    <w:basedOn w:val="3"/>
+    <w:basedOn w:val="DefaultParagraphFont"/>
     <w:qFormat/>
-    <w:uiPriority w:val="0"/>
     <w:rPr>
       <w:b/>
     </w:rPr>
   </w:style>
-  <w:style w:type="character" w:styleId="5">
+  <w:style w:type="character" w:styleId="HTMLCode">
     <w:name w:val="HTML Code"/>
-    <w:basedOn w:val="3"/>
-    <w:uiPriority w:val="0"/>
+    <w:basedOn w:val="DefaultParagraphFont"/>
     <w:rPr>
       <w:rFonts w:ascii="Courier New" w:hAnsi="Courier New"/>
       <w:sz w:val="20"/>
